--- a/01-plan/25-1 프로젝트 수강신청서 및 계획서.docx
+++ b/01-plan/25-1 프로젝트 수강신청서 및 계획서.docx
@@ -1927,19 +1927,24 @@
           <w:p>
             <w:pPr>
               <w:pStyle w:val="a8"/>
-              <w:spacing w:before="240" w:line="312" w:lineRule="auto"/>
+              <w:spacing w:line="312" w:lineRule="auto"/>
               <w:ind w:left="100"/>
               <w:rPr>
-                <w:lang w:eastAsia="ko-KR"/>
-              </w:rPr>
-            </w:pPr>
-            <w:r>
-              <w:rPr>
-                <w:rFonts w:ascii="돋움" w:eastAsia="돋움" w:cs="돋움"/>
-                <w:b/>
-                <w:bCs/>
-                <w:sz w:val="28"/>
-                <w:szCs w:val="28"/>
+                <w:rFonts w:ascii="돋움" w:eastAsia="돋움" w:cs="돋움"/>
+                <w:b/>
+                <w:bCs/>
+                <w:sz w:val="24"/>
+                <w:szCs w:val="24"/>
+                <w:lang w:eastAsia="ko-KR"/>
+              </w:rPr>
+            </w:pPr>
+            <w:r>
+              <w:rPr>
+                <w:rFonts w:ascii="돋움" w:eastAsia="돋움" w:cs="돋움"/>
+                <w:b/>
+                <w:bCs/>
+                <w:sz w:val="24"/>
+                <w:szCs w:val="24"/>
                 <w:lang w:eastAsia="ko-KR"/>
               </w:rPr>
               <w:t>1. 프로젝트 제목</w:t>
@@ -1948,13 +1953,21 @@
           <w:p>
             <w:pPr>
               <w:pStyle w:val="a8"/>
-              <w:spacing w:before="60" w:line="312" w:lineRule="auto"/>
+              <w:spacing w:line="200" w:lineRule="auto"/>
               <w:ind w:left="100"/>
               <w:rPr>
-                <w:lang w:eastAsia="ko-KR"/>
-              </w:rPr>
-            </w:pPr>
-            <w:r>
+                <w:rFonts w:ascii="돋움" w:eastAsia="돋움" w:cs="돋움"/>
+                <w:sz w:val="10"/>
+                <w:szCs w:val="10"/>
+                <w:lang w:eastAsia="ko-KR"/>
+              </w:rPr>
+            </w:pPr>
+          </w:p>
+          <w:p>
+            <w:pPr>
+              <w:pStyle w:val="a8"/>
+              <w:spacing w:line="312" w:lineRule="auto"/>
+              <w:ind w:left="100"/>
               <w:rPr>
                 <w:rFonts w:ascii="돋움" w:eastAsia="돋움" w:cs="돋움"/>
                 <w:b/>
@@ -1963,9 +1976,7 @@
                 <w:szCs w:val="22"/>
                 <w:lang w:eastAsia="ko-KR"/>
               </w:rPr>
-              <w:t xml:space="preserve">OS 스케줄링 알고리즘을 활용한 </w:t>
-            </w:r>
-            <w:proofErr w:type="spellStart"/>
+            </w:pPr>
             <w:r>
               <w:rPr>
                 <w:rFonts w:ascii="돋움" w:eastAsia="돋움" w:cs="돋움"/>
@@ -1975,10 +1986,66 @@
                 <w:szCs w:val="22"/>
                 <w:lang w:eastAsia="ko-KR"/>
               </w:rPr>
-              <w:t>멀티테넌트</w:t>
-            </w:r>
-            <w:proofErr w:type="spellEnd"/>
-            <w:r>
+              <w:t>OS 스케줄링 알고리즘을 활용한 다중 사용자 LLM API 요청 관리 시스템</w:t>
+            </w:r>
+          </w:p>
+          <w:p>
+            <w:pPr>
+              <w:pStyle w:val="a8"/>
+              <w:spacing w:line="200" w:lineRule="auto"/>
+              <w:ind w:left="100"/>
+              <w:rPr>
+                <w:rFonts w:ascii="돋움" w:eastAsia="돋움" w:cs="돋움"/>
+                <w:sz w:val="10"/>
+                <w:szCs w:val="10"/>
+                <w:lang w:eastAsia="ko-KR"/>
+              </w:rPr>
+            </w:pPr>
+          </w:p>
+          <w:p>
+            <w:pPr>
+              <w:pStyle w:val="a8"/>
+              <w:spacing w:line="312" w:lineRule="auto"/>
+              <w:ind w:left="100"/>
+              <w:rPr>
+                <w:rFonts w:ascii="돋움" w:eastAsia="돋움" w:cs="돋움"/>
+                <w:b/>
+                <w:bCs/>
+                <w:sz w:val="24"/>
+                <w:szCs w:val="24"/>
+                <w:lang w:eastAsia="ko-KR"/>
+              </w:rPr>
+            </w:pPr>
+            <w:r>
+              <w:rPr>
+                <w:rFonts w:ascii="돋움" w:eastAsia="돋움" w:cs="돋움"/>
+                <w:b/>
+                <w:bCs/>
+                <w:sz w:val="24"/>
+                <w:szCs w:val="24"/>
+                <w:lang w:eastAsia="ko-KR"/>
+              </w:rPr>
+              <w:t>2. 프로젝트 개요</w:t>
+            </w:r>
+          </w:p>
+          <w:p>
+            <w:pPr>
+              <w:pStyle w:val="a8"/>
+              <w:spacing w:line="200" w:lineRule="auto"/>
+              <w:ind w:left="100"/>
+              <w:rPr>
+                <w:rFonts w:ascii="돋움" w:eastAsia="돋움" w:cs="돋움"/>
+                <w:sz w:val="10"/>
+                <w:szCs w:val="10"/>
+                <w:lang w:eastAsia="ko-KR"/>
+              </w:rPr>
+            </w:pPr>
+          </w:p>
+          <w:p>
+            <w:pPr>
+              <w:pStyle w:val="a8"/>
+              <w:spacing w:line="312" w:lineRule="auto"/>
+              <w:ind w:left="100"/>
               <w:rPr>
                 <w:rFonts w:ascii="돋움" w:eastAsia="돋움" w:cs="돋움"/>
                 <w:b/>
@@ -1987,50 +2054,31 @@
                 <w:szCs w:val="22"/>
                 <w:lang w:eastAsia="ko-KR"/>
               </w:rPr>
-              <w:t xml:space="preserve"> LLM API 요청 관리 시스템</w:t>
-            </w:r>
-          </w:p>
-          <w:p>
-            <w:pPr>
-              <w:pStyle w:val="a8"/>
-              <w:spacing w:before="240" w:line="312" w:lineRule="auto"/>
+            </w:pPr>
+            <w:r>
+              <w:rPr>
+                <w:rFonts w:ascii="돋움" w:eastAsia="돋움" w:cs="돋움"/>
+                <w:b/>
+                <w:bCs/>
+                <w:sz w:val="22"/>
+                <w:szCs w:val="22"/>
+                <w:lang w:eastAsia="ko-KR"/>
+              </w:rPr>
+              <w:t>2.1 배경 및 동기</w:t>
+            </w:r>
+          </w:p>
+          <w:p>
+            <w:pPr>
+              <w:pStyle w:val="a8"/>
+              <w:spacing w:line="200" w:lineRule="auto"/>
               <w:ind w:left="100"/>
               <w:rPr>
-                <w:lang w:eastAsia="ko-KR"/>
-              </w:rPr>
-            </w:pPr>
-            <w:r>
-              <w:rPr>
-                <w:rFonts w:ascii="돋움" w:eastAsia="돋움" w:cs="돋움"/>
-                <w:b/>
-                <w:bCs/>
-                <w:sz w:val="28"/>
-                <w:szCs w:val="28"/>
-                <w:lang w:eastAsia="ko-KR"/>
-              </w:rPr>
-              <w:t>2. 프로젝트 개요</w:t>
-            </w:r>
-          </w:p>
-          <w:p>
-            <w:pPr>
-              <w:pStyle w:val="a8"/>
-              <w:spacing w:before="120" w:line="312" w:lineRule="auto"/>
-              <w:ind w:left="100"/>
-              <w:rPr>
-                <w:lang w:eastAsia="ko-KR"/>
-              </w:rPr>
-            </w:pPr>
-            <w:r>
-              <w:rPr>
-                <w:rFonts w:ascii="돋움" w:eastAsia="돋움" w:cs="돋움"/>
-                <w:b/>
-                <w:bCs/>
-                <w:sz w:val="24"/>
-                <w:szCs w:val="24"/>
-                <w:lang w:eastAsia="ko-KR"/>
-              </w:rPr>
-              <w:t>2.1 배경 및 동기</w:t>
-            </w:r>
+                <w:rFonts w:ascii="돋움" w:eastAsia="돋움" w:cs="돋움"/>
+                <w:sz w:val="10"/>
+                <w:szCs w:val="10"/>
+                <w:lang w:eastAsia="ko-KR"/>
+              </w:rPr>
+            </w:pPr>
           </w:p>
           <w:p>
             <w:pPr>
@@ -2038,84 +2086,189 @@
               <w:spacing w:line="312" w:lineRule="auto"/>
               <w:ind w:left="100"/>
               <w:rPr>
-                <w:lang w:eastAsia="ko-KR"/>
-              </w:rPr>
-            </w:pPr>
-            <w:r>
-              <w:rPr>
-                <w:rFonts w:ascii="돋움" w:eastAsia="돋움" w:cs="돋움"/>
+                <w:rFonts w:ascii="돋움" w:eastAsia="돋움" w:cs="돋움"/>
+                <w:lang w:eastAsia="ko-KR"/>
+              </w:rPr>
+            </w:pPr>
+            <w:r>
+              <w:rPr>
+                <w:rFonts w:ascii="돋움" w:eastAsia="돋움" w:cs="돋움"/>
+                <w:lang w:eastAsia="ko-KR"/>
+              </w:rPr>
+              <w:t>ChatGPT, Claude 등 대규모 언어 모델(LLM) API 사용이 빠르게 늘고 있습니다. 여러 사용자가 동시에 LLM API</w:t>
+            </w:r>
+            <w:proofErr w:type="spellStart"/>
+            <w:r>
+              <w:rPr>
+                <w:rFonts w:ascii="돋움" w:eastAsia="돋움" w:cs="돋움"/>
+                <w:lang w:eastAsia="ko-KR"/>
+              </w:rPr>
+              <w:t>를</w:t>
+            </w:r>
+            <w:proofErr w:type="spellEnd"/>
+            <w:r>
+              <w:rPr>
+                <w:rFonts w:ascii="돋움" w:eastAsia="돋움" w:cs="돋움"/>
+                <w:lang w:eastAsia="ko-KR"/>
+              </w:rPr>
+              <w:t xml:space="preserve"> 호출하는 환경에서는 요청을 어떤 순서로 </w:t>
+            </w:r>
+            <w:proofErr w:type="spellStart"/>
+            <w:r>
+              <w:rPr>
+                <w:rFonts w:ascii="돋움" w:eastAsia="돋움" w:cs="돋움"/>
+                <w:lang w:eastAsia="ko-KR"/>
+              </w:rPr>
+              <w:t>처리할지가</w:t>
+            </w:r>
+            <w:proofErr w:type="spellEnd"/>
+            <w:r>
+              <w:rPr>
+                <w:rFonts w:ascii="돋움" w:eastAsia="돋움" w:cs="돋움"/>
+                <w:lang w:eastAsia="ko-KR"/>
+              </w:rPr>
+              <w:t xml:space="preserve"> 중요한 문제인데, 현재 많은 LLM 서비스는 선착순(FCFS) 처리나 단순 Rate Limiting</w:t>
+            </w:r>
+            <w:proofErr w:type="spellStart"/>
+            <w:r>
+              <w:rPr>
+                <w:rFonts w:ascii="돋움" w:eastAsia="돋움" w:cs="돋움"/>
+                <w:lang w:eastAsia="ko-KR"/>
+              </w:rPr>
+              <w:t>에</w:t>
+            </w:r>
+            <w:proofErr w:type="spellEnd"/>
+            <w:r>
+              <w:rPr>
+                <w:rFonts w:ascii="돋움" w:eastAsia="돋움" w:cs="돋움"/>
+                <w:lang w:eastAsia="ko-KR"/>
+              </w:rPr>
+              <w:t xml:space="preserve"> 의존하고 있습니다. 이 경우 긴 요청이 </w:t>
+            </w:r>
+            <w:proofErr w:type="spellStart"/>
+            <w:r>
+              <w:rPr>
+                <w:rFonts w:ascii="돋움" w:eastAsia="돋움" w:cs="돋움"/>
+                <w:lang w:eastAsia="ko-KR"/>
+              </w:rPr>
+              <w:t>짦은</w:t>
+            </w:r>
+            <w:proofErr w:type="spellEnd"/>
+            <w:r>
+              <w:rPr>
+                <w:rFonts w:ascii="돋움" w:eastAsia="돋움" w:cs="돋움"/>
+                <w:lang w:eastAsia="ko-KR"/>
+              </w:rPr>
+              <w:t xml:space="preserve"> 요청을 지연시키는 호위 효과(Convoy Effect)가 발생하거나, 긴급한 요청도 순서를 기다려야 하는 문제가 생길 수 있습니다.</w:t>
+            </w:r>
+          </w:p>
+          <w:p>
+            <w:pPr>
+              <w:pStyle w:val="a8"/>
+              <w:spacing w:line="200" w:lineRule="auto"/>
+              <w:ind w:left="100"/>
+              <w:rPr>
+                <w:rFonts w:ascii="돋움" w:eastAsia="돋움" w:cs="돋움"/>
+                <w:sz w:val="10"/>
+                <w:szCs w:val="10"/>
+                <w:lang w:eastAsia="ko-KR"/>
+              </w:rPr>
+            </w:pPr>
+          </w:p>
+          <w:p>
+            <w:pPr>
+              <w:pStyle w:val="a8"/>
+              <w:spacing w:line="312" w:lineRule="auto"/>
+              <w:ind w:left="100"/>
+              <w:rPr>
+                <w:rFonts w:ascii="돋움" w:eastAsia="돋움" w:cs="돋움"/>
+                <w:lang w:eastAsia="ko-KR"/>
+              </w:rPr>
+            </w:pPr>
+            <w:r>
+              <w:rPr>
+                <w:rFonts w:ascii="돋움" w:eastAsia="돋움" w:cs="돋움"/>
+                <w:lang w:eastAsia="ko-KR"/>
+              </w:rPr>
+              <w:t xml:space="preserve">3학년 운영체제 수업에서 프로세스 스케줄링을 배우면서 </w:t>
+            </w:r>
+            <w:r>
+              <w:rPr>
+                <w:rFonts w:ascii="돋움" w:eastAsia="돋움" w:cs="돋움"/>
+                <w:lang w:eastAsia="ko-KR"/>
+              </w:rPr>
+              <w:t>“</w:t>
+            </w:r>
+            <w:r>
+              <w:rPr>
+                <w:rFonts w:ascii="돋움" w:eastAsia="돋움" w:cs="돋움"/>
+                <w:lang w:eastAsia="ko-KR"/>
+              </w:rPr>
+              <w:t>이 알고리즘들을 실제 시스템에 적용하면 어떨까?</w:t>
+            </w:r>
+            <w:r>
+              <w:rPr>
+                <w:rFonts w:ascii="돋움" w:eastAsia="돋움" w:cs="돋움"/>
+                <w:lang w:eastAsia="ko-KR"/>
+              </w:rPr>
+              <w:t>”</w:t>
+            </w:r>
+            <w:r>
+              <w:rPr>
+                <w:rFonts w:ascii="돋움" w:eastAsia="돋움" w:cs="돋움"/>
+                <w:lang w:eastAsia="ko-KR"/>
+              </w:rPr>
+              <w:t>라는 궁금증이 생겼고, 이를 LLM API 요청 관리에 적용해 보면 재미있겠다고 생각하여 이 주제를 선택했습니다.</w:t>
+            </w:r>
+          </w:p>
+          <w:p>
+            <w:pPr>
+              <w:pStyle w:val="a8"/>
+              <w:spacing w:line="200" w:lineRule="auto"/>
+              <w:ind w:left="100"/>
+              <w:rPr>
+                <w:rFonts w:ascii="돋움" w:eastAsia="돋움" w:cs="돋움"/>
+                <w:sz w:val="10"/>
+                <w:szCs w:val="10"/>
+                <w:lang w:eastAsia="ko-KR"/>
+              </w:rPr>
+            </w:pPr>
+          </w:p>
+          <w:p>
+            <w:pPr>
+              <w:pStyle w:val="a8"/>
+              <w:spacing w:line="312" w:lineRule="auto"/>
+              <w:ind w:left="100"/>
+              <w:rPr>
+                <w:rFonts w:ascii="돋움" w:eastAsia="돋움" w:cs="돋움"/>
+                <w:b/>
+                <w:bCs/>
                 <w:sz w:val="22"/>
                 <w:szCs w:val="22"/>
                 <w:lang w:eastAsia="ko-KR"/>
               </w:rPr>
-              <w:t>ChatGPT, Claude 등 대규모 언어 모델(LLM) API 사용이 빠르게 늘고 있습니다. 여러 사용자가 동시에 LLM API</w:t>
-            </w:r>
-            <w:proofErr w:type="spellStart"/>
-            <w:r>
-              <w:rPr>
-                <w:rFonts w:ascii="돋움" w:eastAsia="돋움" w:cs="돋움"/>
+            </w:pPr>
+            <w:r>
+              <w:rPr>
+                <w:rFonts w:ascii="돋움" w:eastAsia="돋움" w:cs="돋움"/>
+                <w:b/>
+                <w:bCs/>
                 <w:sz w:val="22"/>
                 <w:szCs w:val="22"/>
                 <w:lang w:eastAsia="ko-KR"/>
               </w:rPr>
-              <w:t>를</w:t>
-            </w:r>
-            <w:proofErr w:type="spellEnd"/>
-            <w:r>
-              <w:rPr>
-                <w:rFonts w:ascii="돋움" w:eastAsia="돋움" w:cs="돋움"/>
-                <w:sz w:val="22"/>
-                <w:szCs w:val="22"/>
-                <w:lang w:eastAsia="ko-KR"/>
-              </w:rPr>
-              <w:t xml:space="preserve"> 호출하는 환경에서는 요청을 어떤 순서로 </w:t>
-            </w:r>
-            <w:proofErr w:type="spellStart"/>
-            <w:r>
-              <w:rPr>
-                <w:rFonts w:ascii="돋움" w:eastAsia="돋움" w:cs="돋움"/>
-                <w:sz w:val="22"/>
-                <w:szCs w:val="22"/>
-                <w:lang w:eastAsia="ko-KR"/>
-              </w:rPr>
-              <w:t>처리할지가</w:t>
-            </w:r>
-            <w:proofErr w:type="spellEnd"/>
-            <w:r>
-              <w:rPr>
-                <w:rFonts w:ascii="돋움" w:eastAsia="돋움" w:cs="돋움"/>
-                <w:sz w:val="22"/>
-                <w:szCs w:val="22"/>
-                <w:lang w:eastAsia="ko-KR"/>
-              </w:rPr>
-              <w:t xml:space="preserve"> 중요한 문제인데, 현재 많은 LLM 서비스는 선착순(FCFS) 처리나 단순 Rate Limiting</w:t>
-            </w:r>
-            <w:proofErr w:type="spellStart"/>
-            <w:r>
-              <w:rPr>
-                <w:rFonts w:ascii="돋움" w:eastAsia="돋움" w:cs="돋움"/>
-                <w:sz w:val="22"/>
-                <w:szCs w:val="22"/>
-                <w:lang w:eastAsia="ko-KR"/>
-              </w:rPr>
-              <w:t>에</w:t>
-            </w:r>
-            <w:proofErr w:type="spellEnd"/>
-            <w:r>
-              <w:rPr>
-                <w:rFonts w:ascii="돋움" w:eastAsia="돋움" w:cs="돋움"/>
-                <w:sz w:val="22"/>
-                <w:szCs w:val="22"/>
-                <w:lang w:eastAsia="ko-KR"/>
-              </w:rPr>
-              <w:t xml:space="preserve"> 의존하고 있습니다. 이 경우 긴 요청이 짧은 요청을 지연시키는 호위 효과(Convoy Effect)가 발생하거나, 긴급한 요청도 순서를 기다려야 하는 문제가 생길 수 있습니다.</w:t>
+              <w:t>2.2 해결 방안</w:t>
             </w:r>
           </w:p>
           <w:p>
             <w:pPr>
               <w:pStyle w:val="a8"/>
               <w:spacing w:line="200" w:lineRule="auto"/>
-              <w:rPr>
+              <w:ind w:left="100"/>
+              <w:rPr>
+                <w:rFonts w:ascii="돋움" w:eastAsia="돋움" w:cs="돋움"/>
+                <w:sz w:val="10"/>
+                <w:szCs w:val="10"/>
                 <w:lang w:eastAsia="ko-KR"/>
               </w:rPr>
             </w:pPr>
@@ -2126,888 +2279,34 @@
               <w:spacing w:line="312" w:lineRule="auto"/>
               <w:ind w:left="100"/>
               <w:rPr>
-                <w:lang w:eastAsia="ko-KR"/>
-              </w:rPr>
-            </w:pPr>
-            <w:r>
-              <w:rPr>
-                <w:rFonts w:ascii="돋움" w:eastAsia="돋움" w:cs="돋움"/>
-                <w:sz w:val="22"/>
-                <w:szCs w:val="22"/>
-                <w:lang w:eastAsia="ko-KR"/>
-              </w:rPr>
-              <w:t>3학년 운영체제 수업에서 프로세스 스케줄링을 배우면서 "이 알고리즘들을 실제 시스템에 적용하면 어떨까?"라는 궁금증이 생겼고, 이를 LLM API 요청 관리에 적용해 보면 재미있겠다고 생각하여 이 주제를 선택했습니다.</w:t>
-            </w:r>
-          </w:p>
-          <w:p>
-            <w:pPr>
-              <w:pStyle w:val="a8"/>
-              <w:spacing w:before="120" w:line="312" w:lineRule="auto"/>
+                <w:rFonts w:ascii="돋움" w:eastAsia="돋움" w:cs="돋움"/>
+                <w:lang w:eastAsia="ko-KR"/>
+              </w:rPr>
+            </w:pPr>
+            <w:r>
+              <w:rPr>
+                <w:rFonts w:ascii="돋움" w:eastAsia="돋움" w:cs="돋움"/>
+                <w:lang w:eastAsia="ko-KR"/>
+              </w:rPr>
+              <w:t>운영체제의 CPU 스케줄링 알고리즘을 LLM API 요청 관리에 적용합니다.</w:t>
+            </w:r>
+          </w:p>
+          <w:p>
+            <w:pPr>
+              <w:pStyle w:val="a8"/>
+              <w:spacing w:line="200" w:lineRule="auto"/>
               <w:ind w:left="100"/>
               <w:rPr>
-                <w:lang w:eastAsia="ko-KR"/>
-              </w:rPr>
-            </w:pPr>
-            <w:r>
-              <w:rPr>
-                <w:rFonts w:ascii="돋움" w:eastAsia="돋움" w:cs="돋움"/>
-                <w:b/>
-                <w:bCs/>
-                <w:sz w:val="24"/>
-                <w:szCs w:val="24"/>
-                <w:lang w:eastAsia="ko-KR"/>
-              </w:rPr>
-              <w:t>2.2 해결 방안</w:t>
-            </w:r>
-          </w:p>
-          <w:p>
-            <w:pPr>
-              <w:pStyle w:val="a8"/>
-              <w:spacing w:line="312" w:lineRule="auto"/>
-              <w:ind w:left="100"/>
-              <w:rPr>
-                <w:lang w:eastAsia="ko-KR"/>
-              </w:rPr>
-            </w:pPr>
-            <w:r>
-              <w:rPr>
-                <w:rFonts w:ascii="돋움" w:eastAsia="돋움" w:cs="돋움"/>
-                <w:sz w:val="22"/>
-                <w:szCs w:val="22"/>
-                <w:lang w:eastAsia="ko-KR"/>
-              </w:rPr>
-              <w:t>운영체제의 CPU 스케줄링 알고리즘을 LLM API 요청 관리에 적용합니다.</w:t>
-            </w:r>
-          </w:p>
-          <w:p>
-            <w:pPr>
-              <w:pStyle w:val="a8"/>
-              <w:spacing w:line="200" w:lineRule="auto"/>
-              <w:rPr>
+                <w:rFonts w:ascii="돋움" w:eastAsia="돋움" w:cs="돋움"/>
+                <w:sz w:val="10"/>
+                <w:szCs w:val="10"/>
                 <w:lang w:eastAsia="ko-KR"/>
               </w:rPr>
             </w:pPr>
           </w:p>
           <w:tbl>
             <w:tblPr>
-              <w:tblW w:w="0" w:type="auto"/>
-              <w:tblBorders>
-                <w:top w:val="single" w:sz="4" w:space="0" w:color="000000"/>
-                <w:left w:val="single" w:sz="4" w:space="0" w:color="000000"/>
-                <w:bottom w:val="single" w:sz="4" w:space="0" w:color="000000"/>
-                <w:right w:val="single" w:sz="4" w:space="0" w:color="000000"/>
-                <w:insideH w:val="single" w:sz="4" w:space="0" w:color="000000"/>
-                <w:insideV w:val="single" w:sz="4" w:space="0" w:color="000000"/>
-              </w:tblBorders>
-              <w:tblLayout w:type="fixed"/>
-              <w:tblCellMar>
-                <w:top w:w="40" w:type="dxa"/>
-                <w:left w:w="80" w:type="dxa"/>
-                <w:bottom w:w="40" w:type="dxa"/>
-                <w:right w:w="80" w:type="dxa"/>
-              </w:tblCellMar>
-              <w:tblLook w:val="04A0" w:firstRow="1" w:lastRow="0" w:firstColumn="1" w:lastColumn="0" w:noHBand="0" w:noVBand="1"/>
-            </w:tblPr>
-            <w:tblGrid>
-              <w:gridCol w:w="1800"/>
-              <w:gridCol w:w="4000"/>
-              <w:gridCol w:w="4000"/>
-            </w:tblGrid>
-            <w:tr>
-              <w:tc>
-                <w:tcPr>
-                  <w:tcW w:w="1800" w:type="dxa"/>
-                  <w:shd w:val="clear" w:color="auto" w:fill="D9E2F3"/>
-                  <w:vAlign w:val="center"/>
-                </w:tcPr>
-                <w:p>
-                  <w:pPr>
-                    <w:pStyle w:val="a8"/>
-                    <w:jc w:val="center"/>
-                  </w:pPr>
-                  <w:r>
-                    <w:rPr>
-                      <w:rFonts w:ascii="돋움" w:eastAsia="돋움" w:cs="돋움"/>
-                      <w:b/>
-                      <w:bCs/>
-                      <w:sz w:val="22"/>
-                      <w:szCs w:val="22"/>
-                      <w:lang w:eastAsia="ko-KR"/>
-                    </w:rPr>
-                    <w:t>알고리즘</w:t>
-                  </w:r>
-                </w:p>
-              </w:tc>
-              <w:tc>
-                <w:tcPr>
-                  <w:tcW w:w="4000" w:type="dxa"/>
-                  <w:shd w:val="clear" w:color="auto" w:fill="D9E2F3"/>
-                  <w:vAlign w:val="center"/>
-                </w:tcPr>
-                <w:p>
-                  <w:pPr>
-                    <w:pStyle w:val="a8"/>
-                    <w:jc w:val="center"/>
-                  </w:pPr>
-                  <w:r>
-                    <w:rPr>
-                      <w:rFonts w:ascii="돋움" w:eastAsia="돋움" w:cs="돋움"/>
-                      <w:b/>
-                      <w:bCs/>
-                      <w:sz w:val="22"/>
-                      <w:szCs w:val="22"/>
-                      <w:lang w:eastAsia="ko-KR"/>
-                    </w:rPr>
-                    <w:t>설명</w:t>
-                  </w:r>
-                </w:p>
-              </w:tc>
-              <w:tc>
-                <w:tcPr>
-                  <w:tcW w:w="4000" w:type="dxa"/>
-                  <w:shd w:val="clear" w:color="auto" w:fill="D9E2F3"/>
-                  <w:vAlign w:val="center"/>
-                </w:tcPr>
-                <w:p>
-                  <w:pPr>
-                    <w:pStyle w:val="a8"/>
-                    <w:jc w:val="center"/>
-                  </w:pPr>
-                  <w:r>
-                    <w:rPr>
-                      <w:rFonts w:ascii="돋움" w:eastAsia="돋움" w:cs="돋움"/>
-                      <w:b/>
-                      <w:bCs/>
-                      <w:sz w:val="22"/>
-                      <w:szCs w:val="22"/>
-                      <w:lang w:eastAsia="ko-KR"/>
-                    </w:rPr>
-                    <w:t>OS 수업 연관 개념</w:t>
-                  </w:r>
-                </w:p>
-              </w:tc>
-            </w:tr>
-            <w:tr>
-              <w:tc>
-                <w:tcPr>
-                  <w:tcW w:w="1800" w:type="dxa"/>
-                  <w:vAlign w:val="center"/>
-                </w:tcPr>
-                <w:p>
-                  <w:pPr>
-                    <w:pStyle w:val="a8"/>
-                  </w:pPr>
-                  <w:r>
-                    <w:rPr>
-                      <w:rFonts w:ascii="돋움" w:eastAsia="돋움" w:cs="돋움"/>
-                      <w:sz w:val="22"/>
-                      <w:szCs w:val="22"/>
-                      <w:lang w:eastAsia="ko-KR"/>
-                    </w:rPr>
-                    <w:t>FCFS</w:t>
-                  </w:r>
-                </w:p>
-              </w:tc>
-              <w:tc>
-                <w:tcPr>
-                  <w:tcW w:w="4000" w:type="dxa"/>
-                  <w:vAlign w:val="center"/>
-                </w:tcPr>
-                <w:p>
-                  <w:pPr>
-                    <w:pStyle w:val="a8"/>
-                    <w:rPr>
-                      <w:lang w:eastAsia="ko-KR"/>
-                    </w:rPr>
-                  </w:pPr>
-                  <w:r>
-                    <w:rPr>
-                      <w:rFonts w:ascii="돋움" w:eastAsia="돋움" w:cs="돋움"/>
-                      <w:sz w:val="22"/>
-                      <w:szCs w:val="22"/>
-                      <w:lang w:eastAsia="ko-KR"/>
-                    </w:rPr>
-                    <w:t>선착순 처리 (베이스라인)</w:t>
-                  </w:r>
-                </w:p>
-              </w:tc>
-              <w:tc>
-                <w:tcPr>
-                  <w:tcW w:w="4000" w:type="dxa"/>
-                  <w:vAlign w:val="center"/>
-                </w:tcPr>
-                <w:p>
-                  <w:pPr>
-                    <w:pStyle w:val="a8"/>
-                  </w:pPr>
-                  <w:r>
-                    <w:rPr>
-                      <w:rFonts w:ascii="돋움" w:eastAsia="돋움" w:cs="돋움"/>
-                      <w:sz w:val="22"/>
-                      <w:szCs w:val="22"/>
-                      <w:lang w:eastAsia="ko-KR"/>
-                    </w:rPr>
-                    <w:t>기본 스케줄링</w:t>
-                  </w:r>
-                </w:p>
-              </w:tc>
-            </w:tr>
-            <w:tr>
-              <w:tc>
-                <w:tcPr>
-                  <w:tcW w:w="1800" w:type="dxa"/>
-                  <w:vAlign w:val="center"/>
-                </w:tcPr>
-                <w:p>
-                  <w:pPr>
-                    <w:pStyle w:val="a8"/>
-                  </w:pPr>
-                  <w:r>
-                    <w:rPr>
-                      <w:rFonts w:ascii="돋움" w:eastAsia="돋움" w:cs="돋움"/>
-                      <w:sz w:val="22"/>
-                      <w:szCs w:val="22"/>
-                      <w:lang w:eastAsia="ko-KR"/>
-                    </w:rPr>
-                    <w:lastRenderedPageBreak/>
-                    <w:t>Priority</w:t>
-                  </w:r>
-                </w:p>
-              </w:tc>
-              <w:tc>
-                <w:tcPr>
-                  <w:tcW w:w="4000" w:type="dxa"/>
-                  <w:vAlign w:val="center"/>
-                </w:tcPr>
-                <w:p>
-                  <w:pPr>
-                    <w:pStyle w:val="a8"/>
-                    <w:rPr>
-                      <w:lang w:eastAsia="ko-KR"/>
-                    </w:rPr>
-                  </w:pPr>
-                  <w:r>
-                    <w:rPr>
-                      <w:rFonts w:ascii="돋움" w:eastAsia="돋움" w:cs="돋움"/>
-                      <w:sz w:val="22"/>
-                      <w:szCs w:val="22"/>
-                      <w:lang w:eastAsia="ko-KR"/>
-                    </w:rPr>
-                    <w:t>긴급 요청 우선 처리 + Aging</w:t>
-                  </w:r>
-                  <w:proofErr w:type="spellStart"/>
-                  <w:r>
-                    <w:rPr>
-                      <w:rFonts w:ascii="돋움" w:eastAsia="돋움" w:cs="돋움"/>
-                      <w:sz w:val="22"/>
-                      <w:szCs w:val="22"/>
-                      <w:lang w:eastAsia="ko-KR"/>
-                    </w:rPr>
-                    <w:t>으로</w:t>
-                  </w:r>
-                  <w:proofErr w:type="spellEnd"/>
-                  <w:r>
-                    <w:rPr>
-                      <w:rFonts w:ascii="돋움" w:eastAsia="돋움" w:cs="돋움"/>
-                      <w:sz w:val="22"/>
-                      <w:szCs w:val="22"/>
-                      <w:lang w:eastAsia="ko-KR"/>
-                    </w:rPr>
-                    <w:t xml:space="preserve"> 기아 방지</w:t>
-                  </w:r>
-                </w:p>
-              </w:tc>
-              <w:tc>
-                <w:tcPr>
-                  <w:tcW w:w="4000" w:type="dxa"/>
-                  <w:vAlign w:val="center"/>
-                </w:tcPr>
-                <w:p>
-                  <w:pPr>
-                    <w:pStyle w:val="a8"/>
-                    <w:rPr>
-                      <w:lang w:eastAsia="ko-KR"/>
-                    </w:rPr>
-                  </w:pPr>
-                  <w:r>
-                    <w:rPr>
-                      <w:rFonts w:ascii="돋움" w:eastAsia="돋움" w:cs="돋움"/>
-                      <w:sz w:val="22"/>
-                      <w:szCs w:val="22"/>
-                      <w:lang w:eastAsia="ko-KR"/>
-                    </w:rPr>
-                    <w:t>우선순위 스케줄링, 노화 기법</w:t>
-                  </w:r>
-                </w:p>
-              </w:tc>
-            </w:tr>
-            <w:tr>
-              <w:tc>
-                <w:tcPr>
-                  <w:tcW w:w="1800" w:type="dxa"/>
-                  <w:vAlign w:val="center"/>
-                </w:tcPr>
-                <w:p>
-                  <w:pPr>
-                    <w:pStyle w:val="a8"/>
-                  </w:pPr>
-                  <w:r>
-                    <w:rPr>
-                      <w:rFonts w:ascii="돋움" w:eastAsia="돋움" w:cs="돋움"/>
-                      <w:sz w:val="22"/>
-                      <w:szCs w:val="22"/>
-                      <w:lang w:eastAsia="ko-KR"/>
-                    </w:rPr>
-                    <w:t>MLFQ</w:t>
-                  </w:r>
-                </w:p>
-              </w:tc>
-              <w:tc>
-                <w:tcPr>
-                  <w:tcW w:w="4000" w:type="dxa"/>
-                  <w:vAlign w:val="center"/>
-                </w:tcPr>
-                <w:p>
-                  <w:pPr>
-                    <w:pStyle w:val="a8"/>
-                    <w:rPr>
-                      <w:lang w:eastAsia="ko-KR"/>
-                    </w:rPr>
-                  </w:pPr>
-                  <w:r>
-                    <w:rPr>
-                      <w:rFonts w:ascii="돋움" w:eastAsia="돋움" w:cs="돋움"/>
-                      <w:sz w:val="22"/>
-                      <w:szCs w:val="22"/>
-                      <w:lang w:eastAsia="ko-KR"/>
-                    </w:rPr>
-                    <w:t>요청 길이에 따른 동적 큐 이동</w:t>
-                  </w:r>
-                </w:p>
-              </w:tc>
-              <w:tc>
-                <w:tcPr>
-                  <w:tcW w:w="4000" w:type="dxa"/>
-                  <w:vAlign w:val="center"/>
-                </w:tcPr>
-                <w:p>
-                  <w:pPr>
-                    <w:pStyle w:val="a8"/>
-                  </w:pPr>
-                  <w:r>
-                    <w:rPr>
-                      <w:rFonts w:ascii="돋움" w:eastAsia="돋움" w:cs="돋움"/>
-                      <w:sz w:val="22"/>
-                      <w:szCs w:val="22"/>
-                      <w:lang w:eastAsia="ko-KR"/>
-                    </w:rPr>
-                    <w:t>다단계 피드백 큐</w:t>
-                  </w:r>
-                </w:p>
-              </w:tc>
-            </w:tr>
-            <w:tr>
-              <w:tc>
-                <w:tcPr>
-                  <w:tcW w:w="1800" w:type="dxa"/>
-                  <w:vAlign w:val="center"/>
-                </w:tcPr>
-                <w:p>
-                  <w:pPr>
-                    <w:pStyle w:val="a8"/>
-                  </w:pPr>
-                  <w:r>
-                    <w:rPr>
-                      <w:rFonts w:ascii="돋움" w:eastAsia="돋움" w:cs="돋움"/>
-                      <w:sz w:val="22"/>
-                      <w:szCs w:val="22"/>
-                      <w:lang w:eastAsia="ko-KR"/>
-                    </w:rPr>
-                    <w:t>WFQ</w:t>
-                  </w:r>
-                </w:p>
-              </w:tc>
-              <w:tc>
-                <w:tcPr>
-                  <w:tcW w:w="4000" w:type="dxa"/>
-                  <w:vAlign w:val="center"/>
-                </w:tcPr>
-                <w:p>
-                  <w:pPr>
-                    <w:pStyle w:val="a8"/>
-                    <w:rPr>
-                      <w:lang w:eastAsia="ko-KR"/>
-                    </w:rPr>
-                  </w:pPr>
-                  <w:proofErr w:type="spellStart"/>
-                  <w:r>
-                    <w:rPr>
-                      <w:rFonts w:ascii="돋움" w:eastAsia="돋움" w:cs="돋움"/>
-                      <w:sz w:val="22"/>
-                      <w:szCs w:val="22"/>
-                      <w:lang w:eastAsia="ko-KR"/>
-                    </w:rPr>
-                    <w:t>테넌트</w:t>
-                  </w:r>
-                  <w:proofErr w:type="spellEnd"/>
-                  <w:r>
-                    <w:rPr>
-                      <w:rFonts w:ascii="돋움" w:eastAsia="돋움" w:cs="돋움"/>
-                      <w:sz w:val="22"/>
-                      <w:szCs w:val="22"/>
-                      <w:lang w:eastAsia="ko-KR"/>
-                    </w:rPr>
-                    <w:t xml:space="preserve"> 가중치 기반 공정 배분</w:t>
-                  </w:r>
-                </w:p>
-              </w:tc>
-              <w:tc>
-                <w:tcPr>
-                  <w:tcW w:w="4000" w:type="dxa"/>
-                  <w:vAlign w:val="center"/>
-                </w:tcPr>
-                <w:p>
-                  <w:pPr>
-                    <w:pStyle w:val="a8"/>
-                    <w:rPr>
-                      <w:lang w:eastAsia="ko-KR"/>
-                    </w:rPr>
-                  </w:pPr>
-                  <w:r>
-                    <w:rPr>
-                      <w:rFonts w:ascii="돋움" w:eastAsia="돋움" w:cs="돋움"/>
-                      <w:sz w:val="22"/>
-                      <w:szCs w:val="22"/>
-                      <w:lang w:eastAsia="ko-KR"/>
-                    </w:rPr>
-                    <w:t xml:space="preserve">Fair-Share Scheduling을 네트워크의 공정 </w:t>
-                  </w:r>
-                  <w:proofErr w:type="spellStart"/>
-                  <w:r>
-                    <w:rPr>
-                      <w:rFonts w:ascii="돋움" w:eastAsia="돋움" w:cs="돋움"/>
-                      <w:sz w:val="22"/>
-                      <w:szCs w:val="22"/>
-                      <w:lang w:eastAsia="ko-KR"/>
-                    </w:rPr>
-                    <w:t>큐잉</w:t>
-                  </w:r>
-                  <w:proofErr w:type="spellEnd"/>
-                  <w:r>
-                    <w:rPr>
-                      <w:rFonts w:ascii="돋움" w:eastAsia="돋움" w:cs="돋움"/>
-                      <w:sz w:val="22"/>
-                      <w:szCs w:val="22"/>
-                      <w:lang w:eastAsia="ko-KR"/>
-                    </w:rPr>
-                    <w:t xml:space="preserve"> 방식으로 적용</w:t>
-                  </w:r>
-                </w:p>
-              </w:tc>
-            </w:tr>
-          </w:tbl>
-          <w:p>
-            <w:pPr>
-              <w:pStyle w:val="a8"/>
-              <w:spacing w:line="200" w:lineRule="auto"/>
-              <w:rPr>
-                <w:lang w:eastAsia="ko-KR"/>
-              </w:rPr>
-            </w:pPr>
-          </w:p>
-          <w:p>
-            <w:pPr>
-              <w:pStyle w:val="a8"/>
-              <w:spacing w:line="312" w:lineRule="auto"/>
-              <w:ind w:left="100"/>
-              <w:rPr>
-                <w:lang w:eastAsia="ko-KR"/>
-              </w:rPr>
-            </w:pPr>
-            <w:r>
-              <w:rPr>
-                <w:rFonts w:ascii="돋움" w:eastAsia="돋움" w:cs="돋움"/>
-                <w:b/>
-                <w:bCs/>
-                <w:sz w:val="22"/>
-                <w:szCs w:val="22"/>
-                <w:lang w:eastAsia="ko-KR"/>
-              </w:rPr>
-              <w:t xml:space="preserve">알고리즘 선정 이유: </w:t>
-            </w:r>
-            <w:r>
-              <w:rPr>
-                <w:rFonts w:ascii="돋움" w:eastAsia="돋움" w:cs="돋움"/>
-                <w:sz w:val="22"/>
-                <w:szCs w:val="22"/>
-                <w:lang w:eastAsia="ko-KR"/>
-              </w:rPr>
-              <w:t>수업에서 배운 SJF/SRTN은 요청 처리 시간을 미리 알 수 없어서 적용하기 어렵고, Round Robin은 LLM 요청을 중간에 끊을 수 없어서 맞지 않습니다. 공정 배분이 목적인 Guaranteed/Lottery Scheduling은 WFQ로 대체할 수 있습니다. 이런 점들을 고려해서 LLM API의 특성(</w:t>
-            </w:r>
-            <w:proofErr w:type="spellStart"/>
-            <w:r>
-              <w:rPr>
-                <w:rFonts w:ascii="돋움" w:eastAsia="돋움" w:cs="돋움"/>
-                <w:sz w:val="22"/>
-                <w:szCs w:val="22"/>
-                <w:lang w:eastAsia="ko-KR"/>
-              </w:rPr>
-              <w:t>비선점</w:t>
-            </w:r>
-            <w:proofErr w:type="spellEnd"/>
-            <w:r>
-              <w:rPr>
-                <w:rFonts w:ascii="돋움" w:eastAsia="돋움" w:cs="돋움"/>
-                <w:sz w:val="22"/>
-                <w:szCs w:val="22"/>
-                <w:lang w:eastAsia="ko-KR"/>
-              </w:rPr>
-              <w:t>, 실행 시간을 모름)</w:t>
-            </w:r>
-            <w:proofErr w:type="spellStart"/>
-            <w:r>
-              <w:rPr>
-                <w:rFonts w:ascii="돋움" w:eastAsia="돋움" w:cs="돋움"/>
-                <w:sz w:val="22"/>
-                <w:szCs w:val="22"/>
-                <w:lang w:eastAsia="ko-KR"/>
-              </w:rPr>
-              <w:t>에</w:t>
-            </w:r>
-            <w:proofErr w:type="spellEnd"/>
-            <w:r>
-              <w:rPr>
-                <w:rFonts w:ascii="돋움" w:eastAsia="돋움" w:cs="돋움"/>
-                <w:sz w:val="22"/>
-                <w:szCs w:val="22"/>
-                <w:lang w:eastAsia="ko-KR"/>
-              </w:rPr>
-              <w:t xml:space="preserve"> 맞는 4가지를 골랐습니다.</w:t>
-            </w:r>
-          </w:p>
-          <w:p>
-            <w:pPr>
-              <w:pStyle w:val="a8"/>
-              <w:spacing w:before="120" w:line="312" w:lineRule="auto"/>
-              <w:ind w:left="100"/>
-            </w:pPr>
-            <w:r>
-              <w:rPr>
-                <w:rFonts w:ascii="돋움" w:eastAsia="돋움" w:cs="돋움"/>
-                <w:b/>
-                <w:bCs/>
-                <w:sz w:val="24"/>
-                <w:szCs w:val="24"/>
-                <w:lang w:eastAsia="ko-KR"/>
-              </w:rPr>
-              <w:t>2.3 OS 개념 매핑</w:t>
-            </w:r>
-          </w:p>
-          <w:tbl>
-            <w:tblPr>
-              <w:tblW w:w="0" w:type="auto"/>
-              <w:tblBorders>
-                <w:top w:val="single" w:sz="4" w:space="0" w:color="000000"/>
-                <w:left w:val="single" w:sz="4" w:space="0" w:color="000000"/>
-                <w:bottom w:val="single" w:sz="4" w:space="0" w:color="000000"/>
-                <w:right w:val="single" w:sz="4" w:space="0" w:color="000000"/>
-                <w:insideH w:val="single" w:sz="4" w:space="0" w:color="000000"/>
-                <w:insideV w:val="single" w:sz="4" w:space="0" w:color="000000"/>
-              </w:tblBorders>
-              <w:tblLayout w:type="fixed"/>
-              <w:tblCellMar>
-                <w:top w:w="40" w:type="dxa"/>
-                <w:left w:w="80" w:type="dxa"/>
-                <w:bottom w:w="40" w:type="dxa"/>
-                <w:right w:w="80" w:type="dxa"/>
-              </w:tblCellMar>
-              <w:tblLook w:val="04A0" w:firstRow="1" w:lastRow="0" w:firstColumn="1" w:lastColumn="0" w:noHBand="0" w:noVBand="1"/>
-            </w:tblPr>
-            <w:tblGrid>
-              <w:gridCol w:w="3000"/>
-              <w:gridCol w:w="6800"/>
-            </w:tblGrid>
-            <w:tr>
-              <w:tc>
-                <w:tcPr>
-                  <w:tcW w:w="3000" w:type="dxa"/>
-                  <w:shd w:val="clear" w:color="auto" w:fill="D9E2F3"/>
-                  <w:vAlign w:val="center"/>
-                </w:tcPr>
-                <w:p>
-                  <w:pPr>
-                    <w:pStyle w:val="a8"/>
-                    <w:jc w:val="center"/>
-                  </w:pPr>
-                  <w:r>
-                    <w:rPr>
-                      <w:rFonts w:ascii="돋움" w:eastAsia="돋움" w:cs="돋움"/>
-                      <w:b/>
-                      <w:bCs/>
-                      <w:sz w:val="22"/>
-                      <w:szCs w:val="22"/>
-                      <w:lang w:eastAsia="ko-KR"/>
-                    </w:rPr>
-                    <w:t>OS 개념</w:t>
-                  </w:r>
-                </w:p>
-              </w:tc>
-              <w:tc>
-                <w:tcPr>
-                  <w:tcW w:w="6800" w:type="dxa"/>
-                  <w:shd w:val="clear" w:color="auto" w:fill="D9E2F3"/>
-                  <w:vAlign w:val="center"/>
-                </w:tcPr>
-                <w:p>
-                  <w:pPr>
-                    <w:pStyle w:val="a8"/>
-                    <w:jc w:val="center"/>
-                    <w:rPr>
-                      <w:lang w:eastAsia="ko-KR"/>
-                    </w:rPr>
-                  </w:pPr>
-                  <w:r>
-                    <w:rPr>
-                      <w:rFonts w:ascii="돋움" w:eastAsia="돋움" w:cs="돋움"/>
-                      <w:b/>
-                      <w:bCs/>
-                      <w:sz w:val="22"/>
-                      <w:szCs w:val="22"/>
-                      <w:lang w:eastAsia="ko-KR"/>
-                    </w:rPr>
-                    <w:t>이 프로젝트에서의 적용</w:t>
-                  </w:r>
-                </w:p>
-              </w:tc>
-            </w:tr>
-            <w:tr>
-              <w:tc>
-                <w:tcPr>
-                  <w:tcW w:w="3000" w:type="dxa"/>
-                  <w:vAlign w:val="center"/>
-                </w:tcPr>
-                <w:p>
-                  <w:pPr>
-                    <w:pStyle w:val="a8"/>
-                  </w:pPr>
-                  <w:r>
-                    <w:rPr>
-                      <w:rFonts w:ascii="돋움" w:eastAsia="돋움" w:cs="돋움"/>
-                      <w:sz w:val="22"/>
-                      <w:szCs w:val="22"/>
-                      <w:lang w:eastAsia="ko-KR"/>
-                    </w:rPr>
-                    <w:t>프로세스</w:t>
-                  </w:r>
-                </w:p>
-              </w:tc>
-              <w:tc>
-                <w:tcPr>
-                  <w:tcW w:w="6800" w:type="dxa"/>
-                  <w:vAlign w:val="center"/>
-                </w:tcPr>
-                <w:p>
-                  <w:pPr>
-                    <w:pStyle w:val="a8"/>
-                  </w:pPr>
-                  <w:r>
-                    <w:rPr>
-                      <w:rFonts w:ascii="돋움" w:eastAsia="돋움" w:cs="돋움"/>
-                      <w:sz w:val="22"/>
-                      <w:szCs w:val="22"/>
-                      <w:lang w:eastAsia="ko-KR"/>
-                    </w:rPr>
-                    <w:t>LLM API 요청</w:t>
-                  </w:r>
-                </w:p>
-              </w:tc>
-            </w:tr>
-            <w:tr>
-              <w:tc>
-                <w:tcPr>
-                  <w:tcW w:w="3000" w:type="dxa"/>
-                  <w:vAlign w:val="center"/>
-                </w:tcPr>
-                <w:p>
-                  <w:pPr>
-                    <w:pStyle w:val="a8"/>
-                  </w:pPr>
-                  <w:r>
-                    <w:rPr>
-                      <w:rFonts w:ascii="돋움" w:eastAsia="돋움" w:cs="돋움"/>
-                      <w:sz w:val="22"/>
-                      <w:szCs w:val="22"/>
-                      <w:lang w:eastAsia="ko-KR"/>
-                    </w:rPr>
-                    <w:t>CPU 시간</w:t>
-                  </w:r>
-                </w:p>
-              </w:tc>
-              <w:tc>
-                <w:tcPr>
-                  <w:tcW w:w="6800" w:type="dxa"/>
-                  <w:vAlign w:val="center"/>
-                </w:tcPr>
-                <w:p>
-                  <w:pPr>
-                    <w:pStyle w:val="a8"/>
-                  </w:pPr>
-                  <w:r>
-                    <w:rPr>
-                      <w:rFonts w:ascii="돋움" w:eastAsia="돋움" w:cs="돋움"/>
-                      <w:sz w:val="22"/>
-                      <w:szCs w:val="22"/>
-                      <w:lang w:eastAsia="ko-KR"/>
-                    </w:rPr>
-                    <w:t>API 응답 시간</w:t>
-                  </w:r>
-                </w:p>
-              </w:tc>
-            </w:tr>
-            <w:tr>
-              <w:tc>
-                <w:tcPr>
-                  <w:tcW w:w="3000" w:type="dxa"/>
-                  <w:vAlign w:val="center"/>
-                </w:tcPr>
-                <w:p>
-                  <w:pPr>
-                    <w:pStyle w:val="a8"/>
-                  </w:pPr>
-                  <w:r>
-                    <w:rPr>
-                      <w:rFonts w:ascii="돋움" w:eastAsia="돋움" w:cs="돋움"/>
-                      <w:sz w:val="22"/>
-                      <w:szCs w:val="22"/>
-                      <w:lang w:eastAsia="ko-KR"/>
-                    </w:rPr>
-                    <w:t>Ready Queue</w:t>
-                  </w:r>
-                </w:p>
-              </w:tc>
-              <w:tc>
-                <w:tcPr>
-                  <w:tcW w:w="6800" w:type="dxa"/>
-                  <w:vAlign w:val="center"/>
-                </w:tcPr>
-                <w:p>
-                  <w:pPr>
-                    <w:pStyle w:val="a8"/>
-                  </w:pPr>
-                  <w:r>
-                    <w:rPr>
-                      <w:rFonts w:ascii="돋움" w:eastAsia="돋움" w:cs="돋움"/>
-                      <w:sz w:val="22"/>
-                      <w:szCs w:val="22"/>
-                      <w:lang w:eastAsia="ko-KR"/>
-                    </w:rPr>
-                    <w:t xml:space="preserve">요청 </w:t>
-                  </w:r>
-                  <w:proofErr w:type="spellStart"/>
-                  <w:r>
-                    <w:rPr>
-                      <w:rFonts w:ascii="돋움" w:eastAsia="돋움" w:cs="돋움"/>
-                      <w:sz w:val="22"/>
-                      <w:szCs w:val="22"/>
-                      <w:lang w:eastAsia="ko-KR"/>
-                    </w:rPr>
-                    <w:t>대기열</w:t>
-                  </w:r>
-                  <w:proofErr w:type="spellEnd"/>
-                </w:p>
-              </w:tc>
-            </w:tr>
-            <w:tr>
-              <w:tc>
-                <w:tcPr>
-                  <w:tcW w:w="3000" w:type="dxa"/>
-                  <w:vAlign w:val="center"/>
-                </w:tcPr>
-                <w:p>
-                  <w:pPr>
-                    <w:pStyle w:val="a8"/>
-                  </w:pPr>
-                  <w:r>
-                    <w:rPr>
-                      <w:rFonts w:ascii="돋움" w:eastAsia="돋움" w:cs="돋움"/>
-                      <w:sz w:val="22"/>
-                      <w:szCs w:val="22"/>
-                      <w:lang w:eastAsia="ko-KR"/>
-                    </w:rPr>
-                    <w:t>Starvation / Aging</w:t>
-                  </w:r>
-                </w:p>
-              </w:tc>
-              <w:tc>
-                <w:tcPr>
-                  <w:tcW w:w="6800" w:type="dxa"/>
-                  <w:vAlign w:val="center"/>
-                </w:tcPr>
-                <w:p>
-                  <w:pPr>
-                    <w:pStyle w:val="a8"/>
-                    <w:rPr>
-                      <w:lang w:eastAsia="ko-KR"/>
-                    </w:rPr>
-                  </w:pPr>
-                  <w:r>
-                    <w:rPr>
-                      <w:rFonts w:ascii="돋움" w:eastAsia="돋움" w:cs="돋움"/>
-                      <w:sz w:val="22"/>
-                      <w:szCs w:val="22"/>
-                      <w:lang w:eastAsia="ko-KR"/>
-                    </w:rPr>
-                    <w:t>장시간 대기 요청 / 우선순위 상승</w:t>
-                  </w:r>
-                </w:p>
-              </w:tc>
-            </w:tr>
-          </w:tbl>
-          <w:p>
-            <w:pPr>
-              <w:pStyle w:val="a8"/>
-              <w:spacing w:before="240" w:line="312" w:lineRule="auto"/>
-              <w:ind w:left="100"/>
-              <w:rPr>
-                <w:lang w:eastAsia="ko-KR"/>
-              </w:rPr>
-            </w:pPr>
-            <w:r>
-              <w:rPr>
-                <w:rFonts w:ascii="돋움" w:eastAsia="돋움" w:cs="돋움"/>
-                <w:b/>
-                <w:bCs/>
-                <w:sz w:val="28"/>
-                <w:szCs w:val="28"/>
-                <w:lang w:eastAsia="ko-KR"/>
-              </w:rPr>
-              <w:t>3. 목표 및 기대효과</w:t>
-            </w:r>
-          </w:p>
-          <w:p>
-            <w:pPr>
-              <w:pStyle w:val="a8"/>
-              <w:spacing w:before="120" w:line="312" w:lineRule="auto"/>
-              <w:ind w:left="100"/>
-              <w:rPr>
-                <w:lang w:eastAsia="ko-KR"/>
-              </w:rPr>
-            </w:pPr>
-            <w:r>
-              <w:rPr>
-                <w:rFonts w:ascii="돋움" w:eastAsia="돋움" w:cs="돋움"/>
-                <w:b/>
-                <w:bCs/>
-                <w:sz w:val="24"/>
-                <w:szCs w:val="24"/>
-                <w:lang w:eastAsia="ko-KR"/>
-              </w:rPr>
-              <w:t>3.1 개발 목표</w:t>
-            </w:r>
-          </w:p>
-          <w:tbl>
-            <w:tblPr>
-              <w:tblW w:w="0" w:type="auto"/>
+              <w:tblW w:w="9600" w:type="dxa"/>
               <w:tblBorders>
                 <w:top w:val="single" w:sz="4" w:space="0" w:color="000000"/>
                 <w:left w:val="single" w:sz="4" w:space="0" w:color="000000"/>
@@ -3027,10 +2326,14 @@
             </w:tblPr>
             <w:tblGrid>
               <w:gridCol w:w="2000"/>
-              <w:gridCol w:w="4400"/>
-              <w:gridCol w:w="3400"/>
+              <w:gridCol w:w="3200"/>
+              <w:gridCol w:w="2600"/>
+              <w:gridCol w:w="1800"/>
             </w:tblGrid>
             <w:tr>
+              <w:trPr>
+                <w:trHeight w:val="360"/>
+              </w:trPr>
               <w:tc>
                 <w:tcPr>
                   <w:tcW w:w="2000" w:type="dxa"/>
@@ -3041,14 +2344,862 @@
                   <w:pPr>
                     <w:pStyle w:val="a8"/>
                     <w:jc w:val="center"/>
-                  </w:pPr>
-                  <w:r>
                     <w:rPr>
                       <w:rFonts w:ascii="돋움" w:eastAsia="돋움" w:cs="돋움"/>
                       <w:b/>
                       <w:bCs/>
-                      <w:sz w:val="22"/>
-                      <w:szCs w:val="22"/>
+                      <w:sz w:val="18"/>
+                      <w:szCs w:val="18"/>
+                      <w:lang w:eastAsia="ko-KR"/>
+                    </w:rPr>
+                  </w:pPr>
+                  <w:r>
+                    <w:rPr>
+                      <w:rFonts w:ascii="돋움" w:eastAsia="돋움" w:cs="돋움"/>
+                      <w:b/>
+                      <w:bCs/>
+                      <w:sz w:val="18"/>
+                      <w:szCs w:val="18"/>
+                      <w:lang w:eastAsia="ko-KR"/>
+                    </w:rPr>
+                    <w:t>알고리즘</w:t>
+                  </w:r>
+                </w:p>
+              </w:tc>
+              <w:tc>
+                <w:tcPr>
+                  <w:tcW w:w="3200" w:type="dxa"/>
+                  <w:shd w:val="clear" w:color="auto" w:fill="D9E2F3"/>
+                  <w:vAlign w:val="center"/>
+                </w:tcPr>
+                <w:p>
+                  <w:pPr>
+                    <w:pStyle w:val="a8"/>
+                    <w:jc w:val="center"/>
+                    <w:rPr>
+                      <w:rFonts w:ascii="돋움" w:eastAsia="돋움" w:cs="돋움"/>
+                      <w:b/>
+                      <w:bCs/>
+                      <w:sz w:val="18"/>
+                      <w:szCs w:val="18"/>
+                      <w:lang w:eastAsia="ko-KR"/>
+                    </w:rPr>
+                  </w:pPr>
+                  <w:r>
+                    <w:rPr>
+                      <w:rFonts w:ascii="돋움" w:eastAsia="돋움" w:cs="돋움"/>
+                      <w:b/>
+                      <w:bCs/>
+                      <w:sz w:val="18"/>
+                      <w:szCs w:val="18"/>
+                      <w:lang w:eastAsia="ko-KR"/>
+                    </w:rPr>
+                    <w:t>설명</w:t>
+                  </w:r>
+                </w:p>
+              </w:tc>
+              <w:tc>
+                <w:tcPr>
+                  <w:tcW w:w="2600" w:type="dxa"/>
+                  <w:shd w:val="clear" w:color="auto" w:fill="D9E2F3"/>
+                  <w:vAlign w:val="center"/>
+                </w:tcPr>
+                <w:p>
+                  <w:pPr>
+                    <w:pStyle w:val="a8"/>
+                    <w:jc w:val="center"/>
+                    <w:rPr>
+                      <w:rFonts w:ascii="돋움" w:eastAsia="돋움" w:cs="돋움"/>
+                      <w:b/>
+                      <w:bCs/>
+                      <w:sz w:val="18"/>
+                      <w:szCs w:val="18"/>
+                      <w:lang w:eastAsia="ko-KR"/>
+                    </w:rPr>
+                  </w:pPr>
+                  <w:r>
+                    <w:rPr>
+                      <w:rFonts w:ascii="돋움" w:eastAsia="돋움" w:cs="돋움"/>
+                      <w:b/>
+                      <w:bCs/>
+                      <w:sz w:val="18"/>
+                      <w:szCs w:val="18"/>
+                      <w:lang w:eastAsia="ko-KR"/>
+                    </w:rPr>
+                    <w:t>OS 수업 연관 개념</w:t>
+                  </w:r>
+                </w:p>
+              </w:tc>
+              <w:tc>
+                <w:tcPr>
+                  <w:tcW w:w="1800" w:type="dxa"/>
+                  <w:shd w:val="clear" w:color="auto" w:fill="D9E2F3"/>
+                  <w:vAlign w:val="center"/>
+                </w:tcPr>
+                <w:p>
+                  <w:pPr>
+                    <w:pStyle w:val="a8"/>
+                    <w:jc w:val="center"/>
+                    <w:rPr>
+                      <w:rFonts w:ascii="돋움" w:eastAsia="돋움" w:cs="돋움"/>
+                      <w:b/>
+                      <w:bCs/>
+                      <w:sz w:val="18"/>
+                      <w:szCs w:val="18"/>
+                      <w:lang w:eastAsia="ko-KR"/>
+                    </w:rPr>
+                  </w:pPr>
+                  <w:r>
+                    <w:rPr>
+                      <w:rFonts w:ascii="돋움" w:eastAsia="돋움" w:cs="돋움"/>
+                      <w:b/>
+                      <w:bCs/>
+                      <w:sz w:val="18"/>
+                      <w:szCs w:val="18"/>
+                      <w:lang w:eastAsia="ko-KR"/>
+                    </w:rPr>
+                    <w:t>비고</w:t>
+                  </w:r>
+                </w:p>
+              </w:tc>
+            </w:tr>
+            <w:tr>
+              <w:trPr>
+                <w:trHeight w:val="320"/>
+              </w:trPr>
+              <w:tc>
+                <w:tcPr>
+                  <w:tcW w:w="2000" w:type="dxa"/>
+                  <w:vAlign w:val="center"/>
+                </w:tcPr>
+                <w:p>
+                  <w:pPr>
+                    <w:pStyle w:val="a8"/>
+                    <w:jc w:val="center"/>
+                    <w:rPr>
+                      <w:rFonts w:ascii="돋움" w:eastAsia="돋움" w:cs="돋움"/>
+                      <w:sz w:val="18"/>
+                      <w:szCs w:val="18"/>
+                      <w:lang w:eastAsia="ko-KR"/>
+                    </w:rPr>
+                  </w:pPr>
+                  <w:r>
+                    <w:rPr>
+                      <w:rFonts w:ascii="돋움" w:eastAsia="돋움" w:cs="돋움"/>
+                      <w:sz w:val="18"/>
+                      <w:szCs w:val="18"/>
+                      <w:lang w:eastAsia="ko-KR"/>
+                    </w:rPr>
+                    <w:t>FCFS</w:t>
+                  </w:r>
+                </w:p>
+              </w:tc>
+              <w:tc>
+                <w:tcPr>
+                  <w:tcW w:w="3200" w:type="dxa"/>
+                  <w:vAlign w:val="center"/>
+                </w:tcPr>
+                <w:p>
+                  <w:pPr>
+                    <w:pStyle w:val="a8"/>
+                    <w:jc w:val="center"/>
+                    <w:rPr>
+                      <w:rFonts w:ascii="돋움" w:eastAsia="돋움" w:cs="돋움"/>
+                      <w:sz w:val="18"/>
+                      <w:szCs w:val="18"/>
+                      <w:lang w:eastAsia="ko-KR"/>
+                    </w:rPr>
+                  </w:pPr>
+                  <w:r>
+                    <w:rPr>
+                      <w:rFonts w:ascii="돋움" w:eastAsia="돋움" w:cs="돋움"/>
+                      <w:sz w:val="18"/>
+                      <w:szCs w:val="18"/>
+                      <w:lang w:eastAsia="ko-KR"/>
+                    </w:rPr>
+                    <w:t>선착순 처리</w:t>
+                  </w:r>
+                </w:p>
+              </w:tc>
+              <w:tc>
+                <w:tcPr>
+                  <w:tcW w:w="2600" w:type="dxa"/>
+                  <w:vAlign w:val="center"/>
+                </w:tcPr>
+                <w:p>
+                  <w:pPr>
+                    <w:pStyle w:val="a8"/>
+                    <w:jc w:val="center"/>
+                    <w:rPr>
+                      <w:rFonts w:ascii="돋움" w:eastAsia="돋움" w:cs="돋움"/>
+                      <w:sz w:val="18"/>
+                      <w:szCs w:val="18"/>
+                      <w:lang w:eastAsia="ko-KR"/>
+                    </w:rPr>
+                  </w:pPr>
+                  <w:r>
+                    <w:rPr>
+                      <w:rFonts w:ascii="돋움" w:eastAsia="돋움" w:cs="돋움"/>
+                      <w:sz w:val="18"/>
+                      <w:szCs w:val="18"/>
+                      <w:lang w:eastAsia="ko-KR"/>
+                    </w:rPr>
+                    <w:t>기본 스케줄링</w:t>
+                  </w:r>
+                </w:p>
+              </w:tc>
+              <w:tc>
+                <w:tcPr>
+                  <w:tcW w:w="1800" w:type="dxa"/>
+                  <w:vAlign w:val="center"/>
+                </w:tcPr>
+                <w:p>
+                  <w:pPr>
+                    <w:pStyle w:val="a8"/>
+                    <w:jc w:val="center"/>
+                    <w:rPr>
+                      <w:rFonts w:ascii="돋움" w:eastAsia="돋움" w:cs="돋움"/>
+                      <w:sz w:val="18"/>
+                      <w:szCs w:val="18"/>
+                      <w:lang w:eastAsia="ko-KR"/>
+                    </w:rPr>
+                  </w:pPr>
+                  <w:r>
+                    <w:rPr>
+                      <w:rFonts w:ascii="돋움" w:eastAsia="돋움" w:cs="돋움"/>
+                      <w:sz w:val="18"/>
+                      <w:szCs w:val="18"/>
+                      <w:lang w:eastAsia="ko-KR"/>
+                    </w:rPr>
+                    <w:t>베이스라인</w:t>
+                  </w:r>
+                </w:p>
+              </w:tc>
+            </w:tr>
+            <w:tr>
+              <w:trPr>
+                <w:trHeight w:val="320"/>
+              </w:trPr>
+              <w:tc>
+                <w:tcPr>
+                  <w:tcW w:w="2000" w:type="dxa"/>
+                  <w:vAlign w:val="center"/>
+                </w:tcPr>
+                <w:p>
+                  <w:pPr>
+                    <w:pStyle w:val="a8"/>
+                    <w:jc w:val="center"/>
+                    <w:rPr>
+                      <w:rFonts w:ascii="돋움" w:eastAsia="돋움" w:cs="돋움"/>
+                      <w:sz w:val="18"/>
+                      <w:szCs w:val="18"/>
+                      <w:lang w:eastAsia="ko-KR"/>
+                    </w:rPr>
+                  </w:pPr>
+                  <w:r>
+                    <w:rPr>
+                      <w:rFonts w:ascii="돋움" w:eastAsia="돋움" w:cs="돋움"/>
+                      <w:sz w:val="18"/>
+                      <w:szCs w:val="18"/>
+                      <w:lang w:eastAsia="ko-KR"/>
+                    </w:rPr>
+                    <w:t>Priority</w:t>
+                  </w:r>
+                </w:p>
+              </w:tc>
+              <w:tc>
+                <w:tcPr>
+                  <w:tcW w:w="3200" w:type="dxa"/>
+                  <w:vAlign w:val="center"/>
+                </w:tcPr>
+                <w:p>
+                  <w:pPr>
+                    <w:pStyle w:val="a8"/>
+                    <w:jc w:val="center"/>
+                    <w:rPr>
+                      <w:rFonts w:ascii="돋움" w:eastAsia="돋움" w:cs="돋움"/>
+                      <w:sz w:val="18"/>
+                      <w:szCs w:val="18"/>
+                      <w:lang w:eastAsia="ko-KR"/>
+                    </w:rPr>
+                  </w:pPr>
+                  <w:r>
+                    <w:rPr>
+                      <w:rFonts w:ascii="돋움" w:eastAsia="돋움" w:cs="돋움"/>
+                      <w:sz w:val="18"/>
+                      <w:szCs w:val="18"/>
+                      <w:lang w:eastAsia="ko-KR"/>
+                    </w:rPr>
+                    <w:t>긴급 요청 우선 처리 + Aging</w:t>
+                  </w:r>
+                </w:p>
+              </w:tc>
+              <w:tc>
+                <w:tcPr>
+                  <w:tcW w:w="2600" w:type="dxa"/>
+                  <w:vAlign w:val="center"/>
+                </w:tcPr>
+                <w:p>
+                  <w:pPr>
+                    <w:pStyle w:val="a8"/>
+                    <w:jc w:val="center"/>
+                    <w:rPr>
+                      <w:rFonts w:ascii="돋움" w:eastAsia="돋움" w:cs="돋움"/>
+                      <w:sz w:val="18"/>
+                      <w:szCs w:val="18"/>
+                      <w:lang w:eastAsia="ko-KR"/>
+                    </w:rPr>
+                  </w:pPr>
+                  <w:r>
+                    <w:rPr>
+                      <w:rFonts w:ascii="돋움" w:eastAsia="돋움" w:cs="돋움"/>
+                      <w:sz w:val="18"/>
+                      <w:szCs w:val="18"/>
+                      <w:lang w:eastAsia="ko-KR"/>
+                    </w:rPr>
+                    <w:t>우선순위 스케줄링, 노화 기법</w:t>
+                  </w:r>
+                </w:p>
+              </w:tc>
+              <w:tc>
+                <w:tcPr>
+                  <w:tcW w:w="1800" w:type="dxa"/>
+                  <w:vAlign w:val="center"/>
+                </w:tcPr>
+                <w:p>
+                  <w:pPr>
+                    <w:pStyle w:val="a8"/>
+                    <w:jc w:val="center"/>
+                    <w:rPr>
+                      <w:rFonts w:ascii="돋움" w:eastAsia="돋움" w:cs="돋움"/>
+                      <w:sz w:val="18"/>
+                      <w:szCs w:val="18"/>
+                      <w:lang w:eastAsia="ko-KR"/>
+                    </w:rPr>
+                  </w:pPr>
+                  <w:r>
+                    <w:rPr>
+                      <w:rFonts w:ascii="돋움" w:eastAsia="돋움" w:cs="돋움"/>
+                      <w:sz w:val="18"/>
+                      <w:szCs w:val="18"/>
+                      <w:lang w:eastAsia="ko-KR"/>
+                    </w:rPr>
+                    <w:t>기아 방지</w:t>
+                  </w:r>
+                </w:p>
+              </w:tc>
+            </w:tr>
+            <w:tr>
+              <w:trPr>
+                <w:trHeight w:val="320"/>
+              </w:trPr>
+              <w:tc>
+                <w:tcPr>
+                  <w:tcW w:w="2000" w:type="dxa"/>
+                  <w:vAlign w:val="center"/>
+                </w:tcPr>
+                <w:p>
+                  <w:pPr>
+                    <w:pStyle w:val="a8"/>
+                    <w:jc w:val="center"/>
+                    <w:rPr>
+                      <w:rFonts w:ascii="돋움" w:eastAsia="돋움" w:cs="돋움"/>
+                      <w:sz w:val="18"/>
+                      <w:szCs w:val="18"/>
+                      <w:lang w:eastAsia="ko-KR"/>
+                    </w:rPr>
+                  </w:pPr>
+                  <w:r>
+                    <w:rPr>
+                      <w:rFonts w:ascii="돋움" w:eastAsia="돋움" w:cs="돋움"/>
+                      <w:sz w:val="18"/>
+                      <w:szCs w:val="18"/>
+                      <w:lang w:eastAsia="ko-KR"/>
+                    </w:rPr>
+                    <w:t>MLFQ</w:t>
+                  </w:r>
+                </w:p>
+              </w:tc>
+              <w:tc>
+                <w:tcPr>
+                  <w:tcW w:w="3200" w:type="dxa"/>
+                  <w:vAlign w:val="center"/>
+                </w:tcPr>
+                <w:p>
+                  <w:pPr>
+                    <w:pStyle w:val="a8"/>
+                    <w:jc w:val="center"/>
+                    <w:rPr>
+                      <w:rFonts w:ascii="돋움" w:eastAsia="돋움" w:cs="돋움"/>
+                      <w:sz w:val="18"/>
+                      <w:szCs w:val="18"/>
+                      <w:lang w:eastAsia="ko-KR"/>
+                    </w:rPr>
+                  </w:pPr>
+                  <w:r>
+                    <w:rPr>
+                      <w:rFonts w:ascii="돋움" w:eastAsia="돋움" w:cs="돋움"/>
+                      <w:sz w:val="18"/>
+                      <w:szCs w:val="18"/>
+                      <w:lang w:eastAsia="ko-KR"/>
+                    </w:rPr>
+                    <w:t>요청 길이에 따른 동적 큐 이동</w:t>
+                  </w:r>
+                </w:p>
+              </w:tc>
+              <w:tc>
+                <w:tcPr>
+                  <w:tcW w:w="2600" w:type="dxa"/>
+                  <w:vAlign w:val="center"/>
+                </w:tcPr>
+                <w:p>
+                  <w:pPr>
+                    <w:pStyle w:val="a8"/>
+                    <w:jc w:val="center"/>
+                    <w:rPr>
+                      <w:rFonts w:ascii="돋움" w:eastAsia="돋움" w:cs="돋움"/>
+                      <w:sz w:val="18"/>
+                      <w:szCs w:val="18"/>
+                      <w:lang w:eastAsia="ko-KR"/>
+                    </w:rPr>
+                  </w:pPr>
+                  <w:r>
+                    <w:rPr>
+                      <w:rFonts w:ascii="돋움" w:eastAsia="돋움" w:cs="돋움"/>
+                      <w:sz w:val="18"/>
+                      <w:szCs w:val="18"/>
+                      <w:lang w:eastAsia="ko-KR"/>
+                    </w:rPr>
+                    <w:t>다단계 피드백 큐</w:t>
+                  </w:r>
+                </w:p>
+              </w:tc>
+              <w:tc>
+                <w:tcPr>
+                  <w:tcW w:w="1800" w:type="dxa"/>
+                  <w:vAlign w:val="center"/>
+                </w:tcPr>
+                <w:p>
+                  <w:pPr>
+                    <w:pStyle w:val="a8"/>
+                    <w:jc w:val="center"/>
+                    <w:rPr>
+                      <w:rFonts w:ascii="돋움" w:eastAsia="돋움" w:cs="돋움"/>
+                      <w:sz w:val="18"/>
+                      <w:szCs w:val="18"/>
+                      <w:lang w:eastAsia="ko-KR"/>
+                    </w:rPr>
+                  </w:pPr>
+                  <w:r>
+                    <w:rPr>
+                      <w:rFonts w:ascii="돋움" w:eastAsia="돋움" w:cs="돋움"/>
+                      <w:sz w:val="18"/>
+                      <w:szCs w:val="18"/>
+                      <w:lang w:eastAsia="ko-KR"/>
+                    </w:rPr>
+                    <w:t>4단계 큐</w:t>
+                  </w:r>
+                </w:p>
+              </w:tc>
+            </w:tr>
+            <w:tr>
+              <w:trPr>
+                <w:trHeight w:val="320"/>
+              </w:trPr>
+              <w:tc>
+                <w:tcPr>
+                  <w:tcW w:w="2000" w:type="dxa"/>
+                  <w:vAlign w:val="center"/>
+                </w:tcPr>
+                <w:p>
+                  <w:pPr>
+                    <w:pStyle w:val="a8"/>
+                    <w:jc w:val="center"/>
+                    <w:rPr>
+                      <w:rFonts w:ascii="돋움" w:eastAsia="돋움" w:cs="돋움"/>
+                      <w:sz w:val="18"/>
+                      <w:szCs w:val="18"/>
+                      <w:lang w:eastAsia="ko-KR"/>
+                    </w:rPr>
+                  </w:pPr>
+                  <w:r>
+                    <w:rPr>
+                      <w:rFonts w:ascii="돋움" w:eastAsia="돋움" w:cs="돋움"/>
+                      <w:sz w:val="18"/>
+                      <w:szCs w:val="18"/>
+                      <w:lang w:eastAsia="ko-KR"/>
+                    </w:rPr>
+                    <w:lastRenderedPageBreak/>
+                    <w:t>WFQ</w:t>
+                  </w:r>
+                </w:p>
+              </w:tc>
+              <w:tc>
+                <w:tcPr>
+                  <w:tcW w:w="3200" w:type="dxa"/>
+                  <w:vAlign w:val="center"/>
+                </w:tcPr>
+                <w:p>
+                  <w:pPr>
+                    <w:pStyle w:val="a8"/>
+                    <w:jc w:val="center"/>
+                    <w:rPr>
+                      <w:rFonts w:ascii="돋움" w:eastAsia="돋움" w:cs="돋움"/>
+                      <w:sz w:val="18"/>
+                      <w:szCs w:val="18"/>
+                      <w:lang w:eastAsia="ko-KR"/>
+                    </w:rPr>
+                  </w:pPr>
+                  <w:proofErr w:type="spellStart"/>
+                  <w:r>
+                    <w:rPr>
+                      <w:rFonts w:ascii="돋움" w:eastAsia="돋움" w:cs="돋움"/>
+                      <w:sz w:val="18"/>
+                      <w:szCs w:val="18"/>
+                      <w:lang w:eastAsia="ko-KR"/>
+                    </w:rPr>
+                    <w:t>테난트</w:t>
+                  </w:r>
+                  <w:proofErr w:type="spellEnd"/>
+                  <w:r>
+                    <w:rPr>
+                      <w:rFonts w:ascii="돋움" w:eastAsia="돋움" w:cs="돋움"/>
+                      <w:sz w:val="18"/>
+                      <w:szCs w:val="18"/>
+                      <w:lang w:eastAsia="ko-KR"/>
+                    </w:rPr>
+                    <w:t xml:space="preserve"> 가중치 기반 공정 배분</w:t>
+                  </w:r>
+                </w:p>
+              </w:tc>
+              <w:tc>
+                <w:tcPr>
+                  <w:tcW w:w="2600" w:type="dxa"/>
+                  <w:vAlign w:val="center"/>
+                </w:tcPr>
+                <w:p>
+                  <w:pPr>
+                    <w:pStyle w:val="a8"/>
+                    <w:jc w:val="center"/>
+                    <w:rPr>
+                      <w:rFonts w:ascii="돋움" w:eastAsia="돋움" w:cs="돋움"/>
+                      <w:sz w:val="18"/>
+                      <w:szCs w:val="18"/>
+                      <w:lang w:eastAsia="ko-KR"/>
+                    </w:rPr>
+                  </w:pPr>
+                  <w:r>
+                    <w:rPr>
+                      <w:rFonts w:ascii="돋움" w:eastAsia="돋움" w:cs="돋움"/>
+                      <w:sz w:val="18"/>
+                      <w:szCs w:val="18"/>
+                      <w:lang w:eastAsia="ko-KR"/>
+                    </w:rPr>
+                    <w:t>Fair-Share Scheduling</w:t>
+                  </w:r>
+                </w:p>
+              </w:tc>
+              <w:tc>
+                <w:tcPr>
+                  <w:tcW w:w="1800" w:type="dxa"/>
+                  <w:vAlign w:val="center"/>
+                </w:tcPr>
+                <w:p>
+                  <w:pPr>
+                    <w:pStyle w:val="a8"/>
+                    <w:jc w:val="center"/>
+                    <w:rPr>
+                      <w:rFonts w:ascii="돋움" w:eastAsia="돋움" w:cs="돋움"/>
+                      <w:sz w:val="18"/>
+                      <w:szCs w:val="18"/>
+                      <w:lang w:eastAsia="ko-KR"/>
+                    </w:rPr>
+                  </w:pPr>
+                  <w:r>
+                    <w:rPr>
+                      <w:rFonts w:ascii="돋움" w:eastAsia="돋움" w:cs="돋움"/>
+                      <w:sz w:val="18"/>
+                      <w:szCs w:val="18"/>
+                      <w:lang w:eastAsia="ko-KR"/>
+                    </w:rPr>
+                    <w:t xml:space="preserve">공정 </w:t>
+                  </w:r>
+                  <w:proofErr w:type="spellStart"/>
+                  <w:r>
+                    <w:rPr>
+                      <w:rFonts w:ascii="돋움" w:eastAsia="돋움" w:cs="돋움"/>
+                      <w:sz w:val="18"/>
+                      <w:szCs w:val="18"/>
+                      <w:lang w:eastAsia="ko-KR"/>
+                    </w:rPr>
+                    <w:t>큐잉</w:t>
+                  </w:r>
+                  <w:proofErr w:type="spellEnd"/>
+                </w:p>
+              </w:tc>
+            </w:tr>
+          </w:tbl>
+          <w:p>
+            <w:pPr>
+              <w:pStyle w:val="a8"/>
+              <w:spacing w:line="200" w:lineRule="auto"/>
+              <w:ind w:left="100"/>
+              <w:rPr>
+                <w:rFonts w:ascii="돋움" w:eastAsia="돋움" w:cs="돋움"/>
+                <w:sz w:val="10"/>
+                <w:szCs w:val="10"/>
+                <w:lang w:eastAsia="ko-KR"/>
+              </w:rPr>
+            </w:pPr>
+          </w:p>
+          <w:p>
+            <w:pPr>
+              <w:pStyle w:val="a8"/>
+              <w:spacing w:line="312" w:lineRule="auto"/>
+              <w:ind w:left="100"/>
+              <w:rPr>
+                <w:rFonts w:ascii="돋움" w:eastAsia="돋움" w:cs="돋움"/>
+                <w:sz w:val="18"/>
+                <w:szCs w:val="18"/>
+                <w:lang w:eastAsia="ko-KR"/>
+              </w:rPr>
+            </w:pPr>
+            <w:r>
+              <w:rPr>
+                <w:rFonts w:ascii="돋움" w:eastAsia="돋움" w:cs="돋움"/>
+                <w:sz w:val="18"/>
+                <w:szCs w:val="18"/>
+                <w:lang w:eastAsia="ko-KR"/>
+              </w:rPr>
+              <w:t xml:space="preserve">알고리즘 선정 이유: 수업에서 배운 SJF/SRTN은 요청 처리 시간을 미리 알 수 없어서 적용하기 어렵고, Round Robin은 LLM 요청을 중간에 </w:t>
+            </w:r>
+            <w:proofErr w:type="spellStart"/>
+            <w:r>
+              <w:rPr>
+                <w:rFonts w:ascii="돋움" w:eastAsia="돋움" w:cs="돋움"/>
+                <w:sz w:val="18"/>
+                <w:szCs w:val="18"/>
+                <w:lang w:eastAsia="ko-KR"/>
+              </w:rPr>
+              <w:t>끋을</w:t>
+            </w:r>
+            <w:proofErr w:type="spellEnd"/>
+            <w:r>
+              <w:rPr>
+                <w:rFonts w:ascii="돋움" w:eastAsia="돋움" w:cs="돋움"/>
+                <w:sz w:val="18"/>
+                <w:szCs w:val="18"/>
+                <w:lang w:eastAsia="ko-KR"/>
+              </w:rPr>
+              <w:t xml:space="preserve"> 수 없어서 맞지 않습니다. 공정 배분이 목적인 Guaranteed/Lottery Scheduling은 WFQ로 대체할 수 있습니다. 이런 점들을 고려해서 LLM API의 특성(</w:t>
+            </w:r>
+            <w:proofErr w:type="spellStart"/>
+            <w:r>
+              <w:rPr>
+                <w:rFonts w:ascii="돋움" w:eastAsia="돋움" w:cs="돋움"/>
+                <w:sz w:val="18"/>
+                <w:szCs w:val="18"/>
+                <w:lang w:eastAsia="ko-KR"/>
+              </w:rPr>
+              <w:t>비선점</w:t>
+            </w:r>
+            <w:proofErr w:type="spellEnd"/>
+            <w:r>
+              <w:rPr>
+                <w:rFonts w:ascii="돋움" w:eastAsia="돋움" w:cs="돋움"/>
+                <w:sz w:val="18"/>
+                <w:szCs w:val="18"/>
+                <w:lang w:eastAsia="ko-KR"/>
+              </w:rPr>
+              <w:t>, 실행 시간을 모름)</w:t>
+            </w:r>
+            <w:proofErr w:type="spellStart"/>
+            <w:r>
+              <w:rPr>
+                <w:rFonts w:ascii="돋움" w:eastAsia="돋움" w:cs="돋움"/>
+                <w:sz w:val="18"/>
+                <w:szCs w:val="18"/>
+                <w:lang w:eastAsia="ko-KR"/>
+              </w:rPr>
+              <w:t>에</w:t>
+            </w:r>
+            <w:proofErr w:type="spellEnd"/>
+            <w:r>
+              <w:rPr>
+                <w:rFonts w:ascii="돋움" w:eastAsia="돋움" w:cs="돋움"/>
+                <w:sz w:val="18"/>
+                <w:szCs w:val="18"/>
+                <w:lang w:eastAsia="ko-KR"/>
+              </w:rPr>
+              <w:t xml:space="preserve"> 맞는 4가지를 </w:t>
+            </w:r>
+            <w:proofErr w:type="spellStart"/>
+            <w:r>
+              <w:rPr>
+                <w:rFonts w:ascii="돋움" w:eastAsia="돋움" w:cs="돋움"/>
+                <w:sz w:val="18"/>
+                <w:szCs w:val="18"/>
+                <w:lang w:eastAsia="ko-KR"/>
+              </w:rPr>
+              <w:t>골랎습니다</w:t>
+            </w:r>
+            <w:proofErr w:type="spellEnd"/>
+            <w:r>
+              <w:rPr>
+                <w:rFonts w:ascii="돋움" w:eastAsia="돋움" w:cs="돋움"/>
+                <w:sz w:val="18"/>
+                <w:szCs w:val="18"/>
+                <w:lang w:eastAsia="ko-KR"/>
+              </w:rPr>
+              <w:t>.</w:t>
+            </w:r>
+          </w:p>
+          <w:p>
+            <w:pPr>
+              <w:pStyle w:val="a8"/>
+              <w:spacing w:line="200" w:lineRule="auto"/>
+              <w:ind w:left="100"/>
+              <w:rPr>
+                <w:rFonts w:ascii="돋움" w:eastAsia="돋움" w:cs="돋움"/>
+                <w:sz w:val="10"/>
+                <w:szCs w:val="10"/>
+                <w:lang w:eastAsia="ko-KR"/>
+              </w:rPr>
+            </w:pPr>
+          </w:p>
+          <w:p>
+            <w:pPr>
+              <w:pStyle w:val="a8"/>
+              <w:spacing w:line="312" w:lineRule="auto"/>
+              <w:ind w:left="100"/>
+              <w:rPr>
+                <w:rFonts w:ascii="돋움" w:eastAsia="돋움" w:cs="돋움"/>
+                <w:b/>
+                <w:bCs/>
+                <w:sz w:val="24"/>
+                <w:szCs w:val="24"/>
+                <w:lang w:eastAsia="ko-KR"/>
+              </w:rPr>
+            </w:pPr>
+            <w:r>
+              <w:rPr>
+                <w:rFonts w:ascii="돋움" w:eastAsia="돋움" w:cs="돋움"/>
+                <w:b/>
+                <w:bCs/>
+                <w:sz w:val="24"/>
+                <w:szCs w:val="24"/>
+                <w:lang w:eastAsia="ko-KR"/>
+              </w:rPr>
+              <w:t>3. 목표 및 기대효과</w:t>
+            </w:r>
+          </w:p>
+          <w:p>
+            <w:pPr>
+              <w:pStyle w:val="a8"/>
+              <w:spacing w:line="200" w:lineRule="auto"/>
+              <w:ind w:left="100"/>
+              <w:rPr>
+                <w:rFonts w:ascii="돋움" w:eastAsia="돋움" w:cs="돋움"/>
+                <w:sz w:val="10"/>
+                <w:szCs w:val="10"/>
+                <w:lang w:eastAsia="ko-KR"/>
+              </w:rPr>
+            </w:pPr>
+          </w:p>
+          <w:p>
+            <w:pPr>
+              <w:pStyle w:val="a8"/>
+              <w:spacing w:line="312" w:lineRule="auto"/>
+              <w:ind w:left="100"/>
+              <w:rPr>
+                <w:rFonts w:ascii="돋움" w:eastAsia="돋움" w:cs="돋움"/>
+                <w:b/>
+                <w:bCs/>
+                <w:sz w:val="22"/>
+                <w:szCs w:val="22"/>
+                <w:lang w:eastAsia="ko-KR"/>
+              </w:rPr>
+            </w:pPr>
+            <w:r>
+              <w:rPr>
+                <w:rFonts w:ascii="돋움" w:eastAsia="돋움" w:cs="돋움"/>
+                <w:b/>
+                <w:bCs/>
+                <w:sz w:val="22"/>
+                <w:szCs w:val="22"/>
+                <w:lang w:eastAsia="ko-KR"/>
+              </w:rPr>
+              <w:t>3.1 개발 목표</w:t>
+            </w:r>
+          </w:p>
+          <w:p>
+            <w:pPr>
+              <w:pStyle w:val="a8"/>
+              <w:spacing w:line="200" w:lineRule="auto"/>
+              <w:ind w:left="100"/>
+              <w:rPr>
+                <w:rFonts w:ascii="돋움" w:eastAsia="돋움" w:cs="돋움"/>
+                <w:sz w:val="10"/>
+                <w:szCs w:val="10"/>
+                <w:lang w:eastAsia="ko-KR"/>
+              </w:rPr>
+            </w:pPr>
+          </w:p>
+          <w:tbl>
+            <w:tblPr>
+              <w:tblW w:w="9800" w:type="dxa"/>
+              <w:tblBorders>
+                <w:top w:val="single" w:sz="4" w:space="0" w:color="000000"/>
+                <w:left w:val="single" w:sz="4" w:space="0" w:color="000000"/>
+                <w:bottom w:val="single" w:sz="4" w:space="0" w:color="000000"/>
+                <w:right w:val="single" w:sz="4" w:space="0" w:color="000000"/>
+                <w:insideH w:val="single" w:sz="4" w:space="0" w:color="000000"/>
+                <w:insideV w:val="single" w:sz="4" w:space="0" w:color="000000"/>
+              </w:tblBorders>
+              <w:tblLayout w:type="fixed"/>
+              <w:tblCellMar>
+                <w:top w:w="40" w:type="dxa"/>
+                <w:left w:w="80" w:type="dxa"/>
+                <w:bottom w:w="40" w:type="dxa"/>
+                <w:right w:w="80" w:type="dxa"/>
+              </w:tblCellMar>
+              <w:tblLook w:val="04A0" w:firstRow="1" w:lastRow="0" w:firstColumn="1" w:lastColumn="0" w:noHBand="0" w:noVBand="1"/>
+            </w:tblPr>
+            <w:tblGrid>
+              <w:gridCol w:w="2400"/>
+              <w:gridCol w:w="4400"/>
+              <w:gridCol w:w="3000"/>
+            </w:tblGrid>
+            <w:tr>
+              <w:trPr>
+                <w:trHeight w:val="360"/>
+              </w:trPr>
+              <w:tc>
+                <w:tcPr>
+                  <w:tcW w:w="2400" w:type="dxa"/>
+                  <w:shd w:val="clear" w:color="auto" w:fill="D9E2F3"/>
+                  <w:vAlign w:val="center"/>
+                </w:tcPr>
+                <w:p>
+                  <w:pPr>
+                    <w:pStyle w:val="a8"/>
+                    <w:jc w:val="center"/>
+                    <w:rPr>
+                      <w:rFonts w:ascii="돋움" w:eastAsia="돋움" w:cs="돋움"/>
+                      <w:b/>
+                      <w:bCs/>
+                      <w:sz w:val="18"/>
+                      <w:szCs w:val="18"/>
+                      <w:lang w:eastAsia="ko-KR"/>
+                    </w:rPr>
+                  </w:pPr>
+                  <w:r>
+                    <w:rPr>
+                      <w:rFonts w:ascii="돋움" w:eastAsia="돋움" w:cs="돋움"/>
+                      <w:b/>
+                      <w:bCs/>
+                      <w:sz w:val="18"/>
+                      <w:szCs w:val="18"/>
                       <w:lang w:eastAsia="ko-KR"/>
                     </w:rPr>
                     <w:t>목표</w:t>
@@ -3065,38 +3216,54 @@
                   <w:pPr>
                     <w:pStyle w:val="a8"/>
                     <w:jc w:val="center"/>
-                  </w:pPr>
-                  <w:r>
                     <w:rPr>
                       <w:rFonts w:ascii="돋움" w:eastAsia="돋움" w:cs="돋움"/>
                       <w:b/>
                       <w:bCs/>
-                      <w:sz w:val="22"/>
-                      <w:szCs w:val="22"/>
-                      <w:lang w:eastAsia="ko-KR"/>
-                    </w:rPr>
-                    <w:t>상세 내용</w:t>
-                  </w:r>
-                </w:p>
-              </w:tc>
-              <w:tc>
-                <w:tcPr>
-                  <w:tcW w:w="3400" w:type="dxa"/>
-                  <w:shd w:val="clear" w:color="auto" w:fill="D9E2F3"/>
-                  <w:vAlign w:val="center"/>
-                </w:tcPr>
-                <w:p>
-                  <w:pPr>
-                    <w:pStyle w:val="a8"/>
-                    <w:jc w:val="center"/>
+                      <w:sz w:val="18"/>
+                      <w:szCs w:val="18"/>
+                      <w:lang w:eastAsia="ko-KR"/>
+                    </w:rPr>
                   </w:pPr>
                   <w:r>
                     <w:rPr>
                       <w:rFonts w:ascii="돋움" w:eastAsia="돋움" w:cs="돋움"/>
                       <w:b/>
                       <w:bCs/>
-                      <w:sz w:val="22"/>
-                      <w:szCs w:val="22"/>
+                      <w:sz w:val="18"/>
+                      <w:szCs w:val="18"/>
+                      <w:lang w:eastAsia="ko-KR"/>
+                    </w:rPr>
+                    <w:t>상세 내용</w:t>
+                  </w:r>
+                </w:p>
+              </w:tc>
+              <w:tc>
+                <w:tcPr>
+                  <w:tcW w:w="3000" w:type="dxa"/>
+                  <w:shd w:val="clear" w:color="auto" w:fill="D9E2F3"/>
+                  <w:vAlign w:val="center"/>
+                </w:tcPr>
+                <w:p>
+                  <w:pPr>
+                    <w:pStyle w:val="a8"/>
+                    <w:jc w:val="center"/>
+                    <w:rPr>
+                      <w:rFonts w:ascii="돋움" w:eastAsia="돋움" w:cs="돋움"/>
+                      <w:b/>
+                      <w:bCs/>
+                      <w:sz w:val="18"/>
+                      <w:szCs w:val="18"/>
+                      <w:lang w:eastAsia="ko-KR"/>
+                    </w:rPr>
+                  </w:pPr>
+                  <w:r>
+                    <w:rPr>
+                      <w:rFonts w:ascii="돋움" w:eastAsia="돋움" w:cs="돋움"/>
+                      <w:b/>
+                      <w:bCs/>
+                      <w:sz w:val="18"/>
+                      <w:szCs w:val="18"/>
                       <w:lang w:eastAsia="ko-KR"/>
                     </w:rPr>
                     <w:t>측정 방법</w:t>
@@ -3105,20 +3272,30 @@
               </w:tc>
             </w:tr>
             <w:tr>
-              <w:tc>
-                <w:tcPr>
-                  <w:tcW w:w="2000" w:type="dxa"/>
-                  <w:vAlign w:val="center"/>
-                </w:tcPr>
-                <w:p>
-                  <w:pPr>
-                    <w:pStyle w:val="a8"/>
-                  </w:pPr>
-                  <w:r>
-                    <w:rPr>
-                      <w:rFonts w:ascii="돋움" w:eastAsia="돋움" w:cs="돋움"/>
-                      <w:sz w:val="22"/>
-                      <w:szCs w:val="22"/>
+              <w:trPr>
+                <w:trHeight w:val="320"/>
+              </w:trPr>
+              <w:tc>
+                <w:tcPr>
+                  <w:tcW w:w="2400" w:type="dxa"/>
+                  <w:vAlign w:val="center"/>
+                </w:tcPr>
+                <w:p>
+                  <w:pPr>
+                    <w:pStyle w:val="a8"/>
+                    <w:jc w:val="center"/>
+                    <w:rPr>
+                      <w:rFonts w:ascii="돋움" w:eastAsia="돋움" w:cs="돋움"/>
+                      <w:sz w:val="18"/>
+                      <w:szCs w:val="18"/>
+                      <w:lang w:eastAsia="ko-KR"/>
+                    </w:rPr>
+                  </w:pPr>
+                  <w:r>
+                    <w:rPr>
+                      <w:rFonts w:ascii="돋움" w:eastAsia="돋움" w:cs="돋움"/>
+                      <w:sz w:val="18"/>
+                      <w:szCs w:val="18"/>
                       <w:lang w:eastAsia="ko-KR"/>
                     </w:rPr>
                     <w:t>알고리즘 구현</w:t>
@@ -3133,15 +3310,19 @@
                 <w:p>
                   <w:pPr>
                     <w:pStyle w:val="a8"/>
-                    <w:rPr>
-                      <w:lang w:eastAsia="ko-KR"/>
-                    </w:rPr>
-                  </w:pPr>
-                  <w:r>
-                    <w:rPr>
-                      <w:rFonts w:ascii="돋움" w:eastAsia="돋움" w:cs="돋움"/>
-                      <w:sz w:val="22"/>
-                      <w:szCs w:val="22"/>
+                    <w:jc w:val="center"/>
+                    <w:rPr>
+                      <w:rFonts w:ascii="돋움" w:eastAsia="돋움" w:cs="돋움"/>
+                      <w:sz w:val="18"/>
+                      <w:szCs w:val="18"/>
+                      <w:lang w:eastAsia="ko-KR"/>
+                    </w:rPr>
+                  </w:pPr>
+                  <w:r>
+                    <w:rPr>
+                      <w:rFonts w:ascii="돋움" w:eastAsia="돋움" w:cs="돋움"/>
+                      <w:sz w:val="18"/>
+                      <w:szCs w:val="18"/>
                       <w:lang w:eastAsia="ko-KR"/>
                     </w:rPr>
                     <w:t>4가지 스케줄링 알고리즘 구현</w:t>
@@ -3150,18 +3331,25 @@
               </w:tc>
               <w:tc>
                 <w:tcPr>
-                  <w:tcW w:w="3400" w:type="dxa"/>
-                  <w:vAlign w:val="center"/>
-                </w:tcPr>
-                <w:p>
-                  <w:pPr>
-                    <w:pStyle w:val="a8"/>
-                  </w:pPr>
-                  <w:r>
-                    <w:rPr>
-                      <w:rFonts w:ascii="돋움" w:eastAsia="돋움" w:cs="돋움"/>
-                      <w:sz w:val="22"/>
-                      <w:szCs w:val="22"/>
+                  <w:tcW w:w="3000" w:type="dxa"/>
+                  <w:vAlign w:val="center"/>
+                </w:tcPr>
+                <w:p>
+                  <w:pPr>
+                    <w:pStyle w:val="a8"/>
+                    <w:jc w:val="center"/>
+                    <w:rPr>
+                      <w:rFonts w:ascii="돋움" w:eastAsia="돋움" w:cs="돋움"/>
+                      <w:sz w:val="18"/>
+                      <w:szCs w:val="18"/>
+                      <w:lang w:eastAsia="ko-KR"/>
+                    </w:rPr>
+                  </w:pPr>
+                  <w:r>
+                    <w:rPr>
+                      <w:rFonts w:ascii="돋움" w:eastAsia="돋움" w:cs="돋움"/>
+                      <w:sz w:val="18"/>
+                      <w:szCs w:val="18"/>
                       <w:lang w:eastAsia="ko-KR"/>
                     </w:rPr>
                     <w:t>단위 테스트 통과</w:t>
@@ -3170,20 +3358,30 @@
               </w:tc>
             </w:tr>
             <w:tr>
-              <w:tc>
-                <w:tcPr>
-                  <w:tcW w:w="2000" w:type="dxa"/>
-                  <w:vAlign w:val="center"/>
-                </w:tcPr>
-                <w:p>
-                  <w:pPr>
-                    <w:pStyle w:val="a8"/>
-                  </w:pPr>
-                  <w:r>
-                    <w:rPr>
-                      <w:rFonts w:ascii="돋움" w:eastAsia="돋움" w:cs="돋움"/>
-                      <w:sz w:val="22"/>
-                      <w:szCs w:val="22"/>
+              <w:trPr>
+                <w:trHeight w:val="320"/>
+              </w:trPr>
+              <w:tc>
+                <w:tcPr>
+                  <w:tcW w:w="2400" w:type="dxa"/>
+                  <w:vAlign w:val="center"/>
+                </w:tcPr>
+                <w:p>
+                  <w:pPr>
+                    <w:pStyle w:val="a8"/>
+                    <w:jc w:val="center"/>
+                    <w:rPr>
+                      <w:rFonts w:ascii="돋움" w:eastAsia="돋움" w:cs="돋움"/>
+                      <w:sz w:val="18"/>
+                      <w:szCs w:val="18"/>
+                      <w:lang w:eastAsia="ko-KR"/>
+                    </w:rPr>
+                  </w:pPr>
+                  <w:r>
+                    <w:rPr>
+                      <w:rFonts w:ascii="돋움" w:eastAsia="돋움" w:cs="돋움"/>
+                      <w:sz w:val="18"/>
+                      <w:szCs w:val="18"/>
                       <w:lang w:eastAsia="ko-KR"/>
                     </w:rPr>
                     <w:t>REST API</w:t>
@@ -3198,15 +3396,19 @@
                 <w:p>
                   <w:pPr>
                     <w:pStyle w:val="a8"/>
-                    <w:rPr>
-                      <w:lang w:eastAsia="ko-KR"/>
-                    </w:rPr>
-                  </w:pPr>
-                  <w:r>
-                    <w:rPr>
-                      <w:rFonts w:ascii="돋움" w:eastAsia="돋움" w:cs="돋움"/>
-                      <w:sz w:val="22"/>
-                      <w:szCs w:val="22"/>
+                    <w:jc w:val="center"/>
+                    <w:rPr>
+                      <w:rFonts w:ascii="돋움" w:eastAsia="돋움" w:cs="돋움"/>
+                      <w:sz w:val="18"/>
+                      <w:szCs w:val="18"/>
+                      <w:lang w:eastAsia="ko-KR"/>
+                    </w:rPr>
+                  </w:pPr>
+                  <w:r>
+                    <w:rPr>
+                      <w:rFonts w:ascii="돋움" w:eastAsia="돋움" w:cs="돋움"/>
+                      <w:sz w:val="18"/>
+                      <w:szCs w:val="18"/>
                       <w:lang w:eastAsia="ko-KR"/>
                     </w:rPr>
                     <w:t>요청 등록, 조회, 통계 등 핵심 API</w:t>
@@ -3215,18 +3417,25 @@
               </w:tc>
               <w:tc>
                 <w:tcPr>
-                  <w:tcW w:w="3400" w:type="dxa"/>
-                  <w:vAlign w:val="center"/>
-                </w:tcPr>
-                <w:p>
-                  <w:pPr>
-                    <w:pStyle w:val="a8"/>
-                  </w:pPr>
-                  <w:r>
-                    <w:rPr>
-                      <w:rFonts w:ascii="돋움" w:eastAsia="돋움" w:cs="돋움"/>
-                      <w:sz w:val="22"/>
-                      <w:szCs w:val="22"/>
+                  <w:tcW w:w="3000" w:type="dxa"/>
+                  <w:vAlign w:val="center"/>
+                </w:tcPr>
+                <w:p>
+                  <w:pPr>
+                    <w:pStyle w:val="a8"/>
+                    <w:jc w:val="center"/>
+                    <w:rPr>
+                      <w:rFonts w:ascii="돋움" w:eastAsia="돋움" w:cs="돋움"/>
+                      <w:sz w:val="18"/>
+                      <w:szCs w:val="18"/>
+                      <w:lang w:eastAsia="ko-KR"/>
+                    </w:rPr>
+                  </w:pPr>
+                  <w:r>
+                    <w:rPr>
+                      <w:rFonts w:ascii="돋움" w:eastAsia="돋움" w:cs="돋움"/>
+                      <w:sz w:val="18"/>
+                      <w:szCs w:val="18"/>
                       <w:lang w:eastAsia="ko-KR"/>
                     </w:rPr>
                     <w:t>curl/Postman 테스트</w:t>
@@ -3235,20 +3444,30 @@
               </w:tc>
             </w:tr>
             <w:tr>
-              <w:tc>
-                <w:tcPr>
-                  <w:tcW w:w="2000" w:type="dxa"/>
-                  <w:vAlign w:val="center"/>
-                </w:tcPr>
-                <w:p>
-                  <w:pPr>
-                    <w:pStyle w:val="a8"/>
-                  </w:pPr>
-                  <w:r>
-                    <w:rPr>
-                      <w:rFonts w:ascii="돋움" w:eastAsia="돋움" w:cs="돋움"/>
-                      <w:sz w:val="22"/>
-                      <w:szCs w:val="22"/>
+              <w:trPr>
+                <w:trHeight w:val="320"/>
+              </w:trPr>
+              <w:tc>
+                <w:tcPr>
+                  <w:tcW w:w="2400" w:type="dxa"/>
+                  <w:vAlign w:val="center"/>
+                </w:tcPr>
+                <w:p>
+                  <w:pPr>
+                    <w:pStyle w:val="a8"/>
+                    <w:jc w:val="center"/>
+                    <w:rPr>
+                      <w:rFonts w:ascii="돋움" w:eastAsia="돋움" w:cs="돋움"/>
+                      <w:sz w:val="18"/>
+                      <w:szCs w:val="18"/>
+                      <w:lang w:eastAsia="ko-KR"/>
+                    </w:rPr>
+                  </w:pPr>
+                  <w:r>
+                    <w:rPr>
+                      <w:rFonts w:ascii="돋움" w:eastAsia="돋움" w:cs="돋움"/>
+                      <w:sz w:val="18"/>
+                      <w:szCs w:val="18"/>
                       <w:lang w:eastAsia="ko-KR"/>
                     </w:rPr>
                     <w:t>LLM 연동</w:t>
@@ -3263,12 +3482,19 @@
                 <w:p>
                   <w:pPr>
                     <w:pStyle w:val="a8"/>
-                  </w:pPr>
-                  <w:r>
-                    <w:rPr>
-                      <w:rFonts w:ascii="돋움" w:eastAsia="돋움" w:cs="돋움"/>
-                      <w:sz w:val="22"/>
-                      <w:szCs w:val="22"/>
+                    <w:jc w:val="center"/>
+                    <w:rPr>
+                      <w:rFonts w:ascii="돋움" w:eastAsia="돋움" w:cs="돋움"/>
+                      <w:sz w:val="18"/>
+                      <w:szCs w:val="18"/>
+                      <w:lang w:eastAsia="ko-KR"/>
+                    </w:rPr>
+                  </w:pPr>
+                  <w:r>
+                    <w:rPr>
+                      <w:rFonts w:ascii="돋움" w:eastAsia="돋움" w:cs="돋움"/>
+                      <w:sz w:val="18"/>
+                      <w:szCs w:val="18"/>
                       <w:lang w:eastAsia="ko-KR"/>
                     </w:rPr>
                     <w:t>Ollama 로컬 LLM 연동</w:t>
@@ -3277,18 +3503,25 @@
               </w:tc>
               <w:tc>
                 <w:tcPr>
-                  <w:tcW w:w="3400" w:type="dxa"/>
-                  <w:vAlign w:val="center"/>
-                </w:tcPr>
-                <w:p>
-                  <w:pPr>
-                    <w:pStyle w:val="a8"/>
-                  </w:pPr>
-                  <w:r>
-                    <w:rPr>
-                      <w:rFonts w:ascii="돋움" w:eastAsia="돋움" w:cs="돋움"/>
-                      <w:sz w:val="22"/>
-                      <w:szCs w:val="22"/>
+                  <w:tcW w:w="3000" w:type="dxa"/>
+                  <w:vAlign w:val="center"/>
+                </w:tcPr>
+                <w:p>
+                  <w:pPr>
+                    <w:pStyle w:val="a8"/>
+                    <w:jc w:val="center"/>
+                    <w:rPr>
+                      <w:rFonts w:ascii="돋움" w:eastAsia="돋움" w:cs="돋움"/>
+                      <w:sz w:val="18"/>
+                      <w:szCs w:val="18"/>
+                      <w:lang w:eastAsia="ko-KR"/>
+                    </w:rPr>
+                  </w:pPr>
+                  <w:r>
+                    <w:rPr>
+                      <w:rFonts w:ascii="돋움" w:eastAsia="돋움" w:cs="돋움"/>
+                      <w:sz w:val="18"/>
+                      <w:szCs w:val="18"/>
                       <w:lang w:eastAsia="ko-KR"/>
                     </w:rPr>
                     <w:t>실제 응답 확인</w:t>
@@ -3297,20 +3530,30 @@
               </w:tc>
             </w:tr>
             <w:tr>
-              <w:tc>
-                <w:tcPr>
-                  <w:tcW w:w="2000" w:type="dxa"/>
-                  <w:vAlign w:val="center"/>
-                </w:tcPr>
-                <w:p>
-                  <w:pPr>
-                    <w:pStyle w:val="a8"/>
-                  </w:pPr>
-                  <w:r>
-                    <w:rPr>
-                      <w:rFonts w:ascii="돋움" w:eastAsia="돋움" w:cs="돋움"/>
-                      <w:sz w:val="22"/>
-                      <w:szCs w:val="22"/>
+              <w:trPr>
+                <w:trHeight w:val="320"/>
+              </w:trPr>
+              <w:tc>
+                <w:tcPr>
+                  <w:tcW w:w="2400" w:type="dxa"/>
+                  <w:vAlign w:val="center"/>
+                </w:tcPr>
+                <w:p>
+                  <w:pPr>
+                    <w:pStyle w:val="a8"/>
+                    <w:jc w:val="center"/>
+                    <w:rPr>
+                      <w:rFonts w:ascii="돋움" w:eastAsia="돋움" w:cs="돋움"/>
+                      <w:sz w:val="18"/>
+                      <w:szCs w:val="18"/>
+                      <w:lang w:eastAsia="ko-KR"/>
+                    </w:rPr>
+                  </w:pPr>
+                  <w:r>
+                    <w:rPr>
+                      <w:rFonts w:ascii="돋움" w:eastAsia="돋움" w:cs="돋움"/>
+                      <w:sz w:val="18"/>
+                      <w:szCs w:val="18"/>
                       <w:lang w:eastAsia="ko-KR"/>
                     </w:rPr>
                     <w:t>성능 비교</w:t>
@@ -3325,15 +3568,19 @@
                 <w:p>
                   <w:pPr>
                     <w:pStyle w:val="a8"/>
-                    <w:rPr>
-                      <w:lang w:eastAsia="ko-KR"/>
-                    </w:rPr>
-                  </w:pPr>
-                  <w:r>
-                    <w:rPr>
-                      <w:rFonts w:ascii="돋움" w:eastAsia="돋움" w:cs="돋움"/>
-                      <w:sz w:val="22"/>
-                      <w:szCs w:val="22"/>
+                    <w:jc w:val="center"/>
+                    <w:rPr>
+                      <w:rFonts w:ascii="돋움" w:eastAsia="돋움" w:cs="돋움"/>
+                      <w:sz w:val="18"/>
+                      <w:szCs w:val="18"/>
+                      <w:lang w:eastAsia="ko-KR"/>
+                    </w:rPr>
+                  </w:pPr>
+                  <w:r>
+                    <w:rPr>
+                      <w:rFonts w:ascii="돋움" w:eastAsia="돋움" w:cs="돋움"/>
+                      <w:sz w:val="18"/>
+                      <w:szCs w:val="18"/>
                       <w:lang w:eastAsia="ko-KR"/>
                     </w:rPr>
                     <w:t>알고리즘별 성능 측정 및 분석</w:t>
@@ -3342,21 +3589,25 @@
               </w:tc>
               <w:tc>
                 <w:tcPr>
-                  <w:tcW w:w="3400" w:type="dxa"/>
-                  <w:vAlign w:val="center"/>
-                </w:tcPr>
-                <w:p>
-                  <w:pPr>
-                    <w:pStyle w:val="a8"/>
-                    <w:rPr>
-                      <w:lang w:eastAsia="ko-KR"/>
-                    </w:rPr>
-                  </w:pPr>
-                  <w:r>
-                    <w:rPr>
-                      <w:rFonts w:ascii="돋움" w:eastAsia="돋움" w:cs="돋움"/>
-                      <w:sz w:val="22"/>
-                      <w:szCs w:val="22"/>
+                  <w:tcW w:w="3000" w:type="dxa"/>
+                  <w:vAlign w:val="center"/>
+                </w:tcPr>
+                <w:p>
+                  <w:pPr>
+                    <w:pStyle w:val="a8"/>
+                    <w:jc w:val="center"/>
+                    <w:rPr>
+                      <w:rFonts w:ascii="돋움" w:eastAsia="돋움" w:cs="돋움"/>
+                      <w:sz w:val="18"/>
+                      <w:szCs w:val="18"/>
+                      <w:lang w:eastAsia="ko-KR"/>
+                    </w:rPr>
+                  </w:pPr>
+                  <w:r>
+                    <w:rPr>
+                      <w:rFonts w:ascii="돋움" w:eastAsia="돋움" w:cs="돋움"/>
+                      <w:sz w:val="18"/>
+                      <w:szCs w:val="18"/>
                       <w:lang w:eastAsia="ko-KR"/>
                     </w:rPr>
                     <w:t>실험 데이터 분석</w:t>
@@ -3368,13 +3619,215 @@
           <w:p>
             <w:pPr>
               <w:pStyle w:val="a8"/>
-              <w:spacing w:before="120" w:line="312" w:lineRule="auto"/>
+              <w:spacing w:line="200" w:lineRule="auto"/>
               <w:ind w:left="100"/>
               <w:rPr>
-                <w:lang w:eastAsia="ko-KR"/>
-              </w:rPr>
-            </w:pPr>
-            <w:r>
+                <w:rFonts w:ascii="돋움" w:eastAsia="돋움" w:cs="돋움"/>
+                <w:sz w:val="10"/>
+                <w:szCs w:val="10"/>
+                <w:lang w:eastAsia="ko-KR"/>
+              </w:rPr>
+            </w:pPr>
+          </w:p>
+          <w:p>
+            <w:pPr>
+              <w:pStyle w:val="a8"/>
+              <w:spacing w:line="312" w:lineRule="auto"/>
+              <w:ind w:left="100"/>
+              <w:rPr>
+                <w:rFonts w:ascii="돋움" w:eastAsia="돋움" w:cs="돋움"/>
+                <w:b/>
+                <w:bCs/>
+                <w:sz w:val="22"/>
+                <w:szCs w:val="22"/>
+                <w:lang w:eastAsia="ko-KR"/>
+              </w:rPr>
+            </w:pPr>
+            <w:r>
+              <w:rPr>
+                <w:rFonts w:ascii="돋움" w:eastAsia="돋움" w:cs="돋움"/>
+                <w:b/>
+                <w:bCs/>
+                <w:sz w:val="22"/>
+                <w:szCs w:val="22"/>
+                <w:lang w:eastAsia="ko-KR"/>
+              </w:rPr>
+              <w:t>3.2 기대효과</w:t>
+            </w:r>
+          </w:p>
+          <w:p>
+            <w:pPr>
+              <w:pStyle w:val="a8"/>
+              <w:spacing w:line="200" w:lineRule="auto"/>
+              <w:ind w:left="100"/>
+              <w:rPr>
+                <w:rFonts w:ascii="돋움" w:eastAsia="돋움" w:cs="돋움"/>
+                <w:sz w:val="10"/>
+                <w:szCs w:val="10"/>
+                <w:lang w:eastAsia="ko-KR"/>
+              </w:rPr>
+            </w:pPr>
+          </w:p>
+          <w:p>
+            <w:pPr>
+              <w:pStyle w:val="a8"/>
+              <w:spacing w:line="312" w:lineRule="auto"/>
+              <w:ind w:left="100"/>
+              <w:rPr>
+                <w:rFonts w:ascii="돋움" w:eastAsia="돋움" w:cs="돋움"/>
+                <w:lang w:eastAsia="ko-KR"/>
+              </w:rPr>
+            </w:pPr>
+            <w:r>
+              <w:rPr>
+                <w:rFonts w:ascii="돋움" w:eastAsia="돋움" w:cs="돋움"/>
+                <w:lang w:eastAsia="ko-KR"/>
+              </w:rPr>
+              <w:t xml:space="preserve">배울 수 있는 것: OS 수업에서 이론으로만 </w:t>
+            </w:r>
+            <w:proofErr w:type="spellStart"/>
+            <w:r>
+              <w:rPr>
+                <w:rFonts w:ascii="돋움" w:eastAsia="돋움" w:cs="돋움"/>
+                <w:lang w:eastAsia="ko-KR"/>
+              </w:rPr>
+              <w:t>배웨던</w:t>
+            </w:r>
+            <w:proofErr w:type="spellEnd"/>
+            <w:r>
+              <w:rPr>
+                <w:rFonts w:ascii="돋움" w:eastAsia="돋움" w:cs="돋움"/>
+                <w:lang w:eastAsia="ko-KR"/>
+              </w:rPr>
+              <w:t xml:space="preserve"> 스케줄링 알고리즘을 직접 구현하고 실험해 봄으로써 이론과 실제의 차이를 체감할 수 있습니다. 또한 Node.js/Express 기반 </w:t>
+            </w:r>
+            <w:proofErr w:type="spellStart"/>
+            <w:r>
+              <w:rPr>
+                <w:rFonts w:ascii="돋움" w:eastAsia="돋움" w:cs="돋움"/>
+                <w:lang w:eastAsia="ko-KR"/>
+              </w:rPr>
+              <w:t>백엔드</w:t>
+            </w:r>
+            <w:proofErr w:type="spellEnd"/>
+            <w:r>
+              <w:rPr>
+                <w:rFonts w:ascii="돋움" w:eastAsia="돋움" w:cs="돋움"/>
+                <w:lang w:eastAsia="ko-KR"/>
+              </w:rPr>
+              <w:t xml:space="preserve"> 개발 경험과 실험 설계 및 데이터 분석 능력도 기를 수 있습니다.</w:t>
+            </w:r>
+          </w:p>
+          <w:p>
+            <w:pPr>
+              <w:pStyle w:val="a8"/>
+              <w:spacing w:line="200" w:lineRule="auto"/>
+              <w:ind w:left="100"/>
+              <w:rPr>
+                <w:rFonts w:ascii="돋움" w:eastAsia="돋움" w:cs="돋움"/>
+                <w:sz w:val="10"/>
+                <w:szCs w:val="10"/>
+                <w:lang w:eastAsia="ko-KR"/>
+              </w:rPr>
+            </w:pPr>
+          </w:p>
+          <w:p>
+            <w:pPr>
+              <w:pStyle w:val="a8"/>
+              <w:spacing w:line="312" w:lineRule="auto"/>
+              <w:ind w:left="100"/>
+              <w:rPr>
+                <w:rFonts w:ascii="돋움" w:eastAsia="돋움" w:cs="돋움"/>
+                <w:lang w:eastAsia="ko-KR"/>
+              </w:rPr>
+            </w:pPr>
+            <w:r>
+              <w:rPr>
+                <w:rFonts w:ascii="돋움" w:eastAsia="돋움" w:cs="돋움"/>
+                <w:lang w:eastAsia="ko-KR"/>
+              </w:rPr>
+              <w:t>프로젝트의 의미: OS 스케줄링 알고리즘을 AI 시스템에 적용해 보는 시도로, 4가지 알고리즘의 성능을 정량적으로 비교합니다. 특히 WFQ의 공정성을 객관적으로 측정할 방법을 찾아보면서 Jain</w:t>
+            </w:r>
+            <w:r>
+              <w:rPr>
+                <w:rFonts w:ascii="돋움" w:eastAsia="돋움" w:cs="돋움"/>
+                <w:lang w:eastAsia="ko-KR"/>
+              </w:rPr>
+              <w:t>’</w:t>
+            </w:r>
+            <w:r>
+              <w:rPr>
+                <w:rFonts w:ascii="돋움" w:eastAsia="돋움" w:cs="돋움"/>
+                <w:lang w:eastAsia="ko-KR"/>
+              </w:rPr>
+              <w:t>s Fairness Index(0~1 사이 값으로 자원 배분의 균등함을 나타내는 지표)</w:t>
+            </w:r>
+            <w:proofErr w:type="spellStart"/>
+            <w:r>
+              <w:rPr>
+                <w:rFonts w:ascii="돋움" w:eastAsia="돋움" w:cs="돋움"/>
+                <w:lang w:eastAsia="ko-KR"/>
+              </w:rPr>
+              <w:t>를</w:t>
+            </w:r>
+            <w:proofErr w:type="spellEnd"/>
+            <w:r>
+              <w:rPr>
+                <w:rFonts w:ascii="돋움" w:eastAsia="돋움" w:cs="돋움"/>
+                <w:lang w:eastAsia="ko-KR"/>
+              </w:rPr>
+              <w:t xml:space="preserve"> 알게 되었고, 이를 활용하여 공정성까지 분석해 보고자 합니다.</w:t>
+            </w:r>
+          </w:p>
+          <w:p>
+            <w:pPr>
+              <w:pStyle w:val="a8"/>
+              <w:spacing w:line="200" w:lineRule="auto"/>
+              <w:ind w:left="100"/>
+              <w:rPr>
+                <w:rFonts w:ascii="돋움" w:eastAsia="돋움" w:cs="돋움"/>
+                <w:sz w:val="10"/>
+                <w:szCs w:val="10"/>
+                <w:lang w:eastAsia="ko-KR"/>
+              </w:rPr>
+            </w:pPr>
+          </w:p>
+          <w:p>
+            <w:pPr>
+              <w:pStyle w:val="a8"/>
+              <w:spacing w:line="312" w:lineRule="auto"/>
+              <w:ind w:left="100"/>
+              <w:rPr>
+                <w:rFonts w:ascii="돋움" w:eastAsia="돋움" w:cs="돋움"/>
+                <w:lang w:eastAsia="ko-KR"/>
+              </w:rPr>
+            </w:pPr>
+            <w:r>
+              <w:rPr>
+                <w:rFonts w:ascii="돋움" w:eastAsia="돋움" w:cs="돋움"/>
+                <w:lang w:eastAsia="ko-KR"/>
+              </w:rPr>
+              <w:t>활용 가능성: 긴급한 요청을 먼저 처리해서 응답성을 높이거나, 사용자 등급별로 공정하게 자원을 나누는 방식을 구현해 볼 수 있습니다.</w:t>
+            </w:r>
+          </w:p>
+          <w:p>
+            <w:pPr>
+              <w:pStyle w:val="a8"/>
+              <w:spacing w:line="200" w:lineRule="auto"/>
+              <w:ind w:left="100"/>
+              <w:rPr>
+                <w:rFonts w:ascii="돋움" w:eastAsia="돋움" w:cs="돋움"/>
+                <w:sz w:val="10"/>
+                <w:szCs w:val="10"/>
+                <w:lang w:eastAsia="ko-KR"/>
+              </w:rPr>
+            </w:pPr>
+          </w:p>
+          <w:p>
+            <w:pPr>
+              <w:pStyle w:val="a8"/>
+              <w:spacing w:line="312" w:lineRule="auto"/>
+              <w:ind w:left="100"/>
               <w:rPr>
                 <w:rFonts w:ascii="돋움" w:eastAsia="돋움" w:cs="돋움"/>
                 <w:b/>
@@ -3383,140 +3836,1394 @@
                 <w:szCs w:val="24"/>
                 <w:lang w:eastAsia="ko-KR"/>
               </w:rPr>
-              <w:t>3.2 기대효과</w:t>
-            </w:r>
-          </w:p>
-          <w:p>
-            <w:pPr>
-              <w:pStyle w:val="a8"/>
-              <w:spacing w:line="312" w:lineRule="auto"/>
-              <w:ind w:left="300"/>
-              <w:rPr>
-                <w:lang w:eastAsia="ko-KR"/>
-              </w:rPr>
-            </w:pPr>
-            <w:r>
-              <w:rPr>
-                <w:rFonts w:ascii="돋움" w:eastAsia="돋움" w:cs="돋움"/>
-                <w:b/>
-                <w:bCs/>
-                <w:sz w:val="22"/>
-                <w:szCs w:val="22"/>
-                <w:lang w:eastAsia="ko-KR"/>
-              </w:rPr>
-              <w:t xml:space="preserve">- 배울 수 있는 것: </w:t>
-            </w:r>
-            <w:r>
-              <w:rPr>
-                <w:rFonts w:ascii="돋움" w:eastAsia="돋움" w:cs="돋움"/>
-                <w:sz w:val="22"/>
-                <w:szCs w:val="22"/>
-                <w:lang w:eastAsia="ko-KR"/>
-              </w:rPr>
-              <w:t xml:space="preserve">OS 수업에서 이론으로만 배웠던 스케줄링 알고리즘을 직접 구현하고 실험해 봄으로써 이론과 실제의 차이를 체감할 수 있습니다. 또한 Node.js/Express 기반 </w:t>
-            </w:r>
-            <w:proofErr w:type="spellStart"/>
-            <w:r>
-              <w:rPr>
-                <w:rFonts w:ascii="돋움" w:eastAsia="돋움" w:cs="돋움"/>
-                <w:sz w:val="22"/>
-                <w:szCs w:val="22"/>
-                <w:lang w:eastAsia="ko-KR"/>
-              </w:rPr>
-              <w:t>백엔드</w:t>
-            </w:r>
-            <w:proofErr w:type="spellEnd"/>
-            <w:r>
-              <w:rPr>
-                <w:rFonts w:ascii="돋움" w:eastAsia="돋움" w:cs="돋움"/>
-                <w:sz w:val="22"/>
-                <w:szCs w:val="22"/>
-                <w:lang w:eastAsia="ko-KR"/>
-              </w:rPr>
-              <w:t xml:space="preserve"> 개발 경험과 실험 설계 및 데이터 분석 능력도 기를 수 있습니다.</w:t>
-            </w:r>
-          </w:p>
-          <w:p>
-            <w:pPr>
-              <w:pStyle w:val="a8"/>
-              <w:spacing w:line="312" w:lineRule="auto"/>
-              <w:ind w:left="300"/>
-              <w:rPr>
-                <w:lang w:eastAsia="ko-KR"/>
-              </w:rPr>
-            </w:pPr>
-            <w:r>
-              <w:rPr>
-                <w:rFonts w:ascii="돋움" w:eastAsia="돋움" w:cs="돋움"/>
-                <w:b/>
-                <w:bCs/>
-                <w:sz w:val="22"/>
-                <w:szCs w:val="22"/>
-                <w:lang w:eastAsia="ko-KR"/>
-              </w:rPr>
-              <w:t xml:space="preserve">- 프로젝트의 의미: </w:t>
-            </w:r>
-            <w:r>
-              <w:rPr>
-                <w:rFonts w:ascii="돋움" w:eastAsia="돋움" w:cs="돋움"/>
-                <w:sz w:val="22"/>
-                <w:szCs w:val="22"/>
-                <w:lang w:eastAsia="ko-KR"/>
-              </w:rPr>
-              <w:t>OS 스케줄링 알고리즘을 AI 시스템에 적용해 보는 시도로, 4가지 알고리즘의 성능을 정량적으로 비교하고 Jain's Fairness Index로 공정성까지 분석해 보고자 합니다.</w:t>
-            </w:r>
-          </w:p>
-          <w:p>
-            <w:pPr>
-              <w:pStyle w:val="a8"/>
-              <w:spacing w:line="312" w:lineRule="auto"/>
-              <w:ind w:left="300"/>
-              <w:rPr>
-                <w:lang w:eastAsia="ko-KR"/>
-              </w:rPr>
-            </w:pPr>
-            <w:r>
-              <w:rPr>
-                <w:rFonts w:ascii="돋움" w:eastAsia="돋움" w:cs="돋움"/>
-                <w:b/>
-                <w:bCs/>
-                <w:sz w:val="22"/>
-                <w:szCs w:val="22"/>
-                <w:lang w:eastAsia="ko-KR"/>
-              </w:rPr>
-              <w:t xml:space="preserve">- 활용 가능성: </w:t>
-            </w:r>
-            <w:r>
-              <w:rPr>
-                <w:rFonts w:ascii="돋움" w:eastAsia="돋움" w:cs="돋움"/>
-                <w:sz w:val="22"/>
-                <w:szCs w:val="22"/>
-                <w:lang w:eastAsia="ko-KR"/>
-              </w:rPr>
-              <w:t>긴급한 요청을 먼저 처리해서 응답성을 높이거나, 사용자 등급별로 공정하게 자원을 나누는 방식을 구현해 볼 수 있습니다.</w:t>
-            </w:r>
-          </w:p>
-          <w:p>
-            <w:pPr>
-              <w:pStyle w:val="a8"/>
-              <w:spacing w:before="240" w:line="312" w:lineRule="auto"/>
+            </w:pPr>
+            <w:r>
+              <w:rPr>
+                <w:rFonts w:ascii="돋움" w:eastAsia="돋움" w:cs="돋움"/>
+                <w:b/>
+                <w:bCs/>
+                <w:sz w:val="24"/>
+                <w:szCs w:val="24"/>
+                <w:lang w:eastAsia="ko-KR"/>
+              </w:rPr>
+              <w:t>4. 기술 스택</w:t>
+            </w:r>
+          </w:p>
+          <w:p>
+            <w:pPr>
+              <w:pStyle w:val="a8"/>
+              <w:spacing w:line="200" w:lineRule="auto"/>
               <w:ind w:left="100"/>
-            </w:pPr>
-            <w:r>
-              <w:rPr>
-                <w:rFonts w:ascii="돋움" w:eastAsia="돋움" w:cs="돋움"/>
-                <w:b/>
-                <w:bCs/>
-                <w:sz w:val="28"/>
-                <w:szCs w:val="28"/>
-                <w:lang w:eastAsia="ko-KR"/>
-              </w:rPr>
-              <w:t>4. 기술 스택</w:t>
-            </w:r>
+              <w:rPr>
+                <w:rFonts w:ascii="돋움" w:eastAsia="돋움" w:cs="돋움"/>
+                <w:sz w:val="10"/>
+                <w:szCs w:val="10"/>
+                <w:lang w:eastAsia="ko-KR"/>
+              </w:rPr>
+            </w:pPr>
           </w:p>
           <w:tbl>
             <w:tblPr>
-              <w:tblW w:w="0" w:type="auto"/>
+              <w:tblW w:w="9800" w:type="dxa"/>
+              <w:tblBorders>
+                <w:top w:val="single" w:sz="4" w:space="0" w:color="000000"/>
+                <w:left w:val="single" w:sz="4" w:space="0" w:color="000000"/>
+                <w:bottom w:val="single" w:sz="4" w:space="0" w:color="000000"/>
+                <w:right w:val="single" w:sz="4" w:space="0" w:color="000000"/>
+                <w:insideH w:val="single" w:sz="4" w:space="0" w:color="000000"/>
+                <w:insideV w:val="single" w:sz="4" w:space="0" w:color="000000"/>
+              </w:tblBorders>
+              <w:tblLayout w:type="fixed"/>
+              <w:tblCellMar>
+                <w:top w:w="40" w:type="dxa"/>
+                <w:left w:w="80" w:type="dxa"/>
+                <w:bottom w:w="40" w:type="dxa"/>
+                <w:right w:w="80" w:type="dxa"/>
+              </w:tblCellMar>
+              <w:tblLook w:val="04A0" w:firstRow="1" w:lastRow="0" w:firstColumn="1" w:lastColumn="0" w:noHBand="0" w:noVBand="1"/>
+            </w:tblPr>
+            <w:tblGrid>
+              <w:gridCol w:w="2400"/>
+              <w:gridCol w:w="4400"/>
+              <w:gridCol w:w="3000"/>
+            </w:tblGrid>
+            <w:tr>
+              <w:trPr>
+                <w:trHeight w:val="360"/>
+              </w:trPr>
+              <w:tc>
+                <w:tcPr>
+                  <w:tcW w:w="2400" w:type="dxa"/>
+                  <w:shd w:val="clear" w:color="auto" w:fill="D9E2F3"/>
+                  <w:vAlign w:val="center"/>
+                </w:tcPr>
+                <w:p>
+                  <w:pPr>
+                    <w:pStyle w:val="a8"/>
+                    <w:jc w:val="center"/>
+                    <w:rPr>
+                      <w:rFonts w:ascii="돋움" w:eastAsia="돋움" w:cs="돋움"/>
+                      <w:b/>
+                      <w:bCs/>
+                      <w:sz w:val="18"/>
+                      <w:szCs w:val="18"/>
+                      <w:lang w:eastAsia="ko-KR"/>
+                    </w:rPr>
+                  </w:pPr>
+                  <w:r>
+                    <w:rPr>
+                      <w:rFonts w:ascii="돋움" w:eastAsia="돋움" w:cs="돋움"/>
+                      <w:b/>
+                      <w:bCs/>
+                      <w:sz w:val="18"/>
+                      <w:szCs w:val="18"/>
+                      <w:lang w:eastAsia="ko-KR"/>
+                    </w:rPr>
+                    <w:t>분류</w:t>
+                  </w:r>
+                </w:p>
+              </w:tc>
+              <w:tc>
+                <w:tcPr>
+                  <w:tcW w:w="4400" w:type="dxa"/>
+                  <w:shd w:val="clear" w:color="auto" w:fill="D9E2F3"/>
+                  <w:vAlign w:val="center"/>
+                </w:tcPr>
+                <w:p>
+                  <w:pPr>
+                    <w:pStyle w:val="a8"/>
+                    <w:jc w:val="center"/>
+                    <w:rPr>
+                      <w:rFonts w:ascii="돋움" w:eastAsia="돋움" w:cs="돋움"/>
+                      <w:b/>
+                      <w:bCs/>
+                      <w:sz w:val="18"/>
+                      <w:szCs w:val="18"/>
+                      <w:lang w:eastAsia="ko-KR"/>
+                    </w:rPr>
+                  </w:pPr>
+                  <w:r>
+                    <w:rPr>
+                      <w:rFonts w:ascii="돋움" w:eastAsia="돋움" w:cs="돋움"/>
+                      <w:b/>
+                      <w:bCs/>
+                      <w:sz w:val="18"/>
+                      <w:szCs w:val="18"/>
+                      <w:lang w:eastAsia="ko-KR"/>
+                    </w:rPr>
+                    <w:t>기술</w:t>
+                  </w:r>
+                </w:p>
+              </w:tc>
+              <w:tc>
+                <w:tcPr>
+                  <w:tcW w:w="3000" w:type="dxa"/>
+                  <w:shd w:val="clear" w:color="auto" w:fill="D9E2F3"/>
+                  <w:vAlign w:val="center"/>
+                </w:tcPr>
+                <w:p>
+                  <w:pPr>
+                    <w:pStyle w:val="a8"/>
+                    <w:jc w:val="center"/>
+                    <w:rPr>
+                      <w:rFonts w:ascii="돋움" w:eastAsia="돋움" w:cs="돋움"/>
+                      <w:b/>
+                      <w:bCs/>
+                      <w:sz w:val="18"/>
+                      <w:szCs w:val="18"/>
+                      <w:lang w:eastAsia="ko-KR"/>
+                    </w:rPr>
+                  </w:pPr>
+                  <w:r>
+                    <w:rPr>
+                      <w:rFonts w:ascii="돋움" w:eastAsia="돋움" w:cs="돋움"/>
+                      <w:b/>
+                      <w:bCs/>
+                      <w:sz w:val="18"/>
+                      <w:szCs w:val="18"/>
+                      <w:lang w:eastAsia="ko-KR"/>
+                    </w:rPr>
+                    <w:t>선정 이유</w:t>
+                  </w:r>
+                </w:p>
+              </w:tc>
+            </w:tr>
+            <w:tr>
+              <w:trPr>
+                <w:trHeight w:val="320"/>
+              </w:trPr>
+              <w:tc>
+                <w:tcPr>
+                  <w:tcW w:w="2400" w:type="dxa"/>
+                  <w:vAlign w:val="center"/>
+                </w:tcPr>
+                <w:p>
+                  <w:pPr>
+                    <w:pStyle w:val="a8"/>
+                    <w:jc w:val="center"/>
+                    <w:rPr>
+                      <w:rFonts w:ascii="돋움" w:eastAsia="돋움" w:cs="돋움"/>
+                      <w:sz w:val="18"/>
+                      <w:szCs w:val="18"/>
+                      <w:lang w:eastAsia="ko-KR"/>
+                    </w:rPr>
+                  </w:pPr>
+                  <w:r>
+                    <w:rPr>
+                      <w:rFonts w:ascii="돋움" w:eastAsia="돋움" w:cs="돋움"/>
+                      <w:sz w:val="18"/>
+                      <w:szCs w:val="18"/>
+                      <w:lang w:eastAsia="ko-KR"/>
+                    </w:rPr>
+                    <w:t>언어/런타임</w:t>
+                  </w:r>
+                </w:p>
+              </w:tc>
+              <w:tc>
+                <w:tcPr>
+                  <w:tcW w:w="4400" w:type="dxa"/>
+                  <w:vAlign w:val="center"/>
+                </w:tcPr>
+                <w:p>
+                  <w:pPr>
+                    <w:pStyle w:val="a8"/>
+                    <w:jc w:val="center"/>
+                    <w:rPr>
+                      <w:rFonts w:ascii="돋움" w:eastAsia="돋움" w:cs="돋움"/>
+                      <w:sz w:val="18"/>
+                      <w:szCs w:val="18"/>
+                      <w:lang w:eastAsia="ko-KR"/>
+                    </w:rPr>
+                  </w:pPr>
+                  <w:r>
+                    <w:rPr>
+                      <w:rFonts w:ascii="돋움" w:eastAsia="돋움" w:cs="돋움"/>
+                      <w:sz w:val="18"/>
+                      <w:szCs w:val="18"/>
+                      <w:lang w:eastAsia="ko-KR"/>
+                    </w:rPr>
+                    <w:t>JavaScript (ES2024) / Node.js 22+ LTS</w:t>
+                  </w:r>
+                </w:p>
+              </w:tc>
+              <w:tc>
+                <w:tcPr>
+                  <w:tcW w:w="3000" w:type="dxa"/>
+                  <w:vAlign w:val="center"/>
+                </w:tcPr>
+                <w:p>
+                  <w:pPr>
+                    <w:pStyle w:val="a8"/>
+                    <w:jc w:val="center"/>
+                    <w:rPr>
+                      <w:rFonts w:ascii="돋움" w:eastAsia="돋움" w:cs="돋움"/>
+                      <w:sz w:val="18"/>
+                      <w:szCs w:val="18"/>
+                      <w:lang w:eastAsia="ko-KR"/>
+                    </w:rPr>
+                  </w:pPr>
+                  <w:r>
+                    <w:rPr>
+                      <w:rFonts w:ascii="돋움" w:eastAsia="돋움" w:cs="돋움"/>
+                      <w:sz w:val="18"/>
+                      <w:szCs w:val="18"/>
+                      <w:lang w:eastAsia="ko-KR"/>
+                    </w:rPr>
+                    <w:t>익숙하고 안정적</w:t>
+                  </w:r>
+                </w:p>
+              </w:tc>
+            </w:tr>
+            <w:tr>
+              <w:trPr>
+                <w:trHeight w:val="320"/>
+              </w:trPr>
+              <w:tc>
+                <w:tcPr>
+                  <w:tcW w:w="2400" w:type="dxa"/>
+                  <w:vAlign w:val="center"/>
+                </w:tcPr>
+                <w:p>
+                  <w:pPr>
+                    <w:pStyle w:val="a8"/>
+                    <w:jc w:val="center"/>
+                    <w:rPr>
+                      <w:rFonts w:ascii="돋움" w:eastAsia="돋움" w:cs="돋움"/>
+                      <w:sz w:val="18"/>
+                      <w:szCs w:val="18"/>
+                      <w:lang w:eastAsia="ko-KR"/>
+                    </w:rPr>
+                  </w:pPr>
+                  <w:r>
+                    <w:rPr>
+                      <w:rFonts w:ascii="돋움" w:eastAsia="돋움" w:cs="돋움"/>
+                      <w:sz w:val="18"/>
+                      <w:szCs w:val="18"/>
+                      <w:lang w:eastAsia="ko-KR"/>
+                    </w:rPr>
+                    <w:t>웹 프레임워크</w:t>
+                  </w:r>
+                </w:p>
+              </w:tc>
+              <w:tc>
+                <w:tcPr>
+                  <w:tcW w:w="4400" w:type="dxa"/>
+                  <w:vAlign w:val="center"/>
+                </w:tcPr>
+                <w:p>
+                  <w:pPr>
+                    <w:pStyle w:val="a8"/>
+                    <w:jc w:val="center"/>
+                    <w:rPr>
+                      <w:rFonts w:ascii="돋움" w:eastAsia="돋움" w:cs="돋움"/>
+                      <w:sz w:val="18"/>
+                      <w:szCs w:val="18"/>
+                      <w:lang w:eastAsia="ko-KR"/>
+                    </w:rPr>
+                  </w:pPr>
+                  <w:r>
+                    <w:rPr>
+                      <w:rFonts w:ascii="돋움" w:eastAsia="돋움" w:cs="돋움"/>
+                      <w:sz w:val="18"/>
+                      <w:szCs w:val="18"/>
+                      <w:lang w:eastAsia="ko-KR"/>
+                    </w:rPr>
+                    <w:t>Express.js 4.x</w:t>
+                  </w:r>
+                </w:p>
+              </w:tc>
+              <w:tc>
+                <w:tcPr>
+                  <w:tcW w:w="3000" w:type="dxa"/>
+                  <w:vAlign w:val="center"/>
+                </w:tcPr>
+                <w:p>
+                  <w:pPr>
+                    <w:pStyle w:val="a8"/>
+                    <w:jc w:val="center"/>
+                    <w:rPr>
+                      <w:rFonts w:ascii="돋움" w:eastAsia="돋움" w:cs="돋움"/>
+                      <w:sz w:val="18"/>
+                      <w:szCs w:val="18"/>
+                      <w:lang w:eastAsia="ko-KR"/>
+                    </w:rPr>
+                  </w:pPr>
+                  <w:r>
+                    <w:rPr>
+                      <w:rFonts w:ascii="돋움" w:eastAsia="돋움" w:cs="돋움"/>
+                      <w:sz w:val="18"/>
+                      <w:szCs w:val="18"/>
+                      <w:lang w:eastAsia="ko-KR"/>
+                    </w:rPr>
+                    <w:t>간결한 REST API</w:t>
+                  </w:r>
+                </w:p>
+              </w:tc>
+            </w:tr>
+            <w:tr>
+              <w:trPr>
+                <w:trHeight w:val="320"/>
+              </w:trPr>
+              <w:tc>
+                <w:tcPr>
+                  <w:tcW w:w="2400" w:type="dxa"/>
+                  <w:vAlign w:val="center"/>
+                </w:tcPr>
+                <w:p>
+                  <w:pPr>
+                    <w:pStyle w:val="a8"/>
+                    <w:jc w:val="center"/>
+                    <w:rPr>
+                      <w:rFonts w:ascii="돋움" w:eastAsia="돋움" w:cs="돋움"/>
+                      <w:sz w:val="18"/>
+                      <w:szCs w:val="18"/>
+                      <w:lang w:eastAsia="ko-KR"/>
+                    </w:rPr>
+                  </w:pPr>
+                  <w:r>
+                    <w:rPr>
+                      <w:rFonts w:ascii="돋움" w:eastAsia="돋움" w:cs="돋움"/>
+                      <w:sz w:val="18"/>
+                      <w:szCs w:val="18"/>
+                      <w:lang w:eastAsia="ko-KR"/>
+                    </w:rPr>
+                    <w:t>데이터 저장</w:t>
+                  </w:r>
+                </w:p>
+              </w:tc>
+              <w:tc>
+                <w:tcPr>
+                  <w:tcW w:w="4400" w:type="dxa"/>
+                  <w:vAlign w:val="center"/>
+                </w:tcPr>
+                <w:p>
+                  <w:pPr>
+                    <w:pStyle w:val="a8"/>
+                    <w:jc w:val="center"/>
+                    <w:rPr>
+                      <w:rFonts w:ascii="돋움" w:eastAsia="돋움" w:cs="돋움"/>
+                      <w:sz w:val="18"/>
+                      <w:szCs w:val="18"/>
+                      <w:lang w:eastAsia="ko-KR"/>
+                    </w:rPr>
+                  </w:pPr>
+                  <w:r>
+                    <w:rPr>
+                      <w:rFonts w:ascii="돋움" w:eastAsia="돋움" w:cs="돋움"/>
+                      <w:sz w:val="18"/>
+                      <w:szCs w:val="18"/>
+                      <w:lang w:eastAsia="ko-KR"/>
+                    </w:rPr>
+                    <w:t>JSON 파일</w:t>
+                  </w:r>
+                </w:p>
+              </w:tc>
+              <w:tc>
+                <w:tcPr>
+                  <w:tcW w:w="3000" w:type="dxa"/>
+                  <w:vAlign w:val="center"/>
+                </w:tcPr>
+                <w:p>
+                  <w:pPr>
+                    <w:pStyle w:val="a8"/>
+                    <w:jc w:val="center"/>
+                    <w:rPr>
+                      <w:rFonts w:ascii="돋움" w:eastAsia="돋움" w:cs="돋움"/>
+                      <w:sz w:val="18"/>
+                      <w:szCs w:val="18"/>
+                      <w:lang w:eastAsia="ko-KR"/>
+                    </w:rPr>
+                  </w:pPr>
+                  <w:r>
+                    <w:rPr>
+                      <w:rFonts w:ascii="돋움" w:eastAsia="돋움" w:cs="돋움"/>
+                      <w:sz w:val="18"/>
+                      <w:szCs w:val="18"/>
+                      <w:lang w:eastAsia="ko-KR"/>
+                    </w:rPr>
+                    <w:t>별도 패키지 불필요</w:t>
+                  </w:r>
+                </w:p>
+              </w:tc>
+            </w:tr>
+            <w:tr>
+              <w:trPr>
+                <w:trHeight w:val="320"/>
+              </w:trPr>
+              <w:tc>
+                <w:tcPr>
+                  <w:tcW w:w="2400" w:type="dxa"/>
+                  <w:vAlign w:val="center"/>
+                </w:tcPr>
+                <w:p>
+                  <w:pPr>
+                    <w:pStyle w:val="a8"/>
+                    <w:jc w:val="center"/>
+                    <w:rPr>
+                      <w:rFonts w:ascii="돋움" w:eastAsia="돋움" w:cs="돋움"/>
+                      <w:sz w:val="18"/>
+                      <w:szCs w:val="18"/>
+                      <w:lang w:eastAsia="ko-KR"/>
+                    </w:rPr>
+                  </w:pPr>
+                  <w:r>
+                    <w:rPr>
+                      <w:rFonts w:ascii="돋움" w:eastAsia="돋움" w:cs="돋움"/>
+                      <w:sz w:val="18"/>
+                      <w:szCs w:val="18"/>
+                      <w:lang w:eastAsia="ko-KR"/>
+                    </w:rPr>
+                    <w:t>테스트</w:t>
+                  </w:r>
+                </w:p>
+              </w:tc>
+              <w:tc>
+                <w:tcPr>
+                  <w:tcW w:w="4400" w:type="dxa"/>
+                  <w:vAlign w:val="center"/>
+                </w:tcPr>
+                <w:p>
+                  <w:pPr>
+                    <w:pStyle w:val="a8"/>
+                    <w:jc w:val="center"/>
+                    <w:rPr>
+                      <w:rFonts w:ascii="돋움" w:eastAsia="돋움" w:cs="돋움"/>
+                      <w:sz w:val="18"/>
+                      <w:szCs w:val="18"/>
+                      <w:lang w:eastAsia="ko-KR"/>
+                    </w:rPr>
+                  </w:pPr>
+                  <w:r>
+                    <w:rPr>
+                      <w:rFonts w:ascii="돋움" w:eastAsia="돋움" w:cs="돋움"/>
+                      <w:sz w:val="18"/>
+                      <w:szCs w:val="18"/>
+                      <w:lang w:eastAsia="ko-KR"/>
+                    </w:rPr>
+                    <w:t>Jest 29.x 이상</w:t>
+                  </w:r>
+                </w:p>
+              </w:tc>
+              <w:tc>
+                <w:tcPr>
+                  <w:tcW w:w="3000" w:type="dxa"/>
+                  <w:vAlign w:val="center"/>
+                </w:tcPr>
+                <w:p>
+                  <w:pPr>
+                    <w:pStyle w:val="a8"/>
+                    <w:jc w:val="center"/>
+                    <w:rPr>
+                      <w:rFonts w:ascii="돋움" w:eastAsia="돋움" w:cs="돋움"/>
+                      <w:sz w:val="18"/>
+                      <w:szCs w:val="18"/>
+                      <w:lang w:eastAsia="ko-KR"/>
+                    </w:rPr>
+                  </w:pPr>
+                  <w:r>
+                    <w:rPr>
+                      <w:rFonts w:ascii="돋움" w:eastAsia="돋움" w:cs="돋움"/>
+                      <w:sz w:val="18"/>
+                      <w:szCs w:val="18"/>
+                      <w:lang w:eastAsia="ko-KR"/>
+                    </w:rPr>
+                    <w:t>표준 프레임워크</w:t>
+                  </w:r>
+                </w:p>
+              </w:tc>
+            </w:tr>
+            <w:tr>
+              <w:trPr>
+                <w:trHeight w:val="320"/>
+              </w:trPr>
+              <w:tc>
+                <w:tcPr>
+                  <w:tcW w:w="2400" w:type="dxa"/>
+                  <w:vAlign w:val="center"/>
+                </w:tcPr>
+                <w:p>
+                  <w:pPr>
+                    <w:pStyle w:val="a8"/>
+                    <w:jc w:val="center"/>
+                    <w:rPr>
+                      <w:rFonts w:ascii="돋움" w:eastAsia="돋움" w:cs="돋움"/>
+                      <w:sz w:val="18"/>
+                      <w:szCs w:val="18"/>
+                      <w:lang w:eastAsia="ko-KR"/>
+                    </w:rPr>
+                  </w:pPr>
+                  <w:r>
+                    <w:rPr>
+                      <w:rFonts w:ascii="돋움" w:eastAsia="돋움" w:cs="돋움"/>
+                      <w:sz w:val="18"/>
+                      <w:szCs w:val="18"/>
+                      <w:lang w:eastAsia="ko-KR"/>
+                    </w:rPr>
+                    <w:t>LLM</w:t>
+                  </w:r>
+                </w:p>
+              </w:tc>
+              <w:tc>
+                <w:tcPr>
+                  <w:tcW w:w="4400" w:type="dxa"/>
+                  <w:vAlign w:val="center"/>
+                </w:tcPr>
+                <w:p>
+                  <w:pPr>
+                    <w:pStyle w:val="a8"/>
+                    <w:jc w:val="center"/>
+                    <w:rPr>
+                      <w:rFonts w:ascii="돋움" w:eastAsia="돋움" w:cs="돋움"/>
+                      <w:sz w:val="18"/>
+                      <w:szCs w:val="18"/>
+                      <w:lang w:eastAsia="ko-KR"/>
+                    </w:rPr>
+                  </w:pPr>
+                  <w:r>
+                    <w:rPr>
+                      <w:rFonts w:ascii="돋움" w:eastAsia="돋움" w:cs="돋움"/>
+                      <w:sz w:val="18"/>
+                      <w:szCs w:val="18"/>
+                      <w:lang w:eastAsia="ko-KR"/>
+                    </w:rPr>
+                    <w:t>Ollama (로컬)</w:t>
+                  </w:r>
+                </w:p>
+              </w:tc>
+              <w:tc>
+                <w:tcPr>
+                  <w:tcW w:w="3000" w:type="dxa"/>
+                  <w:vAlign w:val="center"/>
+                </w:tcPr>
+                <w:p>
+                  <w:pPr>
+                    <w:pStyle w:val="a8"/>
+                    <w:jc w:val="center"/>
+                    <w:rPr>
+                      <w:rFonts w:ascii="돋움" w:eastAsia="돋움" w:cs="돋움"/>
+                      <w:sz w:val="18"/>
+                      <w:szCs w:val="18"/>
+                      <w:lang w:eastAsia="ko-KR"/>
+                    </w:rPr>
+                  </w:pPr>
+                  <w:r>
+                    <w:rPr>
+                      <w:rFonts w:ascii="돋움" w:eastAsia="돋움" w:cs="돋움"/>
+                      <w:sz w:val="18"/>
+                      <w:szCs w:val="18"/>
+                      <w:lang w:eastAsia="ko-KR"/>
+                    </w:rPr>
+                    <w:t>무료 실행, 외부 API 비용 불필요</w:t>
+                  </w:r>
+                </w:p>
+              </w:tc>
+            </w:tr>
+          </w:tbl>
+          <w:p>
+            <w:pPr>
+              <w:pStyle w:val="a8"/>
+              <w:spacing w:line="200" w:lineRule="auto"/>
+              <w:ind w:left="100"/>
+              <w:rPr>
+                <w:rFonts w:ascii="돋움" w:eastAsia="돋움" w:cs="돋움"/>
+                <w:sz w:val="10"/>
+                <w:szCs w:val="10"/>
+                <w:lang w:eastAsia="ko-KR"/>
+              </w:rPr>
+            </w:pPr>
+          </w:p>
+          <w:p>
+            <w:pPr>
+              <w:pStyle w:val="a8"/>
+              <w:spacing w:line="312" w:lineRule="auto"/>
+              <w:ind w:left="100"/>
+              <w:rPr>
+                <w:rFonts w:ascii="돋움" w:eastAsia="돋움" w:cs="돋움"/>
+                <w:lang w:eastAsia="ko-KR"/>
+              </w:rPr>
+            </w:pPr>
+            <w:r>
+              <w:rPr>
+                <w:rFonts w:ascii="돋움" w:eastAsia="돋움" w:cs="돋움"/>
+                <w:lang w:eastAsia="ko-KR"/>
+              </w:rPr>
+              <w:t>혼자서 한 학기 안에 완성할 수 있도록 외부 패키지는 3~4개로 최소화하고, 스케줄링 알고리즘 구현에 집중할 수 있게 단순한 구조로 만들 계획입니다.</w:t>
+            </w:r>
+          </w:p>
+          <w:p>
+            <w:pPr>
+              <w:pStyle w:val="a8"/>
+              <w:spacing w:line="200" w:lineRule="auto"/>
+              <w:ind w:left="100"/>
+              <w:rPr>
+                <w:rFonts w:ascii="돋움" w:eastAsia="돋움" w:cs="돋움"/>
+                <w:sz w:val="10"/>
+                <w:szCs w:val="10"/>
+                <w:lang w:eastAsia="ko-KR"/>
+              </w:rPr>
+            </w:pPr>
+          </w:p>
+          <w:p>
+            <w:pPr>
+              <w:pStyle w:val="a8"/>
+              <w:spacing w:line="312" w:lineRule="auto"/>
+              <w:ind w:left="100"/>
+              <w:rPr>
+                <w:rFonts w:ascii="돋움" w:eastAsia="돋움" w:cs="돋움"/>
+                <w:b/>
+                <w:bCs/>
+                <w:sz w:val="24"/>
+                <w:szCs w:val="24"/>
+                <w:lang w:eastAsia="ko-KR"/>
+              </w:rPr>
+            </w:pPr>
+            <w:r>
+              <w:rPr>
+                <w:rFonts w:ascii="돋움" w:eastAsia="돋움" w:cs="돋움"/>
+                <w:b/>
+                <w:bCs/>
+                <w:sz w:val="24"/>
+                <w:szCs w:val="24"/>
+                <w:lang w:eastAsia="ko-KR"/>
+              </w:rPr>
+              <w:t>5. 시스템 구조</w:t>
+            </w:r>
+          </w:p>
+          <w:p>
+            <w:pPr>
+              <w:pStyle w:val="a8"/>
+              <w:spacing w:line="200" w:lineRule="auto"/>
+              <w:ind w:left="100"/>
+              <w:rPr>
+                <w:rFonts w:ascii="돋움" w:eastAsia="돋움" w:cs="돋움"/>
+                <w:sz w:val="10"/>
+                <w:szCs w:val="10"/>
+                <w:lang w:eastAsia="ko-KR"/>
+              </w:rPr>
+            </w:pPr>
+          </w:p>
+          <w:p>
+            <w:pPr>
+              <w:pStyle w:val="a8"/>
+              <w:spacing w:line="312" w:lineRule="auto"/>
+              <w:ind w:left="100"/>
+              <w:rPr>
+                <w:rFonts w:ascii="돋움" w:eastAsia="돋움" w:cs="돋움"/>
+                <w:lang w:eastAsia="ko-KR"/>
+              </w:rPr>
+            </w:pPr>
+            <w:r>
+              <w:rPr>
+                <w:rFonts w:ascii="돋움" w:eastAsia="돋움" w:cs="돋움"/>
+                <w:lang w:eastAsia="ko-KR"/>
+              </w:rPr>
+              <w:t xml:space="preserve">시스템은 클라이언트 </w:t>
+            </w:r>
+            <w:r>
+              <w:rPr>
+                <w:rFonts w:ascii="돋움" w:eastAsia="돋움" w:cs="돋움"/>
+                <w:lang w:eastAsia="ko-KR"/>
+              </w:rPr>
+              <w:t>→</w:t>
+            </w:r>
+            <w:r>
+              <w:rPr>
+                <w:rFonts w:ascii="돋움" w:eastAsia="돋움" w:cs="돋움"/>
+                <w:lang w:eastAsia="ko-KR"/>
+              </w:rPr>
+              <w:t xml:space="preserve"> REST API </w:t>
+            </w:r>
+            <w:r>
+              <w:rPr>
+                <w:rFonts w:ascii="돋움" w:eastAsia="돋움" w:cs="돋움"/>
+                <w:lang w:eastAsia="ko-KR"/>
+              </w:rPr>
+              <w:t>→</w:t>
+            </w:r>
+            <w:r>
+              <w:rPr>
+                <w:rFonts w:ascii="돋움" w:eastAsia="돋움" w:cs="돋움"/>
+                <w:lang w:eastAsia="ko-KR"/>
+              </w:rPr>
+              <w:t xml:space="preserve"> 스케줄러 매니저 </w:t>
+            </w:r>
+            <w:r>
+              <w:rPr>
+                <w:rFonts w:ascii="돋움" w:eastAsia="돋움" w:cs="돋움"/>
+                <w:lang w:eastAsia="ko-KR"/>
+              </w:rPr>
+              <w:t>→</w:t>
+            </w:r>
+            <w:r>
+              <w:rPr>
+                <w:rFonts w:ascii="돋움" w:eastAsia="돋움" w:cs="돋움"/>
+                <w:lang w:eastAsia="ko-KR"/>
+              </w:rPr>
+              <w:t xml:space="preserve"> 메모리 큐/JSON 저장소 </w:t>
+            </w:r>
+            <w:r>
+              <w:rPr>
+                <w:rFonts w:ascii="돋움" w:eastAsia="돋움" w:cs="돋움"/>
+                <w:lang w:eastAsia="ko-KR"/>
+              </w:rPr>
+              <w:t>→</w:t>
+            </w:r>
+            <w:r>
+              <w:rPr>
+                <w:rFonts w:ascii="돋움" w:eastAsia="돋움" w:cs="돋움"/>
+                <w:lang w:eastAsia="ko-KR"/>
+              </w:rPr>
+              <w:t xml:space="preserve"> Ollama LLM의 흐름으로 구성됩니다. OS에서 프로세스가 Ready Queue에서 대기하다가 CPU</w:t>
+            </w:r>
+            <w:proofErr w:type="spellStart"/>
+            <w:r>
+              <w:rPr>
+                <w:rFonts w:ascii="돋움" w:eastAsia="돋움" w:cs="돋움"/>
+                <w:lang w:eastAsia="ko-KR"/>
+              </w:rPr>
+              <w:t>를</w:t>
+            </w:r>
+            <w:proofErr w:type="spellEnd"/>
+            <w:r>
+              <w:rPr>
+                <w:rFonts w:ascii="돋움" w:eastAsia="돋움" w:cs="돋움"/>
+                <w:lang w:eastAsia="ko-KR"/>
+              </w:rPr>
+              <w:t xml:space="preserve"> </w:t>
+            </w:r>
+            <w:proofErr w:type="spellStart"/>
+            <w:r>
+              <w:rPr>
+                <w:rFonts w:ascii="돋움" w:eastAsia="돋움" w:cs="돋움"/>
+                <w:lang w:eastAsia="ko-KR"/>
+              </w:rPr>
+              <w:t>할당받는</w:t>
+            </w:r>
+            <w:proofErr w:type="spellEnd"/>
+            <w:r>
+              <w:rPr>
+                <w:rFonts w:ascii="돋움" w:eastAsia="돋움" w:cs="돋움"/>
+                <w:lang w:eastAsia="ko-KR"/>
+              </w:rPr>
+              <w:t xml:space="preserve"> 것처럼, LLM 요청도 대기열에서 순서를 기다리는 구조입니다.</w:t>
+            </w:r>
+          </w:p>
+          <w:p>
+            <w:pPr>
+              <w:pStyle w:val="a8"/>
+              <w:spacing w:line="200" w:lineRule="auto"/>
+              <w:ind w:left="100"/>
+              <w:rPr>
+                <w:rFonts w:ascii="돋움" w:eastAsia="돋움" w:cs="돋움"/>
+                <w:sz w:val="10"/>
+                <w:szCs w:val="10"/>
+                <w:lang w:eastAsia="ko-KR"/>
+              </w:rPr>
+            </w:pPr>
+          </w:p>
+          <w:p>
+            <w:pPr>
+              <w:pStyle w:val="a8"/>
+              <w:spacing w:line="312" w:lineRule="auto"/>
+              <w:ind w:left="100"/>
+              <w:rPr>
+                <w:rFonts w:ascii="돋움" w:eastAsia="돋움" w:cs="돋움"/>
+                <w:lang w:eastAsia="ko-KR"/>
+              </w:rPr>
+            </w:pPr>
+            <w:r>
+              <w:rPr>
+                <w:rFonts w:ascii="돋움" w:eastAsia="돋움" w:cs="돋움"/>
+                <w:lang w:eastAsia="ko-KR"/>
+              </w:rPr>
+              <w:t xml:space="preserve">핵심 모듈과 예상 </w:t>
+            </w:r>
+            <w:proofErr w:type="spellStart"/>
+            <w:r>
+              <w:rPr>
+                <w:rFonts w:ascii="돋움" w:eastAsia="돋움" w:cs="돋움"/>
+                <w:lang w:eastAsia="ko-KR"/>
+              </w:rPr>
+              <w:t>코드량은</w:t>
+            </w:r>
+            <w:proofErr w:type="spellEnd"/>
+            <w:r>
+              <w:rPr>
+                <w:rFonts w:ascii="돋움" w:eastAsia="돋움" w:cs="돋움"/>
+                <w:lang w:eastAsia="ko-KR"/>
+              </w:rPr>
+              <w:t xml:space="preserve"> 다음과 같습니다.</w:t>
+            </w:r>
+          </w:p>
+          <w:p>
+            <w:pPr>
+              <w:pStyle w:val="a8"/>
+              <w:spacing w:line="200" w:lineRule="auto"/>
+              <w:ind w:left="100"/>
+              <w:rPr>
+                <w:rFonts w:ascii="돋움" w:eastAsia="돋움" w:cs="돋움"/>
+                <w:sz w:val="10"/>
+                <w:szCs w:val="10"/>
+                <w:lang w:eastAsia="ko-KR"/>
+              </w:rPr>
+            </w:pPr>
+          </w:p>
+          <w:tbl>
+            <w:tblPr>
+              <w:tblW w:w="9800" w:type="dxa"/>
+              <w:tblBorders>
+                <w:top w:val="single" w:sz="4" w:space="0" w:color="000000"/>
+                <w:left w:val="single" w:sz="4" w:space="0" w:color="000000"/>
+                <w:bottom w:val="single" w:sz="4" w:space="0" w:color="000000"/>
+                <w:right w:val="single" w:sz="4" w:space="0" w:color="000000"/>
+                <w:insideH w:val="single" w:sz="4" w:space="0" w:color="000000"/>
+                <w:insideV w:val="single" w:sz="4" w:space="0" w:color="000000"/>
+              </w:tblBorders>
+              <w:tblLayout w:type="fixed"/>
+              <w:tblCellMar>
+                <w:top w:w="40" w:type="dxa"/>
+                <w:left w:w="80" w:type="dxa"/>
+                <w:bottom w:w="40" w:type="dxa"/>
+                <w:right w:w="80" w:type="dxa"/>
+              </w:tblCellMar>
+              <w:tblLook w:val="04A0" w:firstRow="1" w:lastRow="0" w:firstColumn="1" w:lastColumn="0" w:noHBand="0" w:noVBand="1"/>
+            </w:tblPr>
+            <w:tblGrid>
+              <w:gridCol w:w="2400"/>
+              <w:gridCol w:w="4800"/>
+              <w:gridCol w:w="2600"/>
+            </w:tblGrid>
+            <w:tr>
+              <w:trPr>
+                <w:trHeight w:val="360"/>
+              </w:trPr>
+              <w:tc>
+                <w:tcPr>
+                  <w:tcW w:w="2400" w:type="dxa"/>
+                  <w:shd w:val="clear" w:color="auto" w:fill="D9E2F3"/>
+                  <w:vAlign w:val="center"/>
+                </w:tcPr>
+                <w:p>
+                  <w:pPr>
+                    <w:pStyle w:val="a8"/>
+                    <w:jc w:val="center"/>
+                    <w:rPr>
+                      <w:rFonts w:ascii="돋움" w:eastAsia="돋움" w:cs="돋움"/>
+                      <w:b/>
+                      <w:bCs/>
+                      <w:sz w:val="18"/>
+                      <w:szCs w:val="18"/>
+                      <w:lang w:eastAsia="ko-KR"/>
+                    </w:rPr>
+                  </w:pPr>
+                  <w:r>
+                    <w:rPr>
+                      <w:rFonts w:ascii="돋움" w:eastAsia="돋움" w:cs="돋움"/>
+                      <w:b/>
+                      <w:bCs/>
+                      <w:sz w:val="18"/>
+                      <w:szCs w:val="18"/>
+                      <w:lang w:eastAsia="ko-KR"/>
+                    </w:rPr>
+                    <w:lastRenderedPageBreak/>
+                    <w:t>모듈</w:t>
+                  </w:r>
+                </w:p>
+              </w:tc>
+              <w:tc>
+                <w:tcPr>
+                  <w:tcW w:w="4800" w:type="dxa"/>
+                  <w:shd w:val="clear" w:color="auto" w:fill="D9E2F3"/>
+                  <w:vAlign w:val="center"/>
+                </w:tcPr>
+                <w:p>
+                  <w:pPr>
+                    <w:pStyle w:val="a8"/>
+                    <w:jc w:val="center"/>
+                    <w:rPr>
+                      <w:rFonts w:ascii="돋움" w:eastAsia="돋움" w:cs="돋움"/>
+                      <w:b/>
+                      <w:bCs/>
+                      <w:sz w:val="18"/>
+                      <w:szCs w:val="18"/>
+                      <w:lang w:eastAsia="ko-KR"/>
+                    </w:rPr>
+                  </w:pPr>
+                  <w:r>
+                    <w:rPr>
+                      <w:rFonts w:ascii="돋움" w:eastAsia="돋움" w:cs="돋움"/>
+                      <w:b/>
+                      <w:bCs/>
+                      <w:sz w:val="18"/>
+                      <w:szCs w:val="18"/>
+                      <w:lang w:eastAsia="ko-KR"/>
+                    </w:rPr>
+                    <w:t>설명</w:t>
+                  </w:r>
+                </w:p>
+              </w:tc>
+              <w:tc>
+                <w:tcPr>
+                  <w:tcW w:w="2600" w:type="dxa"/>
+                  <w:shd w:val="clear" w:color="auto" w:fill="D9E2F3"/>
+                  <w:vAlign w:val="center"/>
+                </w:tcPr>
+                <w:p>
+                  <w:pPr>
+                    <w:pStyle w:val="a8"/>
+                    <w:jc w:val="center"/>
+                    <w:rPr>
+                      <w:rFonts w:ascii="돋움" w:eastAsia="돋움" w:cs="돋움"/>
+                      <w:b/>
+                      <w:bCs/>
+                      <w:sz w:val="18"/>
+                      <w:szCs w:val="18"/>
+                      <w:lang w:eastAsia="ko-KR"/>
+                    </w:rPr>
+                  </w:pPr>
+                  <w:r>
+                    <w:rPr>
+                      <w:rFonts w:ascii="돋움" w:eastAsia="돋움" w:cs="돋움"/>
+                      <w:b/>
+                      <w:bCs/>
+                      <w:sz w:val="18"/>
+                      <w:szCs w:val="18"/>
+                      <w:lang w:eastAsia="ko-KR"/>
+                    </w:rPr>
+                    <w:t xml:space="preserve">예상 </w:t>
+                  </w:r>
+                  <w:proofErr w:type="spellStart"/>
+                  <w:r>
+                    <w:rPr>
+                      <w:rFonts w:ascii="돋움" w:eastAsia="돋움" w:cs="돋움"/>
+                      <w:b/>
+                      <w:bCs/>
+                      <w:sz w:val="18"/>
+                      <w:szCs w:val="18"/>
+                      <w:lang w:eastAsia="ko-KR"/>
+                    </w:rPr>
+                    <w:t>코드량</w:t>
+                  </w:r>
+                  <w:proofErr w:type="spellEnd"/>
+                </w:p>
+              </w:tc>
+            </w:tr>
+            <w:tr>
+              <w:trPr>
+                <w:trHeight w:val="320"/>
+              </w:trPr>
+              <w:tc>
+                <w:tcPr>
+                  <w:tcW w:w="2400" w:type="dxa"/>
+                  <w:vAlign w:val="center"/>
+                </w:tcPr>
+                <w:p>
+                  <w:pPr>
+                    <w:pStyle w:val="a8"/>
+                    <w:jc w:val="center"/>
+                    <w:rPr>
+                      <w:rFonts w:ascii="돋움" w:eastAsia="돋움" w:cs="돋움"/>
+                      <w:sz w:val="18"/>
+                      <w:szCs w:val="18"/>
+                      <w:lang w:eastAsia="ko-KR"/>
+                    </w:rPr>
+                  </w:pPr>
+                  <w:r>
+                    <w:rPr>
+                      <w:rFonts w:ascii="돋움" w:eastAsia="돋움" w:cs="돋움"/>
+                      <w:sz w:val="18"/>
+                      <w:szCs w:val="18"/>
+                      <w:lang w:eastAsia="ko-KR"/>
+                    </w:rPr>
+                    <w:t>스케줄러 (4종)</w:t>
+                  </w:r>
+                </w:p>
+              </w:tc>
+              <w:tc>
+                <w:tcPr>
+                  <w:tcW w:w="4800" w:type="dxa"/>
+                  <w:vAlign w:val="center"/>
+                </w:tcPr>
+                <w:p>
+                  <w:pPr>
+                    <w:pStyle w:val="a8"/>
+                    <w:jc w:val="center"/>
+                    <w:rPr>
+                      <w:rFonts w:ascii="돋움" w:eastAsia="돋움" w:cs="돋움"/>
+                      <w:sz w:val="18"/>
+                      <w:szCs w:val="18"/>
+                      <w:lang w:eastAsia="ko-KR"/>
+                    </w:rPr>
+                  </w:pPr>
+                  <w:r>
+                    <w:rPr>
+                      <w:rFonts w:ascii="돋움" w:eastAsia="돋움" w:cs="돋움"/>
+                      <w:sz w:val="18"/>
+                      <w:szCs w:val="18"/>
+                      <w:lang w:eastAsia="ko-KR"/>
+                    </w:rPr>
+                    <w:t xml:space="preserve">FCFS, </w:t>
+                  </w:r>
+                  <w:proofErr w:type="spellStart"/>
+                  <w:r>
+                    <w:rPr>
+                      <w:rFonts w:ascii="돋움" w:eastAsia="돋움" w:cs="돋움"/>
+                      <w:sz w:val="18"/>
+                      <w:szCs w:val="18"/>
+                      <w:lang w:eastAsia="ko-KR"/>
+                    </w:rPr>
+                    <w:t>Priority+Aging</w:t>
+                  </w:r>
+                  <w:proofErr w:type="spellEnd"/>
+                  <w:r>
+                    <w:rPr>
+                      <w:rFonts w:ascii="돋움" w:eastAsia="돋움" w:cs="돋움"/>
+                      <w:sz w:val="18"/>
+                      <w:szCs w:val="18"/>
+                      <w:lang w:eastAsia="ko-KR"/>
+                    </w:rPr>
+                    <w:t>, MLFQ, WFQ</w:t>
+                  </w:r>
+                </w:p>
+              </w:tc>
+              <w:tc>
+                <w:tcPr>
+                  <w:tcW w:w="2600" w:type="dxa"/>
+                  <w:vAlign w:val="center"/>
+                </w:tcPr>
+                <w:p>
+                  <w:pPr>
+                    <w:pStyle w:val="a8"/>
+                    <w:jc w:val="center"/>
+                    <w:rPr>
+                      <w:rFonts w:ascii="돋움" w:eastAsia="돋움" w:cs="돋움"/>
+                      <w:sz w:val="18"/>
+                      <w:szCs w:val="18"/>
+                      <w:lang w:eastAsia="ko-KR"/>
+                    </w:rPr>
+                  </w:pPr>
+                  <w:r>
+                    <w:rPr>
+                      <w:rFonts w:ascii="돋움" w:eastAsia="돋움" w:cs="돋움"/>
+                      <w:sz w:val="18"/>
+                      <w:szCs w:val="18"/>
+                      <w:lang w:eastAsia="ko-KR"/>
+                    </w:rPr>
+                    <w:t>~460줄</w:t>
+                  </w:r>
+                </w:p>
+              </w:tc>
+            </w:tr>
+            <w:tr>
+              <w:trPr>
+                <w:trHeight w:val="320"/>
+              </w:trPr>
+              <w:tc>
+                <w:tcPr>
+                  <w:tcW w:w="2400" w:type="dxa"/>
+                  <w:vAlign w:val="center"/>
+                </w:tcPr>
+                <w:p>
+                  <w:pPr>
+                    <w:pStyle w:val="a8"/>
+                    <w:jc w:val="center"/>
+                    <w:rPr>
+                      <w:rFonts w:ascii="돋움" w:eastAsia="돋움" w:cs="돋움"/>
+                      <w:sz w:val="18"/>
+                      <w:szCs w:val="18"/>
+                      <w:lang w:eastAsia="ko-KR"/>
+                    </w:rPr>
+                  </w:pPr>
+                  <w:r>
+                    <w:rPr>
+                      <w:rFonts w:ascii="돋움" w:eastAsia="돋움" w:cs="돋움"/>
+                      <w:sz w:val="18"/>
+                      <w:szCs w:val="18"/>
+                      <w:lang w:eastAsia="ko-KR"/>
+                    </w:rPr>
+                    <w:t>기타 모듈</w:t>
+                  </w:r>
+                </w:p>
+              </w:tc>
+              <w:tc>
+                <w:tcPr>
+                  <w:tcW w:w="4800" w:type="dxa"/>
+                  <w:vAlign w:val="center"/>
+                </w:tcPr>
+                <w:p>
+                  <w:pPr>
+                    <w:pStyle w:val="a8"/>
+                    <w:jc w:val="center"/>
+                    <w:rPr>
+                      <w:rFonts w:ascii="돋움" w:eastAsia="돋움" w:cs="돋움"/>
+                      <w:sz w:val="18"/>
+                      <w:szCs w:val="18"/>
+                      <w:lang w:eastAsia="ko-KR"/>
+                    </w:rPr>
+                  </w:pPr>
+                  <w:r>
+                    <w:rPr>
+                      <w:rFonts w:ascii="돋움" w:eastAsia="돋움" w:cs="돋움"/>
+                      <w:sz w:val="18"/>
+                      <w:szCs w:val="18"/>
+                      <w:lang w:eastAsia="ko-KR"/>
+                    </w:rPr>
+                    <w:t>큐, 저장소, API, LLM 클라이언트</w:t>
+                  </w:r>
+                </w:p>
+              </w:tc>
+              <w:tc>
+                <w:tcPr>
+                  <w:tcW w:w="2600" w:type="dxa"/>
+                  <w:vAlign w:val="center"/>
+                </w:tcPr>
+                <w:p>
+                  <w:pPr>
+                    <w:pStyle w:val="a8"/>
+                    <w:jc w:val="center"/>
+                    <w:rPr>
+                      <w:rFonts w:ascii="돋움" w:eastAsia="돋움" w:cs="돋움"/>
+                      <w:sz w:val="18"/>
+                      <w:szCs w:val="18"/>
+                      <w:lang w:eastAsia="ko-KR"/>
+                    </w:rPr>
+                  </w:pPr>
+                  <w:r>
+                    <w:rPr>
+                      <w:rFonts w:ascii="돋움" w:eastAsia="돋움" w:cs="돋움"/>
+                      <w:sz w:val="18"/>
+                      <w:szCs w:val="18"/>
+                      <w:lang w:eastAsia="ko-KR"/>
+                    </w:rPr>
+                    <w:t>~540줄</w:t>
+                  </w:r>
+                </w:p>
+              </w:tc>
+            </w:tr>
+            <w:tr>
+              <w:trPr>
+                <w:trHeight w:val="320"/>
+              </w:trPr>
+              <w:tc>
+                <w:tcPr>
+                  <w:tcW w:w="2400" w:type="dxa"/>
+                  <w:vAlign w:val="center"/>
+                </w:tcPr>
+                <w:p>
+                  <w:pPr>
+                    <w:pStyle w:val="a8"/>
+                    <w:jc w:val="center"/>
+                    <w:rPr>
+                      <w:rFonts w:ascii="돋움" w:eastAsia="돋움" w:cs="돋움"/>
+                      <w:sz w:val="18"/>
+                      <w:szCs w:val="18"/>
+                      <w:lang w:eastAsia="ko-KR"/>
+                    </w:rPr>
+                  </w:pPr>
+                  <w:r>
+                    <w:rPr>
+                      <w:rFonts w:ascii="돋움" w:eastAsia="돋움" w:cs="돋움"/>
+                      <w:sz w:val="18"/>
+                      <w:szCs w:val="18"/>
+                      <w:lang w:eastAsia="ko-KR"/>
+                    </w:rPr>
+                    <w:t>전체 합계</w:t>
+                  </w:r>
+                </w:p>
+              </w:tc>
+              <w:tc>
+                <w:tcPr>
+                  <w:tcW w:w="4800" w:type="dxa"/>
+                  <w:vAlign w:val="center"/>
+                </w:tcPr>
+                <w:p>
+                  <w:pPr>
+                    <w:pStyle w:val="a8"/>
+                    <w:jc w:val="center"/>
+                    <w:rPr>
+                      <w:rFonts w:ascii="돋움" w:eastAsia="돋움" w:cs="돋움"/>
+                      <w:sz w:val="18"/>
+                      <w:szCs w:val="18"/>
+                      <w:lang w:eastAsia="ko-KR"/>
+                    </w:rPr>
+                  </w:pPr>
+                </w:p>
+              </w:tc>
+              <w:tc>
+                <w:tcPr>
+                  <w:tcW w:w="2600" w:type="dxa"/>
+                  <w:vAlign w:val="center"/>
+                </w:tcPr>
+                <w:p>
+                  <w:pPr>
+                    <w:pStyle w:val="a8"/>
+                    <w:jc w:val="center"/>
+                    <w:rPr>
+                      <w:rFonts w:ascii="돋움" w:eastAsia="돋움" w:cs="돋움"/>
+                      <w:sz w:val="18"/>
+                      <w:szCs w:val="18"/>
+                      <w:lang w:eastAsia="ko-KR"/>
+                    </w:rPr>
+                  </w:pPr>
+                  <w:r>
+                    <w:rPr>
+                      <w:rFonts w:ascii="돋움" w:eastAsia="돋움" w:cs="돋움"/>
+                      <w:sz w:val="18"/>
+                      <w:szCs w:val="18"/>
+                      <w:lang w:eastAsia="ko-KR"/>
+                    </w:rPr>
+                    <w:t>~1,000줄</w:t>
+                  </w:r>
+                </w:p>
+              </w:tc>
+            </w:tr>
+          </w:tbl>
+          <w:p>
+            <w:pPr>
+              <w:pStyle w:val="a8"/>
+              <w:spacing w:line="200" w:lineRule="auto"/>
+              <w:ind w:left="100"/>
+              <w:rPr>
+                <w:rFonts w:ascii="돋움" w:eastAsia="돋움" w:cs="돋움"/>
+                <w:sz w:val="10"/>
+                <w:szCs w:val="10"/>
+                <w:lang w:eastAsia="ko-KR"/>
+              </w:rPr>
+            </w:pPr>
+          </w:p>
+          <w:p>
+            <w:pPr>
+              <w:pStyle w:val="a8"/>
+              <w:spacing w:line="312" w:lineRule="auto"/>
+              <w:ind w:left="100"/>
+              <w:rPr>
+                <w:rFonts w:ascii="돋움" w:eastAsia="돋움" w:cs="돋움"/>
+                <w:b/>
+                <w:bCs/>
+                <w:sz w:val="24"/>
+                <w:szCs w:val="24"/>
+                <w:lang w:eastAsia="ko-KR"/>
+              </w:rPr>
+            </w:pPr>
+            <w:r>
+              <w:rPr>
+                <w:rFonts w:ascii="돋움" w:eastAsia="돋움" w:cs="돋움"/>
+                <w:b/>
+                <w:bCs/>
+                <w:sz w:val="24"/>
+                <w:szCs w:val="24"/>
+                <w:lang w:eastAsia="ko-KR"/>
+              </w:rPr>
+              <w:t>6. 연구 질문 및 예상 성과</w:t>
+            </w:r>
+          </w:p>
+          <w:p>
+            <w:pPr>
+              <w:pStyle w:val="a8"/>
+              <w:spacing w:line="200" w:lineRule="auto"/>
+              <w:ind w:left="100"/>
+              <w:rPr>
+                <w:rFonts w:ascii="돋움" w:eastAsia="돋움" w:cs="돋움"/>
+                <w:sz w:val="10"/>
+                <w:szCs w:val="10"/>
+                <w:lang w:eastAsia="ko-KR"/>
+              </w:rPr>
+            </w:pPr>
+          </w:p>
+          <w:p>
+            <w:pPr>
+              <w:pStyle w:val="a8"/>
+              <w:spacing w:line="312" w:lineRule="auto"/>
+              <w:ind w:left="100"/>
+              <w:rPr>
+                <w:rFonts w:ascii="돋움" w:eastAsia="돋움" w:cs="돋움"/>
+                <w:lang w:eastAsia="ko-KR"/>
+              </w:rPr>
+            </w:pPr>
+            <w:r>
+              <w:rPr>
+                <w:rFonts w:ascii="돋움" w:eastAsia="돋움" w:cs="돋움"/>
+                <w:lang w:eastAsia="ko-KR"/>
+              </w:rPr>
+              <w:t xml:space="preserve">이 프로젝트는 </w:t>
+            </w:r>
+            <w:r>
+              <w:rPr>
+                <w:rFonts w:ascii="돋움" w:eastAsia="돋움" w:cs="돋움"/>
+                <w:lang w:eastAsia="ko-KR"/>
+              </w:rPr>
+              <w:t>“</w:t>
+            </w:r>
+            <w:r>
+              <w:rPr>
+                <w:rFonts w:ascii="돋움" w:eastAsia="돋움" w:cs="돋움"/>
+                <w:lang w:eastAsia="ko-KR"/>
+              </w:rPr>
+              <w:t>몇 % 개선</w:t>
+            </w:r>
+            <w:r>
+              <w:rPr>
+                <w:rFonts w:ascii="돋움" w:eastAsia="돋움" w:cs="돋움"/>
+                <w:lang w:eastAsia="ko-KR"/>
+              </w:rPr>
+              <w:t>”</w:t>
+            </w:r>
+            <w:r>
+              <w:rPr>
+                <w:rFonts w:ascii="돋움" w:eastAsia="돋움" w:cs="돋움"/>
+                <w:lang w:eastAsia="ko-KR"/>
+              </w:rPr>
+              <w:t>같은 목표 수치를 미리 정하지 않고, 실험 결과를 직접 관찰하고 분석하는 방식으로 진행합니다. FCFS</w:t>
+            </w:r>
+            <w:proofErr w:type="spellStart"/>
+            <w:r>
+              <w:rPr>
+                <w:rFonts w:ascii="돋움" w:eastAsia="돋움" w:cs="돋움"/>
+                <w:lang w:eastAsia="ko-KR"/>
+              </w:rPr>
+              <w:t>를</w:t>
+            </w:r>
+            <w:proofErr w:type="spellEnd"/>
+            <w:r>
+              <w:rPr>
+                <w:rFonts w:ascii="돋움" w:eastAsia="돋움" w:cs="돋움"/>
+                <w:lang w:eastAsia="ko-KR"/>
+              </w:rPr>
+              <w:t xml:space="preserve"> 기준(베이스라인)</w:t>
+            </w:r>
+            <w:proofErr w:type="spellStart"/>
+            <w:r>
+              <w:rPr>
+                <w:rFonts w:ascii="돋움" w:eastAsia="돋움" w:cs="돋움"/>
+                <w:lang w:eastAsia="ko-KR"/>
+              </w:rPr>
+              <w:t>으로</w:t>
+            </w:r>
+            <w:proofErr w:type="spellEnd"/>
+            <w:r>
+              <w:rPr>
+                <w:rFonts w:ascii="돋움" w:eastAsia="돋움" w:cs="돋움"/>
+                <w:lang w:eastAsia="ko-KR"/>
+              </w:rPr>
+              <w:t xml:space="preserve"> 놓고, 나머지 3가지 알고리즘이 각각 어떤 특성을 보이는지 비교합니다.</w:t>
+            </w:r>
+          </w:p>
+          <w:p>
+            <w:pPr>
+              <w:pStyle w:val="a8"/>
+              <w:spacing w:line="200" w:lineRule="auto"/>
+              <w:ind w:left="100"/>
+              <w:rPr>
+                <w:rFonts w:ascii="돋움" w:eastAsia="돋움" w:cs="돋움"/>
+                <w:sz w:val="10"/>
+                <w:szCs w:val="10"/>
+                <w:lang w:eastAsia="ko-KR"/>
+              </w:rPr>
+            </w:pPr>
+          </w:p>
+          <w:tbl>
+            <w:tblPr>
+              <w:tblW w:w="9800" w:type="dxa"/>
               <w:tblBorders>
                 <w:top w:val="single" w:sz="4" w:space="0" w:color="000000"/>
                 <w:left w:val="single" w:sz="4" w:space="0" w:color="000000"/>
@@ -3536,10 +5243,13 @@
             </w:tblPr>
             <w:tblGrid>
               <w:gridCol w:w="2000"/>
-              <w:gridCol w:w="4400"/>
-              <w:gridCol w:w="3400"/>
+              <w:gridCol w:w="1800"/>
+              <w:gridCol w:w="6000"/>
             </w:tblGrid>
             <w:tr>
+              <w:trPr>
+                <w:trHeight w:val="360"/>
+              </w:trPr>
               <w:tc>
                 <w:tcPr>
                   <w:tcW w:w="2000" w:type="dxa"/>
@@ -3550,47 +5260,31 @@
                   <w:pPr>
                     <w:pStyle w:val="a8"/>
                     <w:jc w:val="center"/>
-                  </w:pPr>
-                  <w:r>
                     <w:rPr>
                       <w:rFonts w:ascii="돋움" w:eastAsia="돋움" w:cs="돋움"/>
                       <w:b/>
                       <w:bCs/>
-                      <w:sz w:val="22"/>
-                      <w:szCs w:val="22"/>
-                      <w:lang w:eastAsia="ko-KR"/>
-                    </w:rPr>
-                    <w:t>분류</w:t>
-                  </w:r>
-                </w:p>
-              </w:tc>
-              <w:tc>
-                <w:tcPr>
-                  <w:tcW w:w="4400" w:type="dxa"/>
-                  <w:shd w:val="clear" w:color="auto" w:fill="D9E2F3"/>
-                  <w:vAlign w:val="center"/>
-                </w:tcPr>
-                <w:p>
-                  <w:pPr>
-                    <w:pStyle w:val="a8"/>
-                    <w:jc w:val="center"/>
+                      <w:sz w:val="18"/>
+                      <w:szCs w:val="18"/>
+                      <w:lang w:eastAsia="ko-KR"/>
+                    </w:rPr>
                   </w:pPr>
                   <w:r>
                     <w:rPr>
                       <w:rFonts w:ascii="돋움" w:eastAsia="돋움" w:cs="돋움"/>
                       <w:b/>
                       <w:bCs/>
-                      <w:sz w:val="22"/>
-                      <w:szCs w:val="22"/>
-                      <w:lang w:eastAsia="ko-KR"/>
-                    </w:rPr>
-                    <w:t>기술</w:t>
-                  </w:r>
-                </w:p>
-              </w:tc>
-              <w:tc>
-                <w:tcPr>
-                  <w:tcW w:w="3400" w:type="dxa"/>
+                      <w:sz w:val="18"/>
+                      <w:szCs w:val="18"/>
+                      <w:lang w:eastAsia="ko-KR"/>
+                    </w:rPr>
+                    <w:t>연구 질문</w:t>
+                  </w:r>
+                </w:p>
+              </w:tc>
+              <w:tc>
+                <w:tcPr>
+                  <w:tcW w:w="1800" w:type="dxa"/>
                   <w:shd w:val="clear" w:color="auto" w:fill="D9E2F3"/>
                   <w:vAlign w:val="center"/>
                 </w:tcPr>
@@ -3598,22 +5292,65 @@
                   <w:pPr>
                     <w:pStyle w:val="a8"/>
                     <w:jc w:val="center"/>
-                  </w:pPr>
-                  <w:r>
                     <w:rPr>
                       <w:rFonts w:ascii="돋움" w:eastAsia="돋움" w:cs="돋움"/>
                       <w:b/>
                       <w:bCs/>
-                      <w:sz w:val="22"/>
-                      <w:szCs w:val="22"/>
-                      <w:lang w:eastAsia="ko-KR"/>
-                    </w:rPr>
-                    <w:t>선정 이유</w:t>
+                      <w:sz w:val="18"/>
+                      <w:szCs w:val="18"/>
+                      <w:lang w:eastAsia="ko-KR"/>
+                    </w:rPr>
+                  </w:pPr>
+                  <w:r>
+                    <w:rPr>
+                      <w:rFonts w:ascii="돋움" w:eastAsia="돋움" w:cs="돋움"/>
+                      <w:b/>
+                      <w:bCs/>
+                      <w:sz w:val="18"/>
+                      <w:szCs w:val="18"/>
+                      <w:lang w:eastAsia="ko-KR"/>
+                    </w:rPr>
+                    <w:t>알고리즘</w:t>
+                  </w:r>
+                </w:p>
+              </w:tc>
+              <w:tc>
+                <w:tcPr>
+                  <w:tcW w:w="6000" w:type="dxa"/>
+                  <w:shd w:val="clear" w:color="auto" w:fill="D9E2F3"/>
+                  <w:vAlign w:val="center"/>
+                </w:tcPr>
+                <w:p>
+                  <w:pPr>
+                    <w:pStyle w:val="a8"/>
+                    <w:jc w:val="center"/>
+                    <w:rPr>
+                      <w:rFonts w:ascii="돋움" w:eastAsia="돋움" w:cs="돋움"/>
+                      <w:b/>
+                      <w:bCs/>
+                      <w:sz w:val="18"/>
+                      <w:szCs w:val="18"/>
+                      <w:lang w:eastAsia="ko-KR"/>
+                    </w:rPr>
+                  </w:pPr>
+                  <w:r>
+                    <w:rPr>
+                      <w:rFonts w:ascii="돋움" w:eastAsia="돋움" w:cs="돋움"/>
+                      <w:b/>
+                      <w:bCs/>
+                      <w:sz w:val="18"/>
+                      <w:szCs w:val="18"/>
+                      <w:lang w:eastAsia="ko-KR"/>
+                    </w:rPr>
+                    <w:t>핵심 탐구 내용</w:t>
                   </w:r>
                 </w:p>
               </w:tc>
             </w:tr>
             <w:tr>
+              <w:trPr>
+                <w:trHeight w:val="320"/>
+              </w:trPr>
               <w:tc>
                 <w:tcPr>
                   <w:tcW w:w="2000" w:type="dxa"/>
@@ -3622,60 +5359,84 @@
                 <w:p>
                   <w:pPr>
                     <w:pStyle w:val="a8"/>
-                  </w:pPr>
-                  <w:r>
-                    <w:rPr>
-                      <w:rFonts w:ascii="돋움" w:eastAsia="돋움" w:cs="돋움"/>
-                      <w:sz w:val="22"/>
-                      <w:szCs w:val="22"/>
-                      <w:lang w:eastAsia="ko-KR"/>
-                    </w:rPr>
-                    <w:t>언어/런타임</w:t>
-                  </w:r>
-                </w:p>
-              </w:tc>
-              <w:tc>
-                <w:tcPr>
-                  <w:tcW w:w="4400" w:type="dxa"/>
-                  <w:vAlign w:val="center"/>
-                </w:tcPr>
-                <w:p>
-                  <w:pPr>
-                    <w:pStyle w:val="a8"/>
-                  </w:pPr>
-                  <w:r>
-                    <w:rPr>
-                      <w:rFonts w:ascii="돋움" w:eastAsia="돋움" w:cs="돋움"/>
-                      <w:sz w:val="22"/>
-                      <w:szCs w:val="22"/>
-                      <w:lang w:eastAsia="ko-KR"/>
-                    </w:rPr>
-                    <w:t>JavaScript (ES2024) / Node.js 22+ LTS</w:t>
-                  </w:r>
-                </w:p>
-              </w:tc>
-              <w:tc>
-                <w:tcPr>
-                  <w:tcW w:w="3400" w:type="dxa"/>
-                  <w:vAlign w:val="center"/>
-                </w:tcPr>
-                <w:p>
-                  <w:pPr>
-                    <w:pStyle w:val="a8"/>
-                  </w:pPr>
-                  <w:r>
-                    <w:rPr>
-                      <w:rFonts w:ascii="돋움" w:eastAsia="돋움" w:cs="돋움"/>
-                      <w:sz w:val="22"/>
-                      <w:szCs w:val="22"/>
-                      <w:lang w:eastAsia="ko-KR"/>
-                    </w:rPr>
-                    <w:t>익숙하고 안정적</w:t>
+                    <w:jc w:val="center"/>
+                    <w:rPr>
+                      <w:rFonts w:ascii="돋움" w:eastAsia="돋움" w:cs="돋움"/>
+                      <w:sz w:val="18"/>
+                      <w:szCs w:val="18"/>
+                      <w:lang w:eastAsia="ko-KR"/>
+                    </w:rPr>
+                  </w:pPr>
+                  <w:r>
+                    <w:rPr>
+                      <w:rFonts w:ascii="돋움" w:eastAsia="돋움" w:cs="돋움"/>
+                      <w:sz w:val="18"/>
+                      <w:szCs w:val="18"/>
+                      <w:lang w:eastAsia="ko-KR"/>
+                    </w:rPr>
+                    <w:t>RQ1</w:t>
+                  </w:r>
+                </w:p>
+              </w:tc>
+              <w:tc>
+                <w:tcPr>
+                  <w:tcW w:w="1800" w:type="dxa"/>
+                  <w:vAlign w:val="center"/>
+                </w:tcPr>
+                <w:p>
+                  <w:pPr>
+                    <w:pStyle w:val="a8"/>
+                    <w:jc w:val="center"/>
+                    <w:rPr>
+                      <w:rFonts w:ascii="돋움" w:eastAsia="돋움" w:cs="돋움"/>
+                      <w:sz w:val="18"/>
+                      <w:szCs w:val="18"/>
+                      <w:lang w:eastAsia="ko-KR"/>
+                    </w:rPr>
+                  </w:pPr>
+                  <w:r>
+                    <w:rPr>
+                      <w:rFonts w:ascii="돋움" w:eastAsia="돋움" w:cs="돋움"/>
+                      <w:sz w:val="18"/>
+                      <w:szCs w:val="18"/>
+                      <w:lang w:eastAsia="ko-KR"/>
+                    </w:rPr>
+                    <w:t>Priority</w:t>
+                  </w:r>
+                </w:p>
+              </w:tc>
+              <w:tc>
+                <w:tcPr>
+                  <w:tcW w:w="6000" w:type="dxa"/>
+                  <w:vAlign w:val="center"/>
+                </w:tcPr>
+                <w:p>
+                  <w:pPr>
+                    <w:pStyle w:val="a8"/>
+                    <w:jc w:val="center"/>
+                    <w:rPr>
+                      <w:rFonts w:ascii="돋움" w:eastAsia="돋움" w:cs="돋움"/>
+                      <w:sz w:val="18"/>
+                      <w:szCs w:val="18"/>
+                      <w:lang w:eastAsia="ko-KR"/>
+                    </w:rPr>
+                  </w:pPr>
+                  <w:r>
+                    <w:rPr>
+                      <w:rFonts w:ascii="돋움" w:eastAsia="돋움" w:cs="돋움"/>
+                      <w:sz w:val="18"/>
+                      <w:szCs w:val="18"/>
+                      <w:lang w:eastAsia="ko-KR"/>
+                    </w:rPr>
+                    <w:t>URGENT 요청은 낮은 우선순위 요청보다 얼마나 빠르게 처리되는가?</w:t>
                   </w:r>
                 </w:p>
               </w:tc>
             </w:tr>
             <w:tr>
+              <w:trPr>
+                <w:trHeight w:val="320"/>
+              </w:trPr>
               <w:tc>
                 <w:tcPr>
                   <w:tcW w:w="2000" w:type="dxa"/>
@@ -3684,60 +5445,84 @@
                 <w:p>
                   <w:pPr>
                     <w:pStyle w:val="a8"/>
-                  </w:pPr>
-                  <w:r>
-                    <w:rPr>
-                      <w:rFonts w:ascii="돋움" w:eastAsia="돋움" w:cs="돋움"/>
-                      <w:sz w:val="22"/>
-                      <w:szCs w:val="22"/>
-                      <w:lang w:eastAsia="ko-KR"/>
-                    </w:rPr>
-                    <w:t>웹 프레임워크</w:t>
-                  </w:r>
-                </w:p>
-              </w:tc>
-              <w:tc>
-                <w:tcPr>
-                  <w:tcW w:w="4400" w:type="dxa"/>
-                  <w:vAlign w:val="center"/>
-                </w:tcPr>
-                <w:p>
-                  <w:pPr>
-                    <w:pStyle w:val="a8"/>
-                  </w:pPr>
-                  <w:r>
-                    <w:rPr>
-                      <w:rFonts w:ascii="돋움" w:eastAsia="돋움" w:cs="돋움"/>
-                      <w:sz w:val="22"/>
-                      <w:szCs w:val="22"/>
-                      <w:lang w:eastAsia="ko-KR"/>
-                    </w:rPr>
-                    <w:t>Express.js 4.x</w:t>
-                  </w:r>
-                </w:p>
-              </w:tc>
-              <w:tc>
-                <w:tcPr>
-                  <w:tcW w:w="3400" w:type="dxa"/>
-                  <w:vAlign w:val="center"/>
-                </w:tcPr>
-                <w:p>
-                  <w:pPr>
-                    <w:pStyle w:val="a8"/>
-                  </w:pPr>
-                  <w:r>
-                    <w:rPr>
-                      <w:rFonts w:ascii="돋움" w:eastAsia="돋움" w:cs="돋움"/>
-                      <w:sz w:val="22"/>
-                      <w:szCs w:val="22"/>
-                      <w:lang w:eastAsia="ko-KR"/>
-                    </w:rPr>
-                    <w:t>간결한 REST API</w:t>
+                    <w:jc w:val="center"/>
+                    <w:rPr>
+                      <w:rFonts w:ascii="돋움" w:eastAsia="돋움" w:cs="돋움"/>
+                      <w:sz w:val="18"/>
+                      <w:szCs w:val="18"/>
+                      <w:lang w:eastAsia="ko-KR"/>
+                    </w:rPr>
+                  </w:pPr>
+                  <w:r>
+                    <w:rPr>
+                      <w:rFonts w:ascii="돋움" w:eastAsia="돋움" w:cs="돋움"/>
+                      <w:sz w:val="18"/>
+                      <w:szCs w:val="18"/>
+                      <w:lang w:eastAsia="ko-KR"/>
+                    </w:rPr>
+                    <w:t>RQ2</w:t>
+                  </w:r>
+                </w:p>
+              </w:tc>
+              <w:tc>
+                <w:tcPr>
+                  <w:tcW w:w="1800" w:type="dxa"/>
+                  <w:vAlign w:val="center"/>
+                </w:tcPr>
+                <w:p>
+                  <w:pPr>
+                    <w:pStyle w:val="a8"/>
+                    <w:jc w:val="center"/>
+                    <w:rPr>
+                      <w:rFonts w:ascii="돋움" w:eastAsia="돋움" w:cs="돋움"/>
+                      <w:sz w:val="18"/>
+                      <w:szCs w:val="18"/>
+                      <w:lang w:eastAsia="ko-KR"/>
+                    </w:rPr>
+                  </w:pPr>
+                  <w:r>
+                    <w:rPr>
+                      <w:rFonts w:ascii="돋움" w:eastAsia="돋움" w:cs="돋움"/>
+                      <w:sz w:val="18"/>
+                      <w:szCs w:val="18"/>
+                      <w:lang w:eastAsia="ko-KR"/>
+                    </w:rPr>
+                    <w:t>MLFQ</w:t>
+                  </w:r>
+                </w:p>
+              </w:tc>
+              <w:tc>
+                <w:tcPr>
+                  <w:tcW w:w="6000" w:type="dxa"/>
+                  <w:vAlign w:val="center"/>
+                </w:tcPr>
+                <w:p>
+                  <w:pPr>
+                    <w:pStyle w:val="a8"/>
+                    <w:jc w:val="center"/>
+                    <w:rPr>
+                      <w:rFonts w:ascii="돋움" w:eastAsia="돋움" w:cs="돋움"/>
+                      <w:sz w:val="18"/>
+                      <w:szCs w:val="18"/>
+                      <w:lang w:eastAsia="ko-KR"/>
+                    </w:rPr>
+                  </w:pPr>
+                  <w:r>
+                    <w:rPr>
+                      <w:rFonts w:ascii="돋움" w:eastAsia="돋움" w:cs="돋움"/>
+                      <w:sz w:val="18"/>
+                      <w:szCs w:val="18"/>
+                      <w:lang w:eastAsia="ko-KR"/>
+                    </w:rPr>
+                    <w:t>다양한 길이의 작업이 혼재된 환경에서 어떤 적응성을 보이는가?</w:t>
                   </w:r>
                 </w:p>
               </w:tc>
             </w:tr>
             <w:tr>
+              <w:trPr>
+                <w:trHeight w:val="320"/>
+              </w:trPr>
               <w:tc>
                 <w:tcPr>
                   <w:tcW w:w="2000" w:type="dxa"/>
@@ -3746,183 +5531,76 @@
                 <w:p>
                   <w:pPr>
                     <w:pStyle w:val="a8"/>
-                  </w:pPr>
-                  <w:r>
-                    <w:rPr>
-                      <w:rFonts w:ascii="돋움" w:eastAsia="돋움" w:cs="돋움"/>
-                      <w:sz w:val="22"/>
-                      <w:szCs w:val="22"/>
-                      <w:lang w:eastAsia="ko-KR"/>
-                    </w:rPr>
-                    <w:t>데이터 저장</w:t>
-                  </w:r>
-                </w:p>
-              </w:tc>
-              <w:tc>
-                <w:tcPr>
-                  <w:tcW w:w="4400" w:type="dxa"/>
-                  <w:vAlign w:val="center"/>
-                </w:tcPr>
-                <w:p>
-                  <w:pPr>
-                    <w:pStyle w:val="a8"/>
-                  </w:pPr>
-                  <w:r>
-                    <w:rPr>
-                      <w:rFonts w:ascii="돋움" w:eastAsia="돋움" w:cs="돋움"/>
-                      <w:sz w:val="22"/>
-                      <w:szCs w:val="22"/>
-                      <w:lang w:eastAsia="ko-KR"/>
-                    </w:rPr>
-                    <w:t>JSON 파일</w:t>
-                  </w:r>
-                </w:p>
-              </w:tc>
-              <w:tc>
-                <w:tcPr>
-                  <w:tcW w:w="3400" w:type="dxa"/>
-                  <w:vAlign w:val="center"/>
-                </w:tcPr>
-                <w:p>
-                  <w:pPr>
-                    <w:pStyle w:val="a8"/>
-                  </w:pPr>
-                  <w:r>
-                    <w:rPr>
-                      <w:rFonts w:ascii="돋움" w:eastAsia="돋움" w:cs="돋움"/>
-                      <w:sz w:val="22"/>
-                      <w:szCs w:val="22"/>
-                      <w:lang w:eastAsia="ko-KR"/>
-                    </w:rPr>
-                    <w:t>별도 패키지 불필요</w:t>
-                  </w:r>
-                </w:p>
-              </w:tc>
-            </w:tr>
-            <w:tr>
-              <w:tc>
-                <w:tcPr>
-                  <w:tcW w:w="2000" w:type="dxa"/>
-                  <w:vAlign w:val="center"/>
-                </w:tcPr>
-                <w:p>
-                  <w:pPr>
-                    <w:pStyle w:val="a8"/>
-                  </w:pPr>
-                  <w:r>
-                    <w:rPr>
-                      <w:rFonts w:ascii="돋움" w:eastAsia="돋움" w:cs="돋움"/>
-                      <w:sz w:val="22"/>
-                      <w:szCs w:val="22"/>
-                      <w:lang w:eastAsia="ko-KR"/>
-                    </w:rPr>
-                    <w:t>테스트</w:t>
-                  </w:r>
-                </w:p>
-              </w:tc>
-              <w:tc>
-                <w:tcPr>
-                  <w:tcW w:w="4400" w:type="dxa"/>
-                  <w:vAlign w:val="center"/>
-                </w:tcPr>
-                <w:p>
-                  <w:pPr>
-                    <w:pStyle w:val="a8"/>
-                  </w:pPr>
-                  <w:r>
-                    <w:rPr>
-                      <w:rFonts w:ascii="돋움" w:eastAsia="돋움" w:cs="돋움"/>
-                      <w:sz w:val="22"/>
-                      <w:szCs w:val="22"/>
-                      <w:lang w:eastAsia="ko-KR"/>
-                    </w:rPr>
-                    <w:t>Jest 29.x 이상</w:t>
-                  </w:r>
-                </w:p>
-              </w:tc>
-              <w:tc>
-                <w:tcPr>
-                  <w:tcW w:w="3400" w:type="dxa"/>
-                  <w:vAlign w:val="center"/>
-                </w:tcPr>
-                <w:p>
-                  <w:pPr>
-                    <w:pStyle w:val="a8"/>
-                  </w:pPr>
-                  <w:r>
-                    <w:rPr>
-                      <w:rFonts w:ascii="돋움" w:eastAsia="돋움" w:cs="돋움"/>
-                      <w:sz w:val="22"/>
-                      <w:szCs w:val="22"/>
-                      <w:lang w:eastAsia="ko-KR"/>
-                    </w:rPr>
-                    <w:t>표준 프레임워크</w:t>
-                  </w:r>
-                </w:p>
-              </w:tc>
-            </w:tr>
-            <w:tr>
-              <w:tc>
-                <w:tcPr>
-                  <w:tcW w:w="2000" w:type="dxa"/>
-                  <w:vAlign w:val="center"/>
-                </w:tcPr>
-                <w:p>
-                  <w:pPr>
-                    <w:pStyle w:val="a8"/>
-                  </w:pPr>
-                  <w:r>
-                    <w:rPr>
-                      <w:rFonts w:ascii="돋움" w:eastAsia="돋움" w:cs="돋움"/>
-                      <w:sz w:val="22"/>
-                      <w:szCs w:val="22"/>
-                      <w:lang w:eastAsia="ko-KR"/>
-                    </w:rPr>
-                    <w:lastRenderedPageBreak/>
-                    <w:t>LLM</w:t>
-                  </w:r>
-                </w:p>
-              </w:tc>
-              <w:tc>
-                <w:tcPr>
-                  <w:tcW w:w="4400" w:type="dxa"/>
-                  <w:vAlign w:val="center"/>
-                </w:tcPr>
-                <w:p>
-                  <w:pPr>
-                    <w:pStyle w:val="a8"/>
-                  </w:pPr>
-                  <w:r>
-                    <w:rPr>
-                      <w:rFonts w:ascii="돋움" w:eastAsia="돋움" w:cs="돋움"/>
-                      <w:sz w:val="22"/>
-                      <w:szCs w:val="22"/>
-                      <w:lang w:eastAsia="ko-KR"/>
-                    </w:rPr>
-                    <w:t>Ollama (로컬)</w:t>
-                  </w:r>
-                </w:p>
-              </w:tc>
-              <w:tc>
-                <w:tcPr>
-                  <w:tcW w:w="3400" w:type="dxa"/>
-                  <w:vAlign w:val="center"/>
-                </w:tcPr>
-                <w:p>
-                  <w:pPr>
-                    <w:pStyle w:val="a8"/>
-                    <w:rPr>
-                      <w:lang w:eastAsia="ko-KR"/>
-                    </w:rPr>
-                  </w:pPr>
-                  <w:r>
-                    <w:rPr>
-                      <w:rFonts w:ascii="돋움" w:eastAsia="돋움" w:cs="돋움"/>
-                      <w:sz w:val="22"/>
-                      <w:szCs w:val="22"/>
-                      <w:lang w:eastAsia="ko-KR"/>
-                    </w:rPr>
-                    <w:t>무료 실행, 외부 API 비용 불필요</w:t>
+                    <w:jc w:val="center"/>
+                    <w:rPr>
+                      <w:rFonts w:ascii="돋움" w:eastAsia="돋움" w:cs="돋움"/>
+                      <w:sz w:val="18"/>
+                      <w:szCs w:val="18"/>
+                      <w:lang w:eastAsia="ko-KR"/>
+                    </w:rPr>
+                  </w:pPr>
+                  <w:r>
+                    <w:rPr>
+                      <w:rFonts w:ascii="돋움" w:eastAsia="돋움" w:cs="돋움"/>
+                      <w:sz w:val="18"/>
+                      <w:szCs w:val="18"/>
+                      <w:lang w:eastAsia="ko-KR"/>
+                    </w:rPr>
+                    <w:t>RQ3</w:t>
+                  </w:r>
+                </w:p>
+              </w:tc>
+              <w:tc>
+                <w:tcPr>
+                  <w:tcW w:w="1800" w:type="dxa"/>
+                  <w:vAlign w:val="center"/>
+                </w:tcPr>
+                <w:p>
+                  <w:pPr>
+                    <w:pStyle w:val="a8"/>
+                    <w:jc w:val="center"/>
+                    <w:rPr>
+                      <w:rFonts w:ascii="돋움" w:eastAsia="돋움" w:cs="돋움"/>
+                      <w:sz w:val="18"/>
+                      <w:szCs w:val="18"/>
+                      <w:lang w:eastAsia="ko-KR"/>
+                    </w:rPr>
+                  </w:pPr>
+                  <w:r>
+                    <w:rPr>
+                      <w:rFonts w:ascii="돋움" w:eastAsia="돋움" w:cs="돋움"/>
+                      <w:sz w:val="18"/>
+                      <w:szCs w:val="18"/>
+                      <w:lang w:eastAsia="ko-KR"/>
+                    </w:rPr>
+                    <w:t>WFQ</w:t>
+                  </w:r>
+                </w:p>
+              </w:tc>
+              <w:tc>
+                <w:tcPr>
+                  <w:tcW w:w="6000" w:type="dxa"/>
+                  <w:vAlign w:val="center"/>
+                </w:tcPr>
+                <w:p>
+                  <w:pPr>
+                    <w:pStyle w:val="a8"/>
+                    <w:jc w:val="center"/>
+                    <w:rPr>
+                      <w:rFonts w:ascii="돋움" w:eastAsia="돋움" w:cs="돋움"/>
+                      <w:sz w:val="18"/>
+                      <w:szCs w:val="18"/>
+                      <w:lang w:eastAsia="ko-KR"/>
+                    </w:rPr>
+                  </w:pPr>
+                  <w:r>
+                    <w:rPr>
+                      <w:rFonts w:ascii="돋움" w:eastAsia="돋움" w:cs="돋움"/>
+                      <w:sz w:val="18"/>
+                      <w:szCs w:val="18"/>
+                      <w:lang w:eastAsia="ko-KR"/>
+                    </w:rPr>
+                    <w:t>가중치에 비례하는 서비스 차등화를 달성하는가?</w:t>
                   </w:r>
                 </w:p>
               </w:tc>
@@ -3932,7 +5610,11 @@
             <w:pPr>
               <w:pStyle w:val="a8"/>
               <w:spacing w:line="200" w:lineRule="auto"/>
-              <w:rPr>
+              <w:ind w:left="100"/>
+              <w:rPr>
+                <w:rFonts w:ascii="돋움" w:eastAsia="돋움" w:cs="돋움"/>
+                <w:sz w:val="10"/>
+                <w:szCs w:val="10"/>
                 <w:lang w:eastAsia="ko-KR"/>
               </w:rPr>
             </w:pPr>
@@ -3943,47 +5625,30 @@
               <w:spacing w:line="312" w:lineRule="auto"/>
               <w:ind w:left="100"/>
               <w:rPr>
-                <w:lang w:eastAsia="ko-KR"/>
-              </w:rPr>
-            </w:pPr>
-            <w:r>
-              <w:rPr>
-                <w:rFonts w:ascii="돋움" w:eastAsia="돋움" w:cs="돋움"/>
-                <w:sz w:val="22"/>
-                <w:szCs w:val="22"/>
-                <w:lang w:eastAsia="ko-KR"/>
-              </w:rPr>
-              <w:t>혼자서 한 학기 안에 완성할 수 있도록 외부 패키지는 3~4개로 최소화하고, 스케줄링 알고리즘 구현에 집중할 수 있게 단순한 구조로 만들 계획입니다.</w:t>
-            </w:r>
-          </w:p>
-          <w:p>
-            <w:pPr>
-              <w:pStyle w:val="a8"/>
-              <w:spacing w:before="240" w:line="312" w:lineRule="auto"/>
+                <w:rFonts w:ascii="돋움" w:eastAsia="돋움" w:cs="돋움"/>
+                <w:lang w:eastAsia="ko-KR"/>
+              </w:rPr>
+            </w:pPr>
+            <w:r>
+              <w:rPr>
+                <w:rFonts w:ascii="돋움" w:eastAsia="돋움" w:cs="돋움"/>
+                <w:lang w:eastAsia="ko-KR"/>
+              </w:rPr>
+              <w:t>이론적으로 Priority 스케줄링에서 URGENT 요청의 대기시간이 FCFS 대비 크게 감소할 것으로 예상되며, 구현 후 실험을 통해 조건별 결과를 정밀하게 비교할 예정입니다.</w:t>
+            </w:r>
+          </w:p>
+          <w:p>
+            <w:pPr>
+              <w:pStyle w:val="a8"/>
+              <w:spacing w:line="200" w:lineRule="auto"/>
               <w:ind w:left="100"/>
-            </w:pPr>
-            <w:r>
-              <w:rPr>
-                <w:rFonts w:ascii="돋움" w:eastAsia="돋움" w:cs="돋움" w:hint="eastAsia"/>
-                <w:b/>
-                <w:bCs/>
-                <w:sz w:val="28"/>
-                <w:szCs w:val="28"/>
-                <w:lang w:eastAsia="ko-KR"/>
-              </w:rPr>
-              <w:t>5</w:t>
-            </w:r>
-            <w:r>
-              <w:rPr>
-                <w:rFonts w:ascii="돋움" w:eastAsia="돋움" w:cs="돋움"/>
-                <w:b/>
-                <w:bCs/>
-                <w:sz w:val="28"/>
-                <w:szCs w:val="28"/>
-                <w:lang w:eastAsia="ko-KR"/>
-              </w:rPr>
-              <w:t>. 시스템 구조</w:t>
-            </w:r>
+              <w:rPr>
+                <w:rFonts w:ascii="돋움" w:eastAsia="돋움" w:cs="돋움"/>
+                <w:sz w:val="10"/>
+                <w:szCs w:val="10"/>
+                <w:lang w:eastAsia="ko-KR"/>
+              </w:rPr>
+            </w:pPr>
           </w:p>
           <w:p>
             <w:pPr>
@@ -3991,172 +5656,51 @@
               <w:spacing w:line="312" w:lineRule="auto"/>
               <w:ind w:left="100"/>
               <w:rPr>
-                <w:lang w:eastAsia="ko-KR"/>
-              </w:rPr>
-            </w:pPr>
-            <w:r>
-              <w:rPr>
-                <w:rFonts w:ascii="돋움" w:eastAsia="돋움" w:cs="돋움"/>
-                <w:sz w:val="22"/>
-                <w:szCs w:val="22"/>
-                <w:lang w:eastAsia="ko-KR"/>
-              </w:rPr>
-              <w:t xml:space="preserve">시스템은 </w:t>
-            </w:r>
-            <w:r>
-              <w:rPr>
-                <w:rFonts w:ascii="돋움" w:eastAsia="돋움" w:cs="돋움"/>
-                <w:b/>
-                <w:bCs/>
-                <w:sz w:val="22"/>
-                <w:szCs w:val="22"/>
-                <w:lang w:eastAsia="ko-KR"/>
-              </w:rPr>
-              <w:t xml:space="preserve">클라이언트 </w:t>
-            </w:r>
-            <w:r>
-              <w:rPr>
-                <w:rFonts w:ascii="돋움" w:eastAsia="돋움" w:cs="돋움"/>
-                <w:b/>
-                <w:bCs/>
-                <w:sz w:val="22"/>
-                <w:szCs w:val="22"/>
-                <w:lang w:eastAsia="ko-KR"/>
-              </w:rPr>
-              <w:t>→</w:t>
-            </w:r>
-            <w:r>
-              <w:rPr>
-                <w:rFonts w:ascii="돋움" w:eastAsia="돋움" w:cs="돋움"/>
-                <w:b/>
-                <w:bCs/>
-                <w:sz w:val="22"/>
-                <w:szCs w:val="22"/>
-                <w:lang w:eastAsia="ko-KR"/>
-              </w:rPr>
-              <w:t xml:space="preserve"> REST API </w:t>
-            </w:r>
-            <w:r>
-              <w:rPr>
-                <w:rFonts w:ascii="돋움" w:eastAsia="돋움" w:cs="돋움"/>
-                <w:b/>
-                <w:bCs/>
-                <w:sz w:val="22"/>
-                <w:szCs w:val="22"/>
-                <w:lang w:eastAsia="ko-KR"/>
-              </w:rPr>
-              <w:t>→</w:t>
-            </w:r>
-            <w:r>
-              <w:rPr>
-                <w:rFonts w:ascii="돋움" w:eastAsia="돋움" w:cs="돋움"/>
-                <w:b/>
-                <w:bCs/>
-                <w:sz w:val="22"/>
-                <w:szCs w:val="22"/>
-                <w:lang w:eastAsia="ko-KR"/>
-              </w:rPr>
-              <w:t xml:space="preserve"> 스케줄러 매니저 </w:t>
-            </w:r>
-            <w:r>
-              <w:rPr>
-                <w:rFonts w:ascii="돋움" w:eastAsia="돋움" w:cs="돋움"/>
-                <w:b/>
-                <w:bCs/>
-                <w:sz w:val="22"/>
-                <w:szCs w:val="22"/>
-                <w:lang w:eastAsia="ko-KR"/>
-              </w:rPr>
-              <w:t>→</w:t>
-            </w:r>
-            <w:r>
-              <w:rPr>
-                <w:rFonts w:ascii="돋움" w:eastAsia="돋움" w:cs="돋움"/>
-                <w:b/>
-                <w:bCs/>
-                <w:sz w:val="22"/>
-                <w:szCs w:val="22"/>
-                <w:lang w:eastAsia="ko-KR"/>
-              </w:rPr>
-              <w:t xml:space="preserve"> 메모리 큐/JSON 저장소 </w:t>
-            </w:r>
-            <w:r>
-              <w:rPr>
-                <w:rFonts w:ascii="돋움" w:eastAsia="돋움" w:cs="돋움"/>
-                <w:b/>
-                <w:bCs/>
-                <w:sz w:val="22"/>
-                <w:szCs w:val="22"/>
-                <w:lang w:eastAsia="ko-KR"/>
-              </w:rPr>
-              <w:t>→</w:t>
-            </w:r>
-            <w:r>
-              <w:rPr>
-                <w:rFonts w:ascii="돋움" w:eastAsia="돋움" w:cs="돋움"/>
-                <w:b/>
-                <w:bCs/>
-                <w:sz w:val="22"/>
-                <w:szCs w:val="22"/>
-                <w:lang w:eastAsia="ko-KR"/>
-              </w:rPr>
-              <w:t xml:space="preserve"> Ollama LLM</w:t>
-            </w:r>
-            <w:r>
-              <w:rPr>
-                <w:rFonts w:ascii="돋움" w:eastAsia="돋움" w:cs="돋움"/>
-                <w:sz w:val="22"/>
-                <w:szCs w:val="22"/>
-                <w:lang w:eastAsia="ko-KR"/>
-              </w:rPr>
-              <w:t>의 흐름으로 구성됩니다. OS에서 프로세스가 Ready Queue에서 대기하다가 CPU</w:t>
+                <w:rFonts w:ascii="돋움" w:eastAsia="돋움" w:cs="돋움"/>
+                <w:b/>
+                <w:bCs/>
+                <w:lang w:eastAsia="ko-KR"/>
+              </w:rPr>
+            </w:pPr>
+            <w:r>
+              <w:rPr>
+                <w:rFonts w:ascii="돋움" w:eastAsia="돋움" w:cs="돋움"/>
+                <w:b/>
+                <w:bCs/>
+                <w:lang w:eastAsia="ko-KR"/>
+              </w:rPr>
+              <w:t xml:space="preserve">품질 목표: 테스트 커버리지 85% 이상, 테스트 </w:t>
             </w:r>
             <w:proofErr w:type="spellStart"/>
             <w:r>
               <w:rPr>
                 <w:rFonts w:ascii="돋움" w:eastAsia="돋움" w:cs="돋움"/>
-                <w:sz w:val="22"/>
-                <w:szCs w:val="22"/>
-                <w:lang w:eastAsia="ko-KR"/>
-              </w:rPr>
-              <w:t>를</w:t>
+                <w:b/>
+                <w:bCs/>
+                <w:lang w:eastAsia="ko-KR"/>
+              </w:rPr>
+              <w:t>통과율</w:t>
             </w:r>
             <w:proofErr w:type="spellEnd"/>
             <w:r>
               <w:rPr>
                 <w:rFonts w:ascii="돋움" w:eastAsia="돋움" w:cs="돋움"/>
-                <w:sz w:val="22"/>
-                <w:szCs w:val="22"/>
-                <w:lang w:eastAsia="ko-KR"/>
-              </w:rPr>
-              <w:t xml:space="preserve"> </w:t>
-            </w:r>
-            <w:proofErr w:type="spellStart"/>
-            <w:r>
-              <w:rPr>
-                <w:rFonts w:ascii="돋움" w:eastAsia="돋움" w:cs="돋움"/>
-                <w:sz w:val="22"/>
-                <w:szCs w:val="22"/>
-                <w:lang w:eastAsia="ko-KR"/>
-              </w:rPr>
-              <w:t>할당받는</w:t>
-            </w:r>
-            <w:proofErr w:type="spellEnd"/>
-            <w:r>
-              <w:rPr>
-                <w:rFonts w:ascii="돋움" w:eastAsia="돋움" w:cs="돋움"/>
-                <w:sz w:val="22"/>
-                <w:szCs w:val="22"/>
-                <w:lang w:eastAsia="ko-KR"/>
-              </w:rPr>
-              <w:t xml:space="preserve"> 것처럼, LLM 요청도 대기열에서 순서를 기다리는 구조입니다.</w:t>
+                <w:b/>
+                <w:bCs/>
+                <w:lang w:eastAsia="ko-KR"/>
+              </w:rPr>
+              <w:t xml:space="preserve"> 100%, 전체 코드 약 1,000줄</w:t>
             </w:r>
           </w:p>
           <w:p>
             <w:pPr>
               <w:pStyle w:val="a8"/>
               <w:spacing w:line="200" w:lineRule="auto"/>
-              <w:rPr>
+              <w:ind w:left="100"/>
+              <w:rPr>
+                <w:rFonts w:ascii="돋움" w:eastAsia="돋움" w:cs="돋움"/>
+                <w:sz w:val="10"/>
+                <w:szCs w:val="10"/>
                 <w:lang w:eastAsia="ko-KR"/>
               </w:rPr>
             </w:pPr>
@@ -4167,399 +5711,34 @@
               <w:spacing w:line="312" w:lineRule="auto"/>
               <w:ind w:left="100"/>
               <w:rPr>
-                <w:lang w:eastAsia="ko-KR"/>
-              </w:rPr>
-            </w:pPr>
-            <w:r>
-              <w:rPr>
-                <w:rFonts w:ascii="돋움" w:eastAsia="돋움" w:cs="돋움"/>
-                <w:sz w:val="22"/>
-                <w:szCs w:val="22"/>
-                <w:lang w:eastAsia="ko-KR"/>
-              </w:rPr>
-              <w:t xml:space="preserve">핵심 모듈과 예상 </w:t>
-            </w:r>
-            <w:proofErr w:type="spellStart"/>
-            <w:r>
-              <w:rPr>
-                <w:rFonts w:ascii="돋움" w:eastAsia="돋움" w:cs="돋움"/>
-                <w:sz w:val="22"/>
-                <w:szCs w:val="22"/>
-                <w:lang w:eastAsia="ko-KR"/>
-              </w:rPr>
-              <w:t>코드량은</w:t>
-            </w:r>
-            <w:proofErr w:type="spellEnd"/>
-            <w:r>
-              <w:rPr>
-                <w:rFonts w:ascii="돋움" w:eastAsia="돋움" w:cs="돋움"/>
-                <w:sz w:val="22"/>
-                <w:szCs w:val="22"/>
-                <w:lang w:eastAsia="ko-KR"/>
-              </w:rPr>
-              <w:t xml:space="preserve"> 다음과 같습니다.</w:t>
-            </w:r>
-          </w:p>
-          <w:tbl>
-            <w:tblPr>
-              <w:tblW w:w="0" w:type="auto"/>
-              <w:tblBorders>
-                <w:top w:val="single" w:sz="4" w:space="0" w:color="000000"/>
-                <w:left w:val="single" w:sz="4" w:space="0" w:color="000000"/>
-                <w:bottom w:val="single" w:sz="4" w:space="0" w:color="000000"/>
-                <w:right w:val="single" w:sz="4" w:space="0" w:color="000000"/>
-                <w:insideH w:val="single" w:sz="4" w:space="0" w:color="000000"/>
-                <w:insideV w:val="single" w:sz="4" w:space="0" w:color="000000"/>
-              </w:tblBorders>
-              <w:tblLayout w:type="fixed"/>
-              <w:tblCellMar>
-                <w:top w:w="40" w:type="dxa"/>
-                <w:left w:w="80" w:type="dxa"/>
-                <w:bottom w:w="40" w:type="dxa"/>
-                <w:right w:w="80" w:type="dxa"/>
-              </w:tblCellMar>
-              <w:tblLook w:val="04A0" w:firstRow="1" w:lastRow="0" w:firstColumn="1" w:lastColumn="0" w:noHBand="0" w:noVBand="1"/>
-            </w:tblPr>
-            <w:tblGrid>
-              <w:gridCol w:w="2400"/>
-              <w:gridCol w:w="4600"/>
-              <w:gridCol w:w="2800"/>
-            </w:tblGrid>
-            <w:tr>
-              <w:tc>
-                <w:tcPr>
-                  <w:tcW w:w="2400" w:type="dxa"/>
-                  <w:shd w:val="clear" w:color="auto" w:fill="D9E2F3"/>
-                  <w:vAlign w:val="center"/>
-                </w:tcPr>
-                <w:p>
-                  <w:pPr>
-                    <w:pStyle w:val="a8"/>
-                    <w:jc w:val="center"/>
-                  </w:pPr>
-                  <w:r>
-                    <w:rPr>
-                      <w:rFonts w:ascii="돋움" w:eastAsia="돋움" w:cs="돋움"/>
-                      <w:b/>
-                      <w:bCs/>
-                      <w:sz w:val="22"/>
-                      <w:szCs w:val="22"/>
-                      <w:lang w:eastAsia="ko-KR"/>
-                    </w:rPr>
-                    <w:t>모듈</w:t>
-                  </w:r>
-                </w:p>
-              </w:tc>
-              <w:tc>
-                <w:tcPr>
-                  <w:tcW w:w="4600" w:type="dxa"/>
-                  <w:shd w:val="clear" w:color="auto" w:fill="D9E2F3"/>
-                  <w:vAlign w:val="center"/>
-                </w:tcPr>
-                <w:p>
-                  <w:pPr>
-                    <w:pStyle w:val="a8"/>
-                    <w:jc w:val="center"/>
-                  </w:pPr>
-                  <w:r>
-                    <w:rPr>
-                      <w:rFonts w:ascii="돋움" w:eastAsia="돋움" w:cs="돋움"/>
-                      <w:b/>
-                      <w:bCs/>
-                      <w:sz w:val="22"/>
-                      <w:szCs w:val="22"/>
-                      <w:lang w:eastAsia="ko-KR"/>
-                    </w:rPr>
-                    <w:t>설명</w:t>
-                  </w:r>
-                </w:p>
-              </w:tc>
-              <w:tc>
-                <w:tcPr>
-                  <w:tcW w:w="2800" w:type="dxa"/>
-                  <w:shd w:val="clear" w:color="auto" w:fill="D9E2F3"/>
-                  <w:vAlign w:val="center"/>
-                </w:tcPr>
-                <w:p>
-                  <w:pPr>
-                    <w:pStyle w:val="a8"/>
-                    <w:jc w:val="center"/>
-                  </w:pPr>
-                  <w:r>
-                    <w:rPr>
-                      <w:rFonts w:ascii="돋움" w:eastAsia="돋움" w:cs="돋움"/>
-                      <w:b/>
-                      <w:bCs/>
-                      <w:sz w:val="22"/>
-                      <w:szCs w:val="22"/>
-                      <w:lang w:eastAsia="ko-KR"/>
-                    </w:rPr>
-                    <w:t xml:space="preserve">예상 </w:t>
-                  </w:r>
-                  <w:proofErr w:type="spellStart"/>
-                  <w:r>
-                    <w:rPr>
-                      <w:rFonts w:ascii="돋움" w:eastAsia="돋움" w:cs="돋움"/>
-                      <w:b/>
-                      <w:bCs/>
-                      <w:sz w:val="22"/>
-                      <w:szCs w:val="22"/>
-                      <w:lang w:eastAsia="ko-KR"/>
-                    </w:rPr>
-                    <w:t>코드량</w:t>
-                  </w:r>
-                  <w:proofErr w:type="spellEnd"/>
-                </w:p>
-              </w:tc>
-            </w:tr>
-            <w:tr>
-              <w:tc>
-                <w:tcPr>
-                  <w:tcW w:w="2400" w:type="dxa"/>
-                  <w:vAlign w:val="center"/>
-                </w:tcPr>
-                <w:p>
-                  <w:pPr>
-                    <w:pStyle w:val="a8"/>
-                  </w:pPr>
-                  <w:r>
-                    <w:rPr>
-                      <w:rFonts w:ascii="돋움" w:eastAsia="돋움" w:cs="돋움"/>
-                      <w:sz w:val="22"/>
-                      <w:szCs w:val="22"/>
-                      <w:lang w:eastAsia="ko-KR"/>
-                    </w:rPr>
-                    <w:t>스케줄러 (4종)</w:t>
-                  </w:r>
-                </w:p>
-              </w:tc>
-              <w:tc>
-                <w:tcPr>
-                  <w:tcW w:w="4600" w:type="dxa"/>
-                  <w:vAlign w:val="center"/>
-                </w:tcPr>
-                <w:p>
-                  <w:pPr>
-                    <w:pStyle w:val="a8"/>
-                  </w:pPr>
-                  <w:r>
-                    <w:rPr>
-                      <w:rFonts w:ascii="돋움" w:eastAsia="돋움" w:cs="돋움"/>
-                      <w:sz w:val="22"/>
-                      <w:szCs w:val="22"/>
-                      <w:lang w:eastAsia="ko-KR"/>
-                    </w:rPr>
-                    <w:t xml:space="preserve">FCFS, </w:t>
-                  </w:r>
-                  <w:proofErr w:type="spellStart"/>
-                  <w:r>
-                    <w:rPr>
-                      <w:rFonts w:ascii="돋움" w:eastAsia="돋움" w:cs="돋움"/>
-                      <w:sz w:val="22"/>
-                      <w:szCs w:val="22"/>
-                      <w:lang w:eastAsia="ko-KR"/>
-                    </w:rPr>
-                    <w:t>Priority+Aging</w:t>
-                  </w:r>
-                  <w:proofErr w:type="spellEnd"/>
-                  <w:r>
-                    <w:rPr>
-                      <w:rFonts w:ascii="돋움" w:eastAsia="돋움" w:cs="돋움"/>
-                      <w:sz w:val="22"/>
-                      <w:szCs w:val="22"/>
-                      <w:lang w:eastAsia="ko-KR"/>
-                    </w:rPr>
-                    <w:t>, MLFQ, WFQ</w:t>
-                  </w:r>
-                </w:p>
-              </w:tc>
-              <w:tc>
-                <w:tcPr>
-                  <w:tcW w:w="2800" w:type="dxa"/>
-                  <w:vAlign w:val="center"/>
-                </w:tcPr>
-                <w:p>
-                  <w:pPr>
-                    <w:pStyle w:val="a8"/>
-                  </w:pPr>
-                  <w:r>
-                    <w:rPr>
-                      <w:rFonts w:ascii="돋움" w:eastAsia="돋움" w:cs="돋움"/>
-                      <w:sz w:val="22"/>
-                      <w:szCs w:val="22"/>
-                      <w:lang w:eastAsia="ko-KR"/>
-                    </w:rPr>
-                    <w:t>~460줄</w:t>
-                  </w:r>
-                </w:p>
-              </w:tc>
-            </w:tr>
-            <w:tr>
-              <w:tc>
-                <w:tcPr>
-                  <w:tcW w:w="2400" w:type="dxa"/>
-                  <w:vAlign w:val="center"/>
-                </w:tcPr>
-                <w:p>
-                  <w:pPr>
-                    <w:pStyle w:val="a8"/>
-                  </w:pPr>
-                  <w:r>
-                    <w:rPr>
-                      <w:rFonts w:ascii="돋움" w:eastAsia="돋움" w:cs="돋움"/>
-                      <w:sz w:val="22"/>
-                      <w:szCs w:val="22"/>
-                      <w:lang w:eastAsia="ko-KR"/>
-                    </w:rPr>
-                    <w:t>기타 모듈</w:t>
-                  </w:r>
-                </w:p>
-              </w:tc>
-              <w:tc>
-                <w:tcPr>
-                  <w:tcW w:w="4600" w:type="dxa"/>
-                  <w:vAlign w:val="center"/>
-                </w:tcPr>
-                <w:p>
-                  <w:pPr>
-                    <w:pStyle w:val="a8"/>
-                    <w:rPr>
-                      <w:lang w:eastAsia="ko-KR"/>
-                    </w:rPr>
-                  </w:pPr>
-                  <w:r>
-                    <w:rPr>
-                      <w:rFonts w:ascii="돋움" w:eastAsia="돋움" w:cs="돋움"/>
-                      <w:sz w:val="22"/>
-                      <w:szCs w:val="22"/>
-                      <w:lang w:eastAsia="ko-KR"/>
-                    </w:rPr>
-                    <w:t>큐, 저장소, API, LLM 클라이언트</w:t>
-                  </w:r>
-                </w:p>
-              </w:tc>
-              <w:tc>
-                <w:tcPr>
-                  <w:tcW w:w="2800" w:type="dxa"/>
-                  <w:vAlign w:val="center"/>
-                </w:tcPr>
-                <w:p>
-                  <w:pPr>
-                    <w:pStyle w:val="a8"/>
-                    <w:rPr>
-                      <w:lang w:eastAsia="ko-KR"/>
-                    </w:rPr>
-                  </w:pPr>
-                  <w:r>
-                    <w:rPr>
-                      <w:rFonts w:ascii="돋움" w:eastAsia="돋움" w:cs="돋움"/>
-                      <w:sz w:val="22"/>
-                      <w:szCs w:val="22"/>
-                      <w:lang w:eastAsia="ko-KR"/>
-                    </w:rPr>
-                    <w:t>~540줄</w:t>
-                  </w:r>
-                </w:p>
-              </w:tc>
-            </w:tr>
-            <w:tr>
-              <w:tc>
-                <w:tcPr>
-                  <w:tcW w:w="2400" w:type="dxa"/>
-                  <w:vAlign w:val="center"/>
-                </w:tcPr>
-                <w:p>
-                  <w:pPr>
-                    <w:pStyle w:val="a8"/>
-                    <w:rPr>
-                      <w:lang w:eastAsia="ko-KR"/>
-                    </w:rPr>
-                  </w:pPr>
-                  <w:r>
-                    <w:rPr>
-                      <w:rFonts w:ascii="돋움" w:eastAsia="돋움" w:cs="돋움"/>
-                      <w:b/>
-                      <w:bCs/>
-                      <w:sz w:val="22"/>
-                      <w:szCs w:val="22"/>
-                      <w:lang w:eastAsia="ko-KR"/>
-                    </w:rPr>
-                    <w:t>전체 합계</w:t>
-                  </w:r>
-                </w:p>
-              </w:tc>
-              <w:tc>
-                <w:tcPr>
-                  <w:tcW w:w="4600" w:type="dxa"/>
-                  <w:vAlign w:val="center"/>
-                </w:tcPr>
-                <w:p>
-                  <w:pPr>
-                    <w:pStyle w:val="a8"/>
-                    <w:rPr>
-                      <w:lang w:eastAsia="ko-KR"/>
-                    </w:rPr>
-                  </w:pPr>
-                </w:p>
-              </w:tc>
-              <w:tc>
-                <w:tcPr>
-                  <w:tcW w:w="2800" w:type="dxa"/>
-                  <w:vAlign w:val="center"/>
-                </w:tcPr>
-                <w:p>
-                  <w:pPr>
-                    <w:pStyle w:val="a8"/>
-                    <w:rPr>
-                      <w:lang w:eastAsia="ko-KR"/>
-                    </w:rPr>
-                  </w:pPr>
-                  <w:r>
-                    <w:rPr>
-                      <w:rFonts w:ascii="돋움" w:eastAsia="돋움" w:cs="돋움"/>
-                      <w:b/>
-                      <w:bCs/>
-                      <w:sz w:val="22"/>
-                      <w:szCs w:val="22"/>
-                      <w:lang w:eastAsia="ko-KR"/>
-                    </w:rPr>
-                    <w:t>~1,000줄</w:t>
-                  </w:r>
-                </w:p>
-              </w:tc>
-            </w:tr>
-          </w:tbl>
-          <w:p>
-            <w:pPr>
-              <w:pStyle w:val="a8"/>
-              <w:spacing w:before="240" w:line="312" w:lineRule="auto"/>
+                <w:rFonts w:ascii="돋움" w:eastAsia="돋움" w:cs="돋움"/>
+                <w:sz w:val="18"/>
+                <w:szCs w:val="18"/>
+                <w:lang w:eastAsia="ko-KR"/>
+              </w:rPr>
+            </w:pPr>
+            <w:r>
+              <w:rPr>
+                <w:rFonts w:ascii="돋움" w:eastAsia="돋움" w:cs="돋움"/>
+                <w:sz w:val="18"/>
+                <w:szCs w:val="18"/>
+                <w:lang w:eastAsia="ko-KR"/>
+              </w:rPr>
+              <w:t>한계점: 이 프로젝트는 로컬 환경에서 알고리즘의 동작을 확인하는 수준이며, 대규모 트래픽이나 분산 환경에서의 검증까지는 다루지 않습니다.</w:t>
+            </w:r>
+          </w:p>
+          <w:p>
+            <w:pPr>
+              <w:pStyle w:val="a8"/>
+              <w:spacing w:line="200" w:lineRule="auto"/>
               <w:ind w:left="100"/>
               <w:rPr>
-                <w:lang w:eastAsia="ko-KR"/>
-              </w:rPr>
-            </w:pPr>
-            <w:r>
-              <w:rPr>
-                <w:rFonts w:ascii="돋움" w:eastAsia="돋움" w:cs="돋움" w:hint="eastAsia"/>
-                <w:b/>
-                <w:bCs/>
-                <w:sz w:val="28"/>
-                <w:szCs w:val="28"/>
-                <w:lang w:eastAsia="ko-KR"/>
-              </w:rPr>
-              <w:t>6</w:t>
-            </w:r>
-            <w:r>
-              <w:rPr>
-                <w:rFonts w:ascii="돋움" w:eastAsia="돋움" w:cs="돋움"/>
-                <w:b/>
-                <w:bCs/>
-                <w:sz w:val="28"/>
-                <w:szCs w:val="28"/>
-                <w:lang w:eastAsia="ko-KR"/>
-              </w:rPr>
-              <w:t>. 연구 질문 및 예상 성과</w:t>
-            </w:r>
+                <w:rFonts w:ascii="돋움" w:eastAsia="돋움" w:cs="돋움"/>
+                <w:sz w:val="10"/>
+                <w:szCs w:val="10"/>
+                <w:lang w:eastAsia="ko-KR"/>
+              </w:rPr>
+            </w:pPr>
           </w:p>
           <w:p>
             <w:pPr>
@@ -4567,368 +5746,35 @@
               <w:spacing w:line="312" w:lineRule="auto"/>
               <w:ind w:left="100"/>
               <w:rPr>
-                <w:lang w:eastAsia="ko-KR"/>
-              </w:rPr>
-            </w:pPr>
-            <w:r>
-              <w:rPr>
-                <w:rFonts w:ascii="돋움" w:eastAsia="돋움" w:cs="돋움"/>
-                <w:sz w:val="22"/>
-                <w:szCs w:val="22"/>
-                <w:lang w:eastAsia="ko-KR"/>
-              </w:rPr>
-              <w:t>이 프로젝트는 "몇 % 개선"같은 목표 수치를 미리 정하지 않고, 실험 결과를 직접 관찰하고 분석하는 방식으로 진행합니다. FCFS</w:t>
-            </w:r>
-            <w:proofErr w:type="spellStart"/>
-            <w:r>
-              <w:rPr>
-                <w:rFonts w:ascii="돋움" w:eastAsia="돋움" w:cs="돋움"/>
-                <w:sz w:val="22"/>
-                <w:szCs w:val="22"/>
-                <w:lang w:eastAsia="ko-KR"/>
-              </w:rPr>
-              <w:t>를</w:t>
-            </w:r>
-            <w:proofErr w:type="spellEnd"/>
-            <w:r>
-              <w:rPr>
-                <w:rFonts w:ascii="돋움" w:eastAsia="돋움" w:cs="돋움"/>
-                <w:sz w:val="22"/>
-                <w:szCs w:val="22"/>
-                <w:lang w:eastAsia="ko-KR"/>
-              </w:rPr>
-              <w:t xml:space="preserve"> 기준(베이스라인)</w:t>
-            </w:r>
-            <w:proofErr w:type="spellStart"/>
-            <w:r>
-              <w:rPr>
-                <w:rFonts w:ascii="돋움" w:eastAsia="돋움" w:cs="돋움"/>
-                <w:sz w:val="22"/>
-                <w:szCs w:val="22"/>
-                <w:lang w:eastAsia="ko-KR"/>
-              </w:rPr>
-              <w:t>으로</w:t>
-            </w:r>
-            <w:proofErr w:type="spellEnd"/>
-            <w:r>
-              <w:rPr>
-                <w:rFonts w:ascii="돋움" w:eastAsia="돋움" w:cs="돋움"/>
-                <w:sz w:val="22"/>
-                <w:szCs w:val="22"/>
-                <w:lang w:eastAsia="ko-KR"/>
-              </w:rPr>
-              <w:t xml:space="preserve"> 놓고, 나머지 3가지 알고리즘이 각각 어떤 특성을 보이는지 비교합니다.</w:t>
+                <w:rFonts w:ascii="돋움" w:eastAsia="돋움" w:cs="돋움"/>
+                <w:b/>
+                <w:bCs/>
+                <w:sz w:val="24"/>
+                <w:szCs w:val="24"/>
+                <w:lang w:eastAsia="ko-KR"/>
+              </w:rPr>
+            </w:pPr>
+            <w:r>
+              <w:rPr>
+                <w:rFonts w:ascii="돋움" w:eastAsia="돋움" w:cs="돋움"/>
+                <w:b/>
+                <w:bCs/>
+                <w:sz w:val="24"/>
+                <w:szCs w:val="24"/>
+                <w:lang w:eastAsia="ko-KR"/>
+              </w:rPr>
+              <w:t>7. AI 활용 및 연구 윤리 준수</w:t>
             </w:r>
           </w:p>
           <w:p>
             <w:pPr>
               <w:pStyle w:val="a8"/>
               <w:spacing w:line="200" w:lineRule="auto"/>
-              <w:rPr>
-                <w:lang w:eastAsia="ko-KR"/>
-              </w:rPr>
-            </w:pPr>
-          </w:p>
-          <w:tbl>
-            <w:tblPr>
-              <w:tblW w:w="0" w:type="auto"/>
-              <w:tblBorders>
-                <w:top w:val="single" w:sz="4" w:space="0" w:color="000000"/>
-                <w:left w:val="single" w:sz="4" w:space="0" w:color="000000"/>
-                <w:bottom w:val="single" w:sz="4" w:space="0" w:color="000000"/>
-                <w:right w:val="single" w:sz="4" w:space="0" w:color="000000"/>
-                <w:insideH w:val="single" w:sz="4" w:space="0" w:color="000000"/>
-                <w:insideV w:val="single" w:sz="4" w:space="0" w:color="000000"/>
-              </w:tblBorders>
-              <w:tblLayout w:type="fixed"/>
-              <w:tblCellMar>
-                <w:top w:w="40" w:type="dxa"/>
-                <w:left w:w="80" w:type="dxa"/>
-                <w:bottom w:w="40" w:type="dxa"/>
-                <w:right w:w="80" w:type="dxa"/>
-              </w:tblCellMar>
-              <w:tblLook w:val="04A0" w:firstRow="1" w:lastRow="0" w:firstColumn="1" w:lastColumn="0" w:noHBand="0" w:noVBand="1"/>
-            </w:tblPr>
-            <w:tblGrid>
-              <w:gridCol w:w="1400"/>
-              <w:gridCol w:w="1600"/>
-              <w:gridCol w:w="6800"/>
-            </w:tblGrid>
-            <w:tr>
-              <w:tc>
-                <w:tcPr>
-                  <w:tcW w:w="1400" w:type="dxa"/>
-                  <w:shd w:val="clear" w:color="auto" w:fill="D9E2F3"/>
-                  <w:vAlign w:val="center"/>
-                </w:tcPr>
-                <w:p>
-                  <w:pPr>
-                    <w:pStyle w:val="a8"/>
-                    <w:jc w:val="center"/>
-                  </w:pPr>
-                  <w:r>
-                    <w:rPr>
-                      <w:rFonts w:ascii="돋움" w:eastAsia="돋움" w:cs="돋움"/>
-                      <w:b/>
-                      <w:bCs/>
-                      <w:sz w:val="22"/>
-                      <w:szCs w:val="22"/>
-                      <w:lang w:eastAsia="ko-KR"/>
-                    </w:rPr>
-                    <w:t>연구 질문</w:t>
-                  </w:r>
-                </w:p>
-              </w:tc>
-              <w:tc>
-                <w:tcPr>
-                  <w:tcW w:w="1600" w:type="dxa"/>
-                  <w:shd w:val="clear" w:color="auto" w:fill="D9E2F3"/>
-                  <w:vAlign w:val="center"/>
-                </w:tcPr>
-                <w:p>
-                  <w:pPr>
-                    <w:pStyle w:val="a8"/>
-                    <w:jc w:val="center"/>
-                  </w:pPr>
-                  <w:r>
-                    <w:rPr>
-                      <w:rFonts w:ascii="돋움" w:eastAsia="돋움" w:cs="돋움"/>
-                      <w:b/>
-                      <w:bCs/>
-                      <w:sz w:val="22"/>
-                      <w:szCs w:val="22"/>
-                      <w:lang w:eastAsia="ko-KR"/>
-                    </w:rPr>
-                    <w:t>알고리즘</w:t>
-                  </w:r>
-                </w:p>
-              </w:tc>
-              <w:tc>
-                <w:tcPr>
-                  <w:tcW w:w="6800" w:type="dxa"/>
-                  <w:shd w:val="clear" w:color="auto" w:fill="D9E2F3"/>
-                  <w:vAlign w:val="center"/>
-                </w:tcPr>
-                <w:p>
-                  <w:pPr>
-                    <w:pStyle w:val="a8"/>
-                    <w:jc w:val="center"/>
-                  </w:pPr>
-                  <w:r>
-                    <w:rPr>
-                      <w:rFonts w:ascii="돋움" w:eastAsia="돋움" w:cs="돋움"/>
-                      <w:b/>
-                      <w:bCs/>
-                      <w:sz w:val="22"/>
-                      <w:szCs w:val="22"/>
-                      <w:lang w:eastAsia="ko-KR"/>
-                    </w:rPr>
-                    <w:t>핵심 탐구 내용</w:t>
-                  </w:r>
-                </w:p>
-              </w:tc>
-            </w:tr>
-            <w:tr>
-              <w:tc>
-                <w:tcPr>
-                  <w:tcW w:w="1400" w:type="dxa"/>
-                  <w:vAlign w:val="center"/>
-                </w:tcPr>
-                <w:p>
-                  <w:pPr>
-                    <w:pStyle w:val="a8"/>
-                  </w:pPr>
-                  <w:r>
-                    <w:rPr>
-                      <w:rFonts w:ascii="돋움" w:eastAsia="돋움" w:cs="돋움"/>
-                      <w:sz w:val="22"/>
-                      <w:szCs w:val="22"/>
-                      <w:lang w:eastAsia="ko-KR"/>
-                    </w:rPr>
-                    <w:t>RQ1</w:t>
-                  </w:r>
-                </w:p>
-              </w:tc>
-              <w:tc>
-                <w:tcPr>
-                  <w:tcW w:w="1600" w:type="dxa"/>
-                  <w:vAlign w:val="center"/>
-                </w:tcPr>
-                <w:p>
-                  <w:pPr>
-                    <w:pStyle w:val="a8"/>
-                  </w:pPr>
-                  <w:r>
-                    <w:rPr>
-                      <w:rFonts w:ascii="돋움" w:eastAsia="돋움" w:cs="돋움"/>
-                      <w:sz w:val="22"/>
-                      <w:szCs w:val="22"/>
-                      <w:lang w:eastAsia="ko-KR"/>
-                    </w:rPr>
-                    <w:t>Priority</w:t>
-                  </w:r>
-                </w:p>
-              </w:tc>
-              <w:tc>
-                <w:tcPr>
-                  <w:tcW w:w="6800" w:type="dxa"/>
-                  <w:vAlign w:val="center"/>
-                </w:tcPr>
-                <w:p>
-                  <w:pPr>
-                    <w:pStyle w:val="a8"/>
-                    <w:rPr>
-                      <w:lang w:eastAsia="ko-KR"/>
-                    </w:rPr>
-                  </w:pPr>
-                  <w:r>
-                    <w:rPr>
-                      <w:rFonts w:ascii="돋움" w:eastAsia="돋움" w:cs="돋움"/>
-                      <w:sz w:val="22"/>
-                      <w:szCs w:val="22"/>
-                      <w:lang w:eastAsia="ko-KR"/>
-                    </w:rPr>
-                    <w:t>URGENT 요청은 낮은 우선순위 요청보다 얼마나 빠르게 처리되는가?</w:t>
-                  </w:r>
-                </w:p>
-              </w:tc>
-            </w:tr>
-            <w:tr>
-              <w:tc>
-                <w:tcPr>
-                  <w:tcW w:w="1400" w:type="dxa"/>
-                  <w:vAlign w:val="center"/>
-                </w:tcPr>
-                <w:p>
-                  <w:pPr>
-                    <w:pStyle w:val="a8"/>
-                  </w:pPr>
-                  <w:r>
-                    <w:rPr>
-                      <w:rFonts w:ascii="돋움" w:eastAsia="돋움" w:cs="돋움"/>
-                      <w:sz w:val="22"/>
-                      <w:szCs w:val="22"/>
-                      <w:lang w:eastAsia="ko-KR"/>
-                    </w:rPr>
-                    <w:t>RQ2</w:t>
-                  </w:r>
-                </w:p>
-              </w:tc>
-              <w:tc>
-                <w:tcPr>
-                  <w:tcW w:w="1600" w:type="dxa"/>
-                  <w:vAlign w:val="center"/>
-                </w:tcPr>
-                <w:p>
-                  <w:pPr>
-                    <w:pStyle w:val="a8"/>
-                  </w:pPr>
-                  <w:r>
-                    <w:rPr>
-                      <w:rFonts w:ascii="돋움" w:eastAsia="돋움" w:cs="돋움"/>
-                      <w:sz w:val="22"/>
-                      <w:szCs w:val="22"/>
-                      <w:lang w:eastAsia="ko-KR"/>
-                    </w:rPr>
-                    <w:t>MLFQ</w:t>
-                  </w:r>
-                </w:p>
-              </w:tc>
-              <w:tc>
-                <w:tcPr>
-                  <w:tcW w:w="6800" w:type="dxa"/>
-                  <w:vAlign w:val="center"/>
-                </w:tcPr>
-                <w:p>
-                  <w:pPr>
-                    <w:pStyle w:val="a8"/>
-                    <w:rPr>
-                      <w:lang w:eastAsia="ko-KR"/>
-                    </w:rPr>
-                  </w:pPr>
-                  <w:r>
-                    <w:rPr>
-                      <w:rFonts w:ascii="돋움" w:eastAsia="돋움" w:cs="돋움"/>
-                      <w:sz w:val="22"/>
-                      <w:szCs w:val="22"/>
-                      <w:lang w:eastAsia="ko-KR"/>
-                    </w:rPr>
-                    <w:t>다양한 길이의 작업이 혼재된 환경에서 어떤 적응성을 보이는가?</w:t>
-                  </w:r>
-                </w:p>
-              </w:tc>
-            </w:tr>
-            <w:tr>
-              <w:tc>
-                <w:tcPr>
-                  <w:tcW w:w="1400" w:type="dxa"/>
-                  <w:vAlign w:val="center"/>
-                </w:tcPr>
-                <w:p>
-                  <w:pPr>
-                    <w:pStyle w:val="a8"/>
-                  </w:pPr>
-                  <w:r>
-                    <w:rPr>
-                      <w:rFonts w:ascii="돋움" w:eastAsia="돋움" w:cs="돋움"/>
-                      <w:sz w:val="22"/>
-                      <w:szCs w:val="22"/>
-                      <w:lang w:eastAsia="ko-KR"/>
-                    </w:rPr>
-                    <w:t>RQ3</w:t>
-                  </w:r>
-                </w:p>
-              </w:tc>
-              <w:tc>
-                <w:tcPr>
-                  <w:tcW w:w="1600" w:type="dxa"/>
-                  <w:vAlign w:val="center"/>
-                </w:tcPr>
-                <w:p>
-                  <w:pPr>
-                    <w:pStyle w:val="a8"/>
-                  </w:pPr>
-                  <w:r>
-                    <w:rPr>
-                      <w:rFonts w:ascii="돋움" w:eastAsia="돋움" w:cs="돋움"/>
-                      <w:sz w:val="22"/>
-                      <w:szCs w:val="22"/>
-                      <w:lang w:eastAsia="ko-KR"/>
-                    </w:rPr>
-                    <w:t>WFQ</w:t>
-                  </w:r>
-                </w:p>
-              </w:tc>
-              <w:tc>
-                <w:tcPr>
-                  <w:tcW w:w="6800" w:type="dxa"/>
-                  <w:vAlign w:val="center"/>
-                </w:tcPr>
-                <w:p>
-                  <w:pPr>
-                    <w:pStyle w:val="a8"/>
-                    <w:rPr>
-                      <w:lang w:eastAsia="ko-KR"/>
-                    </w:rPr>
-                  </w:pPr>
-                  <w:r>
-                    <w:rPr>
-                      <w:rFonts w:ascii="돋움" w:eastAsia="돋움" w:cs="돋움"/>
-                      <w:sz w:val="22"/>
-                      <w:szCs w:val="22"/>
-                      <w:lang w:eastAsia="ko-KR"/>
-                    </w:rPr>
-                    <w:t>가중치에 비례하는 서비스 차등화를 달성하는가?</w:t>
-                  </w:r>
-                </w:p>
-              </w:tc>
-            </w:tr>
-          </w:tbl>
-          <w:p>
-            <w:pPr>
-              <w:pStyle w:val="a8"/>
-              <w:spacing w:line="200" w:lineRule="auto"/>
-              <w:rPr>
+              <w:ind w:left="100"/>
+              <w:rPr>
+                <w:rFonts w:ascii="돋움" w:eastAsia="돋움" w:cs="돋움"/>
+                <w:sz w:val="10"/>
+                <w:szCs w:val="10"/>
                 <w:lang w:eastAsia="ko-KR"/>
               </w:rPr>
             </w:pPr>
@@ -4939,24 +5785,27 @@
               <w:spacing w:line="312" w:lineRule="auto"/>
               <w:ind w:left="100"/>
               <w:rPr>
-                <w:lang w:eastAsia="ko-KR"/>
-              </w:rPr>
-            </w:pPr>
-            <w:r>
-              <w:rPr>
-                <w:rFonts w:ascii="돋움" w:eastAsia="돋움" w:cs="돋움"/>
-                <w:sz w:val="22"/>
-                <w:szCs w:val="22"/>
-                <w:lang w:eastAsia="ko-KR"/>
-              </w:rPr>
-              <w:t>이론적으로 Priority 스케줄링에서 URGENT 요청의 대기시간이 FCFS 대비 크게 감소할 것으로 예상되며, 구현 후 실험을 통해 조건별 결과를 정밀하게 비교할 예정입니다.</w:t>
+                <w:rFonts w:ascii="돋움" w:eastAsia="돋움" w:cs="돋움"/>
+                <w:lang w:eastAsia="ko-KR"/>
+              </w:rPr>
+            </w:pPr>
+            <w:r>
+              <w:rPr>
+                <w:rFonts w:ascii="돋움" w:eastAsia="돋움" w:cs="돋움"/>
+                <w:lang w:eastAsia="ko-KR"/>
+              </w:rPr>
+              <w:t>이 계획서를 작성하면서 아이디어를 구체화하고 초안을 잡는 단계에서 생성형 AI(GitHub Copilot 등)의 도움을 받았습니다. 다만 최종 내용은 제가 직접 확인하고 수정했으며, 주제 선정과 알고리즘 설계 등 핵심적인 부분은 제가 직접 고민하고 결정했습니다.</w:t>
             </w:r>
           </w:p>
           <w:p>
             <w:pPr>
               <w:pStyle w:val="a8"/>
               <w:spacing w:line="200" w:lineRule="auto"/>
-              <w:rPr>
+              <w:ind w:left="100"/>
+              <w:rPr>
+                <w:rFonts w:ascii="돋움" w:eastAsia="돋움" w:cs="돋움"/>
+                <w:sz w:val="10"/>
+                <w:szCs w:val="10"/>
                 <w:lang w:eastAsia="ko-KR"/>
               </w:rPr>
             </w:pPr>
@@ -4967,187 +5816,32 @@
               <w:spacing w:line="312" w:lineRule="auto"/>
               <w:ind w:left="100"/>
               <w:rPr>
-                <w:lang w:eastAsia="ko-KR"/>
-              </w:rPr>
-            </w:pPr>
-            <w:r>
-              <w:rPr>
-                <w:rFonts w:ascii="돋움" w:eastAsia="돋움" w:cs="돋움"/>
-                <w:b/>
-                <w:bCs/>
-                <w:sz w:val="22"/>
-                <w:szCs w:val="22"/>
-                <w:lang w:eastAsia="ko-KR"/>
-              </w:rPr>
-              <w:t xml:space="preserve">품질 목표: </w:t>
-            </w:r>
-            <w:r>
-              <w:rPr>
-                <w:rFonts w:ascii="돋움" w:eastAsia="돋움" w:cs="돋움"/>
-                <w:sz w:val="22"/>
-                <w:szCs w:val="22"/>
-                <w:lang w:eastAsia="ko-KR"/>
-              </w:rPr>
-              <w:t xml:space="preserve">테스트 커버리지 85% 이상, 테스트 </w:t>
+                <w:rFonts w:ascii="돋움" w:eastAsia="돋움" w:cs="돋움"/>
+                <w:lang w:eastAsia="ko-KR"/>
+              </w:rPr>
+            </w:pPr>
+            <w:r>
+              <w:rPr>
+                <w:rFonts w:ascii="돋움" w:eastAsia="돋움" w:cs="돋움"/>
+                <w:lang w:eastAsia="ko-KR"/>
+              </w:rPr>
+              <w:t>프로젝트를 진행하면서도 코딩이나 문서 작성 시 생성형 AI</w:t>
             </w:r>
             <w:proofErr w:type="spellStart"/>
             <w:r>
               <w:rPr>
                 <w:rFonts w:ascii="돋움" w:eastAsia="돋움" w:cs="돋움"/>
-                <w:sz w:val="22"/>
-                <w:szCs w:val="22"/>
-                <w:lang w:eastAsia="ko-KR"/>
-              </w:rPr>
-              <w:t>통과율</w:t>
+                <w:lang w:eastAsia="ko-KR"/>
+              </w:rPr>
+              <w:t>를</w:t>
             </w:r>
             <w:proofErr w:type="spellEnd"/>
             <w:r>
               <w:rPr>
                 <w:rFonts w:ascii="돋움" w:eastAsia="돋움" w:cs="돋움"/>
-                <w:sz w:val="22"/>
-                <w:szCs w:val="22"/>
-                <w:lang w:eastAsia="ko-KR"/>
-              </w:rPr>
-              <w:t xml:space="preserve"> 100%, 전체 코드 약 1,000줄</w:t>
-            </w:r>
-          </w:p>
-          <w:p>
-            <w:pPr>
-              <w:pStyle w:val="a8"/>
-              <w:spacing w:line="312" w:lineRule="auto"/>
-              <w:ind w:left="100"/>
-              <w:rPr>
-                <w:lang w:eastAsia="ko-KR"/>
-              </w:rPr>
-            </w:pPr>
-            <w:r>
-              <w:rPr>
-                <w:rFonts w:ascii="돋움" w:eastAsia="돋움" w:cs="돋움"/>
-                <w:b/>
-                <w:bCs/>
-                <w:sz w:val="22"/>
-                <w:szCs w:val="22"/>
-                <w:lang w:eastAsia="ko-KR"/>
-              </w:rPr>
-              <w:t xml:space="preserve">한계점: </w:t>
-            </w:r>
-            <w:r>
-              <w:rPr>
-                <w:rFonts w:ascii="돋움" w:eastAsia="돋움" w:cs="돋움"/>
-                <w:sz w:val="22"/>
-                <w:szCs w:val="22"/>
-                <w:lang w:eastAsia="ko-KR"/>
-              </w:rPr>
-              <w:t>이 프로젝트는 로컬 환경에서 알고리즘의 동작을 확인하는 수준이며, 대규모 트래픽이나 분산 환경에서의 검증까지는 다루지 않습니다.</w:t>
-            </w:r>
-          </w:p>
-          <w:p>
-            <w:pPr>
-              <w:pStyle w:val="a8"/>
-              <w:spacing w:before="240" w:line="312" w:lineRule="auto"/>
-              <w:ind w:left="100"/>
-              <w:rPr>
-                <w:lang w:eastAsia="ko-KR"/>
-              </w:rPr>
-            </w:pPr>
-            <w:r>
-              <w:rPr>
-                <w:rFonts w:ascii="돋움" w:eastAsia="돋움" w:cs="돋움"/>
-                <w:b/>
-                <w:bCs/>
-                <w:sz w:val="28"/>
-                <w:szCs w:val="28"/>
-                <w:lang w:eastAsia="ko-KR"/>
-              </w:rPr>
-              <w:t>7</w:t>
-            </w:r>
-            <w:r>
-              <w:rPr>
-                <w:rFonts w:ascii="돋움" w:eastAsia="돋움" w:cs="돋움"/>
-                <w:b/>
-                <w:bCs/>
-                <w:sz w:val="28"/>
-                <w:szCs w:val="28"/>
-                <w:lang w:eastAsia="ko-KR"/>
-              </w:rPr>
-              <w:t>. AI 활용 및 연구 윤리 준수</w:t>
-            </w:r>
-          </w:p>
-          <w:p>
-            <w:pPr>
-              <w:pStyle w:val="a8"/>
-              <w:spacing w:line="312" w:lineRule="auto"/>
-              <w:ind w:left="100"/>
-              <w:rPr>
-                <w:lang w:eastAsia="ko-KR"/>
-              </w:rPr>
-            </w:pPr>
-            <w:r>
-              <w:rPr>
-                <w:rFonts w:ascii="돋움" w:eastAsia="돋움" w:cs="돋움"/>
-                <w:sz w:val="22"/>
-                <w:szCs w:val="22"/>
-                <w:lang w:eastAsia="ko-KR"/>
-              </w:rPr>
-              <w:t>이 계획서를 작성하면서 아이디어를 구체화하고 초안을 잡는 단계에서 생성형 AI(GitHub Copilot 등)의 도움을 받았습니다. 다만 최종 내용은 제가 직접 확인하고 수정했으며, 주제 선정과 알고리즘 설계 등 핵심적인 부분은 제가 직접 고민하고 결정했습니다.</w:t>
-            </w:r>
-          </w:p>
-          <w:p>
-            <w:pPr>
-              <w:pStyle w:val="a8"/>
-              <w:spacing w:line="200" w:lineRule="auto"/>
-              <w:rPr>
-                <w:lang w:eastAsia="ko-KR"/>
-              </w:rPr>
-            </w:pPr>
-          </w:p>
-          <w:p>
-            <w:pPr>
-              <w:pStyle w:val="a8"/>
-              <w:spacing w:line="312" w:lineRule="auto"/>
-              <w:ind w:left="100"/>
-              <w:rPr>
-                <w:lang w:eastAsia="ko-KR"/>
-              </w:rPr>
-            </w:pPr>
-            <w:r>
-              <w:rPr>
-                <w:rFonts w:ascii="돋움" w:eastAsia="돋움" w:cs="돋움"/>
-                <w:sz w:val="22"/>
-                <w:szCs w:val="22"/>
-                <w:lang w:eastAsia="ko-KR"/>
-              </w:rPr>
-              <w:t>프로젝트를 진행하면서도 코딩이나 문서 작성 시 생성형 AI</w:t>
-            </w:r>
-            <w:proofErr w:type="spellStart"/>
-            <w:r>
-              <w:rPr>
-                <w:rFonts w:ascii="돋움" w:eastAsia="돋움" w:cs="돋움"/>
-                <w:sz w:val="22"/>
-                <w:szCs w:val="22"/>
-                <w:lang w:eastAsia="ko-KR"/>
-              </w:rPr>
-              <w:t>를</w:t>
-            </w:r>
-            <w:proofErr w:type="spellEnd"/>
-            <w:r>
-              <w:rPr>
-                <w:rFonts w:ascii="돋움" w:eastAsia="돋움" w:cs="돋움"/>
-                <w:sz w:val="22"/>
-                <w:szCs w:val="22"/>
-                <w:lang w:eastAsia="ko-KR"/>
-              </w:rPr>
-              <w:t xml:space="preserve"> 보조 도구로 활용할 계획이고, AI가 만든 결과물은 항상 직접 검토한 후에 반영하겠습니다. 생성형 AI의 활용 범위는 지도교수님의 방</w:t>
-            </w:r>
-            <w:r>
-              <w:rPr>
-                <w:rFonts w:ascii="돋움" w:eastAsia="돋움" w:cs="돋움"/>
-                <w:sz w:val="22"/>
-                <w:szCs w:val="22"/>
-                <w:lang w:eastAsia="ko-KR"/>
-              </w:rPr>
-              <w:lastRenderedPageBreak/>
-              <w:t>침에 따라 조정할 수 있습니다.</w:t>
+                <w:lang w:eastAsia="ko-KR"/>
+              </w:rPr>
+              <w:t xml:space="preserve"> 보조 도구로 활용할 계획이고, AI가 만든 결과물은 항상 직접 검토한 후에 반영하겠습니다. 생성형 AI의 활용 범위는 지도교수님의 방침에 따라 조정할 수 있습니다.</w:t>
             </w:r>
           </w:p>
         </w:tc>
